--- a/Документация/Отчет.docx
+++ b/Документация/Отчет.docx
@@ -453,6 +453,15 @@
           <w:szCs w:val="28"/>
           <w:vertAlign w:val="superscript"/>
         </w:rPr>
+        <w:t xml:space="preserve">     </w:t>
+      </w:r>
+      <w:r>
+        <w:rPr>
+          <w:color w:val="000000"/>
+          <w:sz w:val="28"/>
+          <w:szCs w:val="28"/>
+          <w:vertAlign w:val="superscript"/>
+        </w:rPr>
         <w:t xml:space="preserve">подпись      </w:t>
       </w:r>
     </w:p>
@@ -620,8 +629,7 @@
       <w:pPr>
         <w:pStyle w:val="a3"/>
         <w:spacing w:before="0" w:beforeAutospacing="0" w:after="0" w:afterAutospacing="0"/>
-        <w:ind w:left="4678"/>
-        <w:jc w:val="center"/>
+        <w:ind w:left="4956"/>
         <w:rPr>
           <w:color w:val="000000"/>
           <w:sz w:val="28"/>
@@ -636,7 +644,52 @@
           <w:szCs w:val="28"/>
           <w:vertAlign w:val="superscript"/>
         </w:rPr>
-        <w:t>подпись                                                 расшифровка</w:t>
+        <w:t xml:space="preserve">          </w:t>
+      </w:r>
+      <w:r>
+        <w:rPr>
+          <w:color w:val="000000"/>
+          <w:sz w:val="28"/>
+          <w:szCs w:val="28"/>
+          <w:vertAlign w:val="superscript"/>
+        </w:rPr>
+        <w:t>подпись</w:t>
+      </w:r>
+      <w:r>
+        <w:rPr>
+          <w:color w:val="000000"/>
+          <w:sz w:val="28"/>
+          <w:szCs w:val="28"/>
+          <w:vertAlign w:val="superscript"/>
+        </w:rPr>
+        <w:t xml:space="preserve">                  </w:t>
+      </w:r>
+      <w:r>
+        <w:rPr>
+          <w:color w:val="000000"/>
+          <w:sz w:val="28"/>
+          <w:szCs w:val="28"/>
+          <w:vertAlign w:val="superscript"/>
+        </w:rPr>
+        <w:t xml:space="preserve"> </w:t>
+      </w:r>
+      <w:r>
+        <w:rPr>
+          <w:color w:val="000000"/>
+          <w:sz w:val="28"/>
+          <w:szCs w:val="28"/>
+          <w:vertAlign w:val="superscript"/>
+        </w:rPr>
+        <w:tab/>
+      </w:r>
+      <w:r>
+        <w:rPr>
+          <w:color w:val="000000"/>
+          <w:sz w:val="28"/>
+          <w:szCs w:val="28"/>
+          <w:vertAlign w:val="superscript"/>
+        </w:rPr>
+        <w:t xml:space="preserve">           расшифровка</w:t>
       </w:r>
     </w:p>
     <w:p>
@@ -968,6 +1021,7 @@
           <w:numId w:val="2"/>
         </w:numPr>
         <w:spacing w:line="360" w:lineRule="auto"/>
+        <w:jc w:val="both"/>
         <w:rPr>
           <w:sz w:val="28"/>
           <w:szCs w:val="28"/>
@@ -989,6 +1043,7 @@
           <w:numId w:val="2"/>
         </w:numPr>
         <w:spacing w:line="360" w:lineRule="auto"/>
+        <w:jc w:val="both"/>
         <w:rPr>
           <w:sz w:val="28"/>
           <w:szCs w:val="28"/>
@@ -1024,6 +1079,7 @@
           <w:numId w:val="2"/>
         </w:numPr>
         <w:spacing w:line="360" w:lineRule="auto"/>
+        <w:jc w:val="both"/>
         <w:rPr>
           <w:sz w:val="28"/>
           <w:szCs w:val="28"/>
@@ -1045,6 +1101,7 @@
           <w:numId w:val="2"/>
         </w:numPr>
         <w:spacing w:line="360" w:lineRule="auto"/>
+        <w:jc w:val="both"/>
         <w:rPr>
           <w:sz w:val="28"/>
           <w:szCs w:val="28"/>
@@ -1066,6 +1123,7 @@
           <w:numId w:val="2"/>
         </w:numPr>
         <w:spacing w:line="360" w:lineRule="auto"/>
+        <w:jc w:val="both"/>
         <w:rPr>
           <w:sz w:val="28"/>
           <w:szCs w:val="28"/>
@@ -1087,6 +1145,7 @@
           <w:numId w:val="2"/>
         </w:numPr>
         <w:spacing w:line="360" w:lineRule="auto"/>
+        <w:jc w:val="both"/>
         <w:rPr>
           <w:sz w:val="28"/>
           <w:szCs w:val="28"/>
@@ -1108,6 +1167,7 @@
           <w:numId w:val="2"/>
         </w:numPr>
         <w:spacing w:line="360" w:lineRule="auto"/>
+        <w:jc w:val="both"/>
         <w:rPr>
           <w:sz w:val="28"/>
           <w:szCs w:val="28"/>
@@ -1129,6 +1189,7 @@
           <w:numId w:val="2"/>
         </w:numPr>
         <w:spacing w:line="360" w:lineRule="auto"/>
+        <w:jc w:val="both"/>
         <w:rPr>
           <w:sz w:val="28"/>
           <w:szCs w:val="28"/>
@@ -1215,53 +1276,6 @@
         </w:rPr>
         <w:t>Заключение</w:t>
       </w:r>
-    </w:p>
-    <w:p>
-      <w:pPr>
-        <w:widowControl w:val="0"/>
-        <w:numPr>
-          <w:ilvl w:val="0"/>
-          <w:numId w:val="1"/>
-        </w:numPr>
-        <w:tabs>
-          <w:tab w:val="left" w:pos="567"/>
-        </w:tabs>
-        <w:autoSpaceDE w:val="0"/>
-        <w:autoSpaceDN w:val="0"/>
-        <w:adjustRightInd w:val="0"/>
-        <w:spacing w:line="360" w:lineRule="auto"/>
-        <w:ind w:left="357" w:hanging="357"/>
-        <w:jc w:val="both"/>
-        <w:rPr>
-          <w:rFonts w:ascii="Times New Roman CYR" w:hAnsi="Times New Roman CYR" w:cs="Times New Roman CYR"/>
-          <w:color w:val="000000"/>
-          <w:sz w:val="28"/>
-          <w:szCs w:val="28"/>
-          <w:highlight w:val="white"/>
-        </w:rPr>
-      </w:pPr>
-      <w:r>
-        <w:rPr>
-          <w:rFonts w:ascii="Times New Roman CYR" w:hAnsi="Times New Roman CYR" w:cs="Times New Roman CYR"/>
-          <w:color w:val="000000"/>
-          <w:sz w:val="28"/>
-          <w:szCs w:val="28"/>
-          <w:highlight w:val="white"/>
-        </w:rPr>
-        <w:t>Приложения к отчету</w:t>
-      </w:r>
-    </w:p>
-    <w:p>
-      <w:pPr>
-        <w:spacing w:after="160" w:line="259" w:lineRule="auto"/>
-        <w:rPr>
-          <w:rFonts w:ascii="Times New Roman CYR" w:hAnsi="Times New Roman CYR" w:cs="Times New Roman CYR"/>
-          <w:color w:val="000000"/>
-          <w:sz w:val="28"/>
-          <w:szCs w:val="28"/>
-          <w:highlight w:val="white"/>
-        </w:rPr>
-      </w:pPr>
       <w:r>
         <w:rPr>
           <w:rFonts w:ascii="Times New Roman CYR" w:hAnsi="Times New Roman CYR" w:cs="Times New Roman CYR"/>
@@ -1280,8 +1294,8 @@
           <w:ilvl w:val="0"/>
           <w:numId w:val="17"/>
         </w:numPr>
-        <w:spacing w:after="160" w:line="360" w:lineRule="auto"/>
-        <w:ind w:hanging="720"/>
+        <w:spacing w:line="360" w:lineRule="auto"/>
+        <w:ind w:left="284" w:hanging="284"/>
         <w:rPr>
           <w:b/>
           <w:bCs/>
@@ -1303,10 +1317,8 @@
     <w:p>
       <w:pPr>
         <w:spacing w:line="360" w:lineRule="auto"/>
-        <w:ind w:firstLine="708"/>
-        <w:rPr>
-          <w:b/>
-          <w:bCs/>
+        <w:ind w:firstLine="709"/>
+        <w:rPr>
           <w:sz w:val="28"/>
           <w:szCs w:val="28"/>
         </w:rPr>
@@ -1330,8 +1342,20 @@
           <w:sz w:val="28"/>
           <w:szCs w:val="28"/>
         </w:rPr>
-        <w:br/>
-      </w:r>
+        <w:t xml:space="preserve"> </w:t>
+      </w:r>
+    </w:p>
+    <w:p>
+      <w:pPr>
+        <w:spacing w:line="360" w:lineRule="auto"/>
+        <w:ind w:firstLine="709"/>
+        <w:rPr>
+          <w:b/>
+          <w:bCs/>
+          <w:sz w:val="28"/>
+          <w:szCs w:val="28"/>
+        </w:rPr>
+      </w:pPr>
       <w:r>
         <w:rPr>
           <w:b/>
@@ -1367,10 +1391,9 @@
     </w:p>
     <w:p>
       <w:pPr>
-        <w:spacing w:after="160" w:line="360" w:lineRule="auto"/>
-        <w:rPr>
-          <w:b/>
-          <w:bCs/>
+        <w:spacing w:line="360" w:lineRule="auto"/>
+        <w:ind w:firstLine="709"/>
+        <w:rPr>
           <w:sz w:val="28"/>
           <w:szCs w:val="28"/>
         </w:rPr>
@@ -1391,13 +1414,18 @@
         </w:rPr>
         <w:t> организация социальной поддержки граждан, назначение пособий, работа с льготными категориями, ведение базы получателей социальных услуг.</w:t>
       </w:r>
-      <w:r>
-        <w:rPr>
-          <w:sz w:val="28"/>
-          <w:szCs w:val="28"/>
-        </w:rPr>
-        <w:br/>
-      </w:r>
+    </w:p>
+    <w:p>
+      <w:pPr>
+        <w:spacing w:line="360" w:lineRule="auto"/>
+        <w:ind w:firstLine="709"/>
+        <w:rPr>
+          <w:b/>
+          <w:bCs/>
+          <w:sz w:val="28"/>
+          <w:szCs w:val="28"/>
+        </w:rPr>
+      </w:pPr>
       <w:r>
         <w:rPr>
           <w:b/>
@@ -1422,8 +1450,8 @@
           <w:ilvl w:val="0"/>
           <w:numId w:val="17"/>
         </w:numPr>
-        <w:spacing w:after="160" w:line="360" w:lineRule="auto"/>
-        <w:ind w:hanging="720"/>
+        <w:spacing w:line="360" w:lineRule="auto"/>
+        <w:ind w:left="284" w:hanging="284"/>
         <w:rPr>
           <w:b/>
           <w:bCs/>
@@ -1445,6 +1473,7 @@
       <w:pPr>
         <w:spacing w:after="160" w:line="360" w:lineRule="auto"/>
         <w:ind w:firstLine="708"/>
+        <w:jc w:val="both"/>
         <w:rPr>
           <w:sz w:val="28"/>
           <w:szCs w:val="28"/>
@@ -1473,8 +1502,8 @@
           <w:ilvl w:val="0"/>
           <w:numId w:val="17"/>
         </w:numPr>
-        <w:spacing w:after="160" w:line="360" w:lineRule="auto"/>
-        <w:ind w:hanging="720"/>
+        <w:spacing w:line="360" w:lineRule="auto"/>
+        <w:ind w:left="284" w:hanging="284"/>
         <w:rPr>
           <w:b/>
           <w:bCs/>
@@ -1496,6 +1525,7 @@
       <w:pPr>
         <w:spacing w:after="160" w:line="360" w:lineRule="auto"/>
         <w:ind w:firstLine="709"/>
+        <w:jc w:val="both"/>
         <w:rPr>
           <w:sz w:val="28"/>
           <w:szCs w:val="28"/>
@@ -1520,7 +1550,8 @@
           <w:tab w:val="num" w:pos="1134"/>
         </w:tabs>
         <w:spacing w:after="160" w:line="360" w:lineRule="auto"/>
-        <w:ind w:hanging="11"/>
+        <w:ind w:left="0" w:firstLine="709"/>
+        <w:jc w:val="both"/>
         <w:rPr>
           <w:sz w:val="28"/>
           <w:szCs w:val="28"/>
@@ -1554,7 +1585,8 @@
           <w:tab w:val="num" w:pos="1134"/>
         </w:tabs>
         <w:spacing w:after="160" w:line="360" w:lineRule="auto"/>
-        <w:ind w:hanging="11"/>
+        <w:ind w:left="0" w:firstLine="709"/>
+        <w:jc w:val="both"/>
         <w:rPr>
           <w:sz w:val="28"/>
           <w:szCs w:val="28"/>
@@ -1615,7 +1647,8 @@
           <w:tab w:val="num" w:pos="1134"/>
         </w:tabs>
         <w:spacing w:after="160" w:line="360" w:lineRule="auto"/>
-        <w:ind w:hanging="11"/>
+        <w:ind w:left="0" w:firstLine="709"/>
+        <w:jc w:val="both"/>
         <w:rPr>
           <w:sz w:val="28"/>
           <w:szCs w:val="28"/>
@@ -1660,7 +1693,8 @@
           <w:tab w:val="num" w:pos="1134"/>
         </w:tabs>
         <w:spacing w:after="160" w:line="360" w:lineRule="auto"/>
-        <w:ind w:hanging="11"/>
+        <w:ind w:left="0" w:firstLine="709"/>
+        <w:jc w:val="both"/>
         <w:rPr>
           <w:sz w:val="28"/>
           <w:szCs w:val="28"/>
@@ -1711,7 +1745,8 @@
           <w:tab w:val="num" w:pos="1134"/>
         </w:tabs>
         <w:spacing w:after="160" w:line="360" w:lineRule="auto"/>
-        <w:ind w:hanging="11"/>
+        <w:ind w:left="0" w:firstLine="709"/>
+        <w:jc w:val="both"/>
         <w:rPr>
           <w:sz w:val="28"/>
           <w:szCs w:val="28"/>
@@ -1743,13 +1778,13 @@
           <w:numId w:val="17"/>
         </w:numPr>
         <w:tabs>
-          <w:tab w:val="left" w:pos="567"/>
+          <w:tab w:val="left" w:pos="284"/>
         </w:tabs>
         <w:autoSpaceDE w:val="0"/>
         <w:autoSpaceDN w:val="0"/>
         <w:adjustRightInd w:val="0"/>
         <w:spacing w:line="360" w:lineRule="auto"/>
-        <w:ind w:hanging="720"/>
+        <w:ind w:left="284" w:hanging="284"/>
         <w:jc w:val="both"/>
         <w:rPr>
           <w:rFonts w:ascii="Times New Roman CYR" w:hAnsi="Times New Roman CYR" w:cs="Times New Roman CYR"/>
@@ -1778,11 +1813,10 @@
       <w:pPr>
         <w:pStyle w:val="a5"/>
         <w:numPr>
-          <w:ilvl w:val="0"/>
-          <w:numId w:val="31"/>
+          <w:ilvl w:val="1"/>
+          <w:numId w:val="17"/>
         </w:numPr>
         <w:spacing w:line="360" w:lineRule="auto"/>
-        <w:ind w:left="1134" w:hanging="425"/>
         <w:rPr>
           <w:b/>
           <w:bCs/>
@@ -1804,6 +1838,7 @@
       <w:pPr>
         <w:spacing w:line="360" w:lineRule="auto"/>
         <w:ind w:firstLine="709"/>
+        <w:jc w:val="both"/>
         <w:rPr>
           <w:sz w:val="28"/>
           <w:szCs w:val="28"/>
@@ -1828,7 +1863,8 @@
           <w:tab w:val="num" w:pos="1134"/>
         </w:tabs>
         <w:spacing w:after="160" w:line="360" w:lineRule="auto"/>
-        <w:ind w:hanging="11"/>
+        <w:ind w:left="0" w:firstLine="709"/>
+        <w:jc w:val="both"/>
         <w:rPr>
           <w:sz w:val="28"/>
           <w:szCs w:val="28"/>
@@ -1873,7 +1909,8 @@
           <w:tab w:val="num" w:pos="1134"/>
         </w:tabs>
         <w:spacing w:after="160" w:line="360" w:lineRule="auto"/>
-        <w:ind w:hanging="11"/>
+        <w:ind w:left="0" w:firstLine="709"/>
+        <w:jc w:val="both"/>
         <w:rPr>
           <w:sz w:val="28"/>
           <w:szCs w:val="28"/>
@@ -1904,7 +1941,21 @@
           <w:sz w:val="28"/>
           <w:szCs w:val="28"/>
         </w:rPr>
-        <w:t xml:space="preserve"> – установлена вручную путём размещения файлов в директории веб-сервера.</w:t>
+        <w:t xml:space="preserve"> – установлена вручную путём размещения файлов в директории веб-сервера</w:t>
+      </w:r>
+      <w:r>
+        <w:rPr>
+          <w:sz w:val="28"/>
+          <w:szCs w:val="28"/>
+        </w:rPr>
+        <w:t xml:space="preserve"> (см. рисунок 1)</w:t>
+      </w:r>
+      <w:r>
+        <w:rPr>
+          <w:sz w:val="28"/>
+          <w:szCs w:val="28"/>
+        </w:rPr>
+        <w:t>.</w:t>
       </w:r>
     </w:p>
     <w:p>
@@ -1918,7 +1969,8 @@
           <w:tab w:val="num" w:pos="1134"/>
         </w:tabs>
         <w:spacing w:after="160" w:line="360" w:lineRule="auto"/>
-        <w:ind w:hanging="11"/>
+        <w:ind w:left="0" w:firstLine="709"/>
+        <w:jc w:val="both"/>
         <w:rPr>
           <w:sz w:val="28"/>
           <w:szCs w:val="28"/>
@@ -1979,7 +2031,8 @@
           <w:tab w:val="num" w:pos="1134"/>
         </w:tabs>
         <w:spacing w:after="160" w:line="360" w:lineRule="auto"/>
-        <w:ind w:hanging="11"/>
+        <w:ind w:left="0" w:firstLine="709"/>
+        <w:jc w:val="both"/>
         <w:rPr>
           <w:sz w:val="28"/>
           <w:szCs w:val="28"/>
@@ -2019,7 +2072,35 @@
           <w:sz w:val="28"/>
           <w:szCs w:val="28"/>
         </w:rPr>
-        <w:t xml:space="preserve"> – установлена с помощью стандартного инсталлятора.</w:t>
+        <w:t xml:space="preserve"> – установлена с помощью стандартного инсталлятора</w:t>
+      </w:r>
+      <w:r>
+        <w:rPr>
+          <w:sz w:val="28"/>
+          <w:szCs w:val="28"/>
+        </w:rPr>
+        <w:t xml:space="preserve"> (см. рисунок </w:t>
+      </w:r>
+      <w:r>
+        <w:rPr>
+          <w:sz w:val="28"/>
+          <w:szCs w:val="28"/>
+        </w:rPr>
+        <w:t>2</w:t>
+      </w:r>
+      <w:r>
+        <w:rPr>
+          <w:sz w:val="28"/>
+          <w:szCs w:val="28"/>
+        </w:rPr>
+        <w:t>)</w:t>
+      </w:r>
+      <w:r>
+        <w:rPr>
+          <w:sz w:val="28"/>
+          <w:szCs w:val="28"/>
+        </w:rPr>
+        <w:t>.</w:t>
       </w:r>
     </w:p>
     <w:p>
@@ -2033,7 +2114,8 @@
           <w:tab w:val="num" w:pos="1134"/>
         </w:tabs>
         <w:spacing w:after="160" w:line="360" w:lineRule="auto"/>
-        <w:ind w:hanging="11"/>
+        <w:ind w:left="0" w:firstLine="709"/>
+        <w:jc w:val="both"/>
         <w:rPr>
           <w:sz w:val="28"/>
           <w:szCs w:val="28"/>
@@ -2064,7 +2146,42 @@
           <w:sz w:val="28"/>
           <w:szCs w:val="28"/>
         </w:rPr>
-        <w:t xml:space="preserve"> – установлен для обеспечения антивирусной защиты.</w:t>
+        <w:t xml:space="preserve"> – установлен для обеспечения антивирусной защиты</w:t>
+      </w:r>
+      <w:r>
+        <w:rPr>
+          <w:sz w:val="28"/>
+          <w:szCs w:val="28"/>
+        </w:rPr>
+        <w:t xml:space="preserve"> </w:t>
+      </w:r>
+      <w:r>
+        <w:rPr>
+          <w:sz w:val="28"/>
+          <w:szCs w:val="28"/>
+        </w:rPr>
+        <w:t xml:space="preserve">(см. рисунок </w:t>
+      </w:r>
+      <w:r>
+        <w:rPr>
+          <w:sz w:val="28"/>
+          <w:szCs w:val="28"/>
+        </w:rPr>
+        <w:t>4</w:t>
+      </w:r>
+      <w:r>
+        <w:rPr>
+          <w:sz w:val="28"/>
+          <w:szCs w:val="28"/>
+        </w:rPr>
+        <w:t>)</w:t>
+      </w:r>
+      <w:r>
+        <w:rPr>
+          <w:sz w:val="28"/>
+          <w:szCs w:val="28"/>
+        </w:rPr>
+        <w:t>.</w:t>
       </w:r>
     </w:p>
     <w:p>
@@ -2078,7 +2195,8 @@
           <w:tab w:val="num" w:pos="1134"/>
         </w:tabs>
         <w:spacing w:after="160" w:line="360" w:lineRule="auto"/>
-        <w:ind w:hanging="11"/>
+        <w:ind w:left="0" w:firstLine="709"/>
+        <w:jc w:val="both"/>
         <w:rPr>
           <w:sz w:val="28"/>
           <w:szCs w:val="28"/>
@@ -2128,7 +2246,8 @@
           <w:tab w:val="num" w:pos="1134"/>
         </w:tabs>
         <w:spacing w:after="160" w:line="360" w:lineRule="auto"/>
-        <w:ind w:hanging="11"/>
+        <w:ind w:left="0" w:firstLine="709"/>
+        <w:jc w:val="both"/>
         <w:rPr>
           <w:sz w:val="28"/>
           <w:szCs w:val="28"/>
@@ -2148,7 +2267,35 @@
           <w:sz w:val="28"/>
           <w:szCs w:val="28"/>
         </w:rPr>
-        <w:t xml:space="preserve"> – установлена путём добавления роли «Службы доменных служб Active Directory» на сервер с Windows Server 2016 Standard.</w:t>
+        <w:t xml:space="preserve"> – установлена путём добавления роли «Службы доменных служб Active Directory» на сервер с Windows Server 2016 Standard</w:t>
+      </w:r>
+      <w:r>
+        <w:rPr>
+          <w:sz w:val="28"/>
+          <w:szCs w:val="28"/>
+        </w:rPr>
+        <w:t xml:space="preserve"> (см. рисунок </w:t>
+      </w:r>
+      <w:r>
+        <w:rPr>
+          <w:sz w:val="28"/>
+          <w:szCs w:val="28"/>
+        </w:rPr>
+        <w:t>3</w:t>
+      </w:r>
+      <w:r>
+        <w:rPr>
+          <w:sz w:val="28"/>
+          <w:szCs w:val="28"/>
+        </w:rPr>
+        <w:t>)</w:t>
+      </w:r>
+      <w:r>
+        <w:rPr>
+          <w:sz w:val="28"/>
+          <w:szCs w:val="28"/>
+        </w:rPr>
+        <w:t>.</w:t>
       </w:r>
     </w:p>
     <w:p>
@@ -2168,192 +2315,10 @@
         </w:rPr>
         <w:lastRenderedPageBreak/>
         <w:drawing>
-          <wp:inline distT="0" distB="0" distL="0" distR="0" wp14:anchorId="79489901" wp14:editId="29D1B348">
-            <wp:extent cx="3105150" cy="1857115"/>
-            <wp:effectExtent l="19050" t="19050" r="0" b="0"/>
+          <wp:inline distT="0" distB="0" distL="0" distR="0" wp14:anchorId="79489901" wp14:editId="34B42A2A">
+            <wp:extent cx="2693670" cy="1611019"/>
+            <wp:effectExtent l="19050" t="19050" r="0" b="8255"/>
             <wp:docPr id="4" name="Рисунок 4"/>
-            <wp:cNvGraphicFramePr>
-              <a:graphicFrameLocks xmlns:a="http://schemas.openxmlformats.org/drawingml/2006/main" noChangeAspect="1"/>
-            </wp:cNvGraphicFramePr>
-            <a:graphic xmlns:a="http://schemas.openxmlformats.org/drawingml/2006/main">
-              <a:graphicData uri="http://schemas.openxmlformats.org/drawingml/2006/picture">
-                <pic:pic xmlns:pic="http://schemas.openxmlformats.org/drawingml/2006/picture">
-                  <pic:nvPicPr>
-                    <pic:cNvPr id="1" name=""/>
-                    <pic:cNvPicPr/>
-                  </pic:nvPicPr>
-                  <pic:blipFill>
-                    <a:blip r:embed="rId6"/>
-                    <a:stretch>
-                      <a:fillRect/>
-                    </a:stretch>
-                  </pic:blipFill>
-                  <pic:spPr>
-                    <a:xfrm>
-                      <a:off x="0" y="0"/>
-                      <a:ext cx="3112686" cy="1861622"/>
-                    </a:xfrm>
-                    <a:prstGeom prst="rect">
-                      <a:avLst/>
-                    </a:prstGeom>
-                    <a:ln>
-                      <a:solidFill>
-                        <a:schemeClr val="tx1"/>
-                      </a:solidFill>
-                    </a:ln>
-                  </pic:spPr>
-                </pic:pic>
-              </a:graphicData>
-            </a:graphic>
-          </wp:inline>
-        </w:drawing>
-      </w:r>
-      <w:r>
-        <w:rPr>
-          <w:sz w:val="28"/>
-          <w:szCs w:val="28"/>
-        </w:rPr>
-        <w:br/>
-        <w:t xml:space="preserve">(Рисунок 1 – установка и настройка </w:t>
-      </w:r>
-      <w:proofErr w:type="spellStart"/>
-      <w:r>
-        <w:rPr>
-          <w:sz w:val="28"/>
-          <w:szCs w:val="28"/>
-        </w:rPr>
-        <w:t>Moodle</w:t>
-      </w:r>
-      <w:proofErr w:type="spellEnd"/>
-      <w:r>
-        <w:rPr>
-          <w:sz w:val="28"/>
-          <w:szCs w:val="28"/>
-        </w:rPr>
-        <w:t>)</w:t>
-      </w:r>
-    </w:p>
-    <w:p>
-      <w:pPr>
-        <w:spacing w:line="360" w:lineRule="auto"/>
-        <w:jc w:val="center"/>
-        <w:rPr>
-          <w:sz w:val="28"/>
-          <w:szCs w:val="28"/>
-        </w:rPr>
-      </w:pPr>
-    </w:p>
-    <w:p>
-      <w:pPr>
-        <w:spacing w:line="360" w:lineRule="auto"/>
-        <w:jc w:val="center"/>
-        <w:rPr>
-          <w:sz w:val="28"/>
-          <w:szCs w:val="28"/>
-        </w:rPr>
-      </w:pPr>
-      <w:r>
-        <w:rPr>
-          <w:noProof/>
-          <w:sz w:val="28"/>
-          <w:szCs w:val="28"/>
-        </w:rPr>
-        <w:drawing>
-          <wp:inline distT="0" distB="0" distL="0" distR="0" wp14:anchorId="5D3A7325" wp14:editId="2C1F0050">
-            <wp:extent cx="2570100" cy="1968500"/>
-            <wp:effectExtent l="19050" t="19050" r="1905" b="0"/>
-            <wp:docPr id="3" name="Рисунок 3"/>
-            <wp:cNvGraphicFramePr>
-              <a:graphicFrameLocks xmlns:a="http://schemas.openxmlformats.org/drawingml/2006/main" noChangeAspect="1"/>
-            </wp:cNvGraphicFramePr>
-            <a:graphic xmlns:a="http://schemas.openxmlformats.org/drawingml/2006/main">
-              <a:graphicData uri="http://schemas.openxmlformats.org/drawingml/2006/picture">
-                <pic:pic xmlns:pic="http://schemas.openxmlformats.org/drawingml/2006/picture">
-                  <pic:nvPicPr>
-                    <pic:cNvPr id="1" name=""/>
-                    <pic:cNvPicPr/>
-                  </pic:nvPicPr>
-                  <pic:blipFill>
-                    <a:blip r:embed="rId7"/>
-                    <a:stretch>
-                      <a:fillRect/>
-                    </a:stretch>
-                  </pic:blipFill>
-                  <pic:spPr>
-                    <a:xfrm>
-                      <a:off x="0" y="0"/>
-                      <a:ext cx="2575486" cy="1972625"/>
-                    </a:xfrm>
-                    <a:prstGeom prst="rect">
-                      <a:avLst/>
-                    </a:prstGeom>
-                    <a:ln>
-                      <a:solidFill>
-                        <a:schemeClr val="tx1"/>
-                      </a:solidFill>
-                    </a:ln>
-                  </pic:spPr>
-                </pic:pic>
-              </a:graphicData>
-            </a:graphic>
-          </wp:inline>
-        </w:drawing>
-      </w:r>
-      <w:r>
-        <w:rPr>
-          <w:sz w:val="28"/>
-          <w:szCs w:val="28"/>
-        </w:rPr>
-        <w:br/>
-        <w:t>(Рисунок 2 – установка 1</w:t>
-      </w:r>
-      <w:proofErr w:type="gramStart"/>
-      <w:r>
-        <w:rPr>
-          <w:sz w:val="28"/>
-          <w:szCs w:val="28"/>
-        </w:rPr>
-        <w:t>С:Предприятие</w:t>
-      </w:r>
-      <w:proofErr w:type="gramEnd"/>
-      <w:r>
-        <w:rPr>
-          <w:sz w:val="28"/>
-          <w:szCs w:val="28"/>
-        </w:rPr>
-        <w:t xml:space="preserve">) </w:t>
-      </w:r>
-    </w:p>
-    <w:p>
-      <w:pPr>
-        <w:spacing w:line="360" w:lineRule="auto"/>
-        <w:jc w:val="center"/>
-        <w:rPr>
-          <w:sz w:val="28"/>
-          <w:szCs w:val="28"/>
-        </w:rPr>
-      </w:pPr>
-    </w:p>
-    <w:p>
-      <w:pPr>
-        <w:spacing w:line="360" w:lineRule="auto"/>
-        <w:jc w:val="center"/>
-        <w:rPr>
-          <w:sz w:val="28"/>
-          <w:szCs w:val="28"/>
-        </w:rPr>
-      </w:pPr>
-      <w:r>
-        <w:rPr>
-          <w:noProof/>
-          <w:sz w:val="28"/>
-          <w:szCs w:val="28"/>
-        </w:rPr>
-        <w:drawing>
-          <wp:inline distT="0" distB="0" distL="0" distR="0" wp14:anchorId="5444842B" wp14:editId="48262634">
-            <wp:extent cx="2692400" cy="1922238"/>
-            <wp:effectExtent l="19050" t="19050" r="0" b="1905"/>
-            <wp:docPr id="2" name="Рисунок 2"/>
             <wp:cNvGraphicFramePr>
               <a:graphicFrameLocks xmlns:a="http://schemas.openxmlformats.org/drawingml/2006/main" noChangeAspect="1"/>
             </wp:cNvGraphicFramePr>
@@ -2373,7 +2338,7 @@
                   <pic:spPr>
                     <a:xfrm>
                       <a:off x="0" y="0"/>
-                      <a:ext cx="2704893" cy="1931157"/>
+                      <a:ext cx="2697298" cy="1613189"/>
                     </a:xfrm>
                     <a:prstGeom prst="rect">
                       <a:avLst/>
@@ -2390,6 +2355,30 @@
           </wp:inline>
         </w:drawing>
       </w:r>
+      <w:r>
+        <w:rPr>
+          <w:sz w:val="28"/>
+          <w:szCs w:val="28"/>
+        </w:rPr>
+        <w:br/>
+        <w:t xml:space="preserve">(Рисунок 1 – установка и настройка </w:t>
+      </w:r>
+      <w:proofErr w:type="spellStart"/>
+      <w:r>
+        <w:rPr>
+          <w:sz w:val="28"/>
+          <w:szCs w:val="28"/>
+        </w:rPr>
+        <w:t>Moodle</w:t>
+      </w:r>
+      <w:proofErr w:type="spellEnd"/>
+      <w:r>
+        <w:rPr>
+          <w:sz w:val="28"/>
+          <w:szCs w:val="28"/>
+        </w:rPr>
+        <w:t>)</w:t>
+      </w:r>
     </w:p>
     <w:p>
       <w:pPr>
@@ -2400,13 +2389,6 @@
           <w:szCs w:val="28"/>
         </w:rPr>
       </w:pPr>
-      <w:r>
-        <w:rPr>
-          <w:sz w:val="28"/>
-          <w:szCs w:val="28"/>
-        </w:rPr>
-        <w:t>(Рисунок 3 – добавление роли Active Directory)</w:t>
-      </w:r>
     </w:p>
     <w:p>
       <w:pPr>
@@ -2417,13 +2399,285 @@
           <w:szCs w:val="28"/>
         </w:rPr>
       </w:pPr>
+      <w:r>
+        <w:rPr>
+          <w:noProof/>
+          <w:sz w:val="28"/>
+          <w:szCs w:val="28"/>
+        </w:rPr>
+        <w:drawing>
+          <wp:inline distT="0" distB="0" distL="0" distR="0" wp14:anchorId="5D3A7325" wp14:editId="6989CDE7">
+            <wp:extent cx="2251710" cy="1724637"/>
+            <wp:effectExtent l="19050" t="19050" r="0" b="9525"/>
+            <wp:docPr id="3" name="Рисунок 3"/>
+            <wp:cNvGraphicFramePr>
+              <a:graphicFrameLocks xmlns:a="http://schemas.openxmlformats.org/drawingml/2006/main" noChangeAspect="1"/>
+            </wp:cNvGraphicFramePr>
+            <a:graphic xmlns:a="http://schemas.openxmlformats.org/drawingml/2006/main">
+              <a:graphicData uri="http://schemas.openxmlformats.org/drawingml/2006/picture">
+                <pic:pic xmlns:pic="http://schemas.openxmlformats.org/drawingml/2006/picture">
+                  <pic:nvPicPr>
+                    <pic:cNvPr id="1" name=""/>
+                    <pic:cNvPicPr/>
+                  </pic:nvPicPr>
+                  <pic:blipFill>
+                    <a:blip r:embed="rId9"/>
+                    <a:stretch>
+                      <a:fillRect/>
+                    </a:stretch>
+                  </pic:blipFill>
+                  <pic:spPr>
+                    <a:xfrm>
+                      <a:off x="0" y="0"/>
+                      <a:ext cx="2262029" cy="1732541"/>
+                    </a:xfrm>
+                    <a:prstGeom prst="rect">
+                      <a:avLst/>
+                    </a:prstGeom>
+                    <a:ln>
+                      <a:solidFill>
+                        <a:schemeClr val="tx1"/>
+                      </a:solidFill>
+                    </a:ln>
+                  </pic:spPr>
+                </pic:pic>
+              </a:graphicData>
+            </a:graphic>
+          </wp:inline>
+        </w:drawing>
+      </w:r>
+      <w:r>
+        <w:rPr>
+          <w:sz w:val="28"/>
+          <w:szCs w:val="28"/>
+        </w:rPr>
+        <w:br/>
+        <w:t>(Рисунок 2 – установка 1</w:t>
+      </w:r>
+      <w:proofErr w:type="gramStart"/>
+      <w:r>
+        <w:rPr>
+          <w:sz w:val="28"/>
+          <w:szCs w:val="28"/>
+        </w:rPr>
+        <w:t>С:Предприятие</w:t>
+      </w:r>
+      <w:proofErr w:type="gramEnd"/>
+      <w:r>
+        <w:rPr>
+          <w:sz w:val="28"/>
+          <w:szCs w:val="28"/>
+        </w:rPr>
+        <w:t xml:space="preserve">) </w:t>
+      </w:r>
+    </w:p>
+    <w:p>
+      <w:pPr>
+        <w:spacing w:line="360" w:lineRule="auto"/>
+        <w:jc w:val="center"/>
+        <w:rPr>
+          <w:sz w:val="28"/>
+          <w:szCs w:val="28"/>
+        </w:rPr>
+      </w:pPr>
+    </w:p>
+    <w:p>
+      <w:pPr>
+        <w:spacing w:line="360" w:lineRule="auto"/>
+        <w:jc w:val="center"/>
+        <w:rPr>
+          <w:sz w:val="28"/>
+          <w:szCs w:val="28"/>
+        </w:rPr>
+      </w:pPr>
+      <w:r>
+        <w:rPr>
+          <w:noProof/>
+          <w:sz w:val="28"/>
+          <w:szCs w:val="28"/>
+        </w:rPr>
+        <w:drawing>
+          <wp:inline distT="0" distB="0" distL="0" distR="0" wp14:anchorId="5444842B" wp14:editId="5EAD07D6">
+            <wp:extent cx="2366010" cy="1689212"/>
+            <wp:effectExtent l="19050" t="19050" r="0" b="6350"/>
+            <wp:docPr id="2" name="Рисунок 2"/>
+            <wp:cNvGraphicFramePr>
+              <a:graphicFrameLocks xmlns:a="http://schemas.openxmlformats.org/drawingml/2006/main" noChangeAspect="1"/>
+            </wp:cNvGraphicFramePr>
+            <a:graphic xmlns:a="http://schemas.openxmlformats.org/drawingml/2006/main">
+              <a:graphicData uri="http://schemas.openxmlformats.org/drawingml/2006/picture">
+                <pic:pic xmlns:pic="http://schemas.openxmlformats.org/drawingml/2006/picture">
+                  <pic:nvPicPr>
+                    <pic:cNvPr id="1" name=""/>
+                    <pic:cNvPicPr/>
+                  </pic:nvPicPr>
+                  <pic:blipFill>
+                    <a:blip r:embed="rId10"/>
+                    <a:stretch>
+                      <a:fillRect/>
+                    </a:stretch>
+                  </pic:blipFill>
+                  <pic:spPr>
+                    <a:xfrm>
+                      <a:off x="0" y="0"/>
+                      <a:ext cx="2380850" cy="1699807"/>
+                    </a:xfrm>
+                    <a:prstGeom prst="rect">
+                      <a:avLst/>
+                    </a:prstGeom>
+                    <a:ln>
+                      <a:solidFill>
+                        <a:schemeClr val="tx1"/>
+                      </a:solidFill>
+                    </a:ln>
+                  </pic:spPr>
+                </pic:pic>
+              </a:graphicData>
+            </a:graphic>
+          </wp:inline>
+        </w:drawing>
+      </w:r>
+    </w:p>
+    <w:p>
+      <w:pPr>
+        <w:spacing w:line="360" w:lineRule="auto"/>
+        <w:jc w:val="center"/>
+        <w:rPr>
+          <w:sz w:val="28"/>
+          <w:szCs w:val="28"/>
+        </w:rPr>
+      </w:pPr>
+      <w:r>
+        <w:rPr>
+          <w:sz w:val="28"/>
+          <w:szCs w:val="28"/>
+        </w:rPr>
+        <w:t>(Рисунок 3 – добавление роли Active Directory)</w:t>
+      </w:r>
+    </w:p>
+    <w:p>
+      <w:pPr>
+        <w:spacing w:line="360" w:lineRule="auto"/>
+        <w:jc w:val="center"/>
+        <w:rPr>
+          <w:sz w:val="28"/>
+          <w:szCs w:val="28"/>
+        </w:rPr>
+      </w:pPr>
+      <w:r>
+        <w:rPr>
+          <w:noProof/>
+          <w:sz w:val="28"/>
+          <w:szCs w:val="28"/>
+        </w:rPr>
+        <w:drawing>
+          <wp:inline distT="0" distB="0" distL="0" distR="0" wp14:anchorId="6192E24F" wp14:editId="1034DB4C">
+            <wp:extent cx="2404110" cy="1884512"/>
+            <wp:effectExtent l="19050" t="19050" r="0" b="1905"/>
+            <wp:docPr id="14" name="Рисунок 14"/>
+            <wp:cNvGraphicFramePr>
+              <a:graphicFrameLocks xmlns:a="http://schemas.openxmlformats.org/drawingml/2006/main" noChangeAspect="1"/>
+            </wp:cNvGraphicFramePr>
+            <a:graphic xmlns:a="http://schemas.openxmlformats.org/drawingml/2006/main">
+              <a:graphicData uri="http://schemas.openxmlformats.org/drawingml/2006/picture">
+                <pic:pic xmlns:pic="http://schemas.openxmlformats.org/drawingml/2006/picture">
+                  <pic:nvPicPr>
+                    <pic:cNvPr id="14" name="Рисунок 14"/>
+                    <pic:cNvPicPr/>
+                  </pic:nvPicPr>
+                  <pic:blipFill>
+                    <a:blip r:embed="rId11" cstate="print">
+                      <a:extLst>
+                        <a:ext uri="{28A0092B-C50C-407E-A947-70E740481C1C}">
+                          <a14:useLocalDpi xmlns:a14="http://schemas.microsoft.com/office/drawing/2010/main" val="0"/>
+                        </a:ext>
+                      </a:extLst>
+                    </a:blip>
+                    <a:stretch>
+                      <a:fillRect/>
+                    </a:stretch>
+                  </pic:blipFill>
+                  <pic:spPr>
+                    <a:xfrm>
+                      <a:off x="0" y="0"/>
+                      <a:ext cx="2407791" cy="1887398"/>
+                    </a:xfrm>
+                    <a:prstGeom prst="rect">
+                      <a:avLst/>
+                    </a:prstGeom>
+                    <a:ln>
+                      <a:solidFill>
+                        <a:schemeClr val="tx1"/>
+                      </a:solidFill>
+                    </a:ln>
+                  </pic:spPr>
+                </pic:pic>
+              </a:graphicData>
+            </a:graphic>
+          </wp:inline>
+        </w:drawing>
+      </w:r>
+    </w:p>
+    <w:p>
+      <w:pPr>
+        <w:spacing w:line="360" w:lineRule="auto"/>
+        <w:jc w:val="center"/>
+        <w:rPr>
+          <w:sz w:val="28"/>
+          <w:szCs w:val="28"/>
+        </w:rPr>
+      </w:pPr>
+      <w:r>
+        <w:rPr>
+          <w:sz w:val="28"/>
+          <w:szCs w:val="28"/>
+        </w:rPr>
+        <w:t xml:space="preserve">(Рисунок </w:t>
+      </w:r>
+      <w:r>
+        <w:rPr>
+          <w:sz w:val="28"/>
+          <w:szCs w:val="28"/>
+        </w:rPr>
+        <w:t>4</w:t>
+      </w:r>
+      <w:r>
+        <w:rPr>
+          <w:sz w:val="28"/>
+          <w:szCs w:val="28"/>
+        </w:rPr>
+        <w:t xml:space="preserve"> – </w:t>
+      </w:r>
+      <w:r>
+        <w:rPr>
+          <w:sz w:val="28"/>
+          <w:szCs w:val="28"/>
+        </w:rPr>
+        <w:t xml:space="preserve">установка антивируса </w:t>
+      </w:r>
+      <w:proofErr w:type="spellStart"/>
+      <w:r>
+        <w:rPr>
+          <w:sz w:val="28"/>
+          <w:szCs w:val="28"/>
+        </w:rPr>
+        <w:t>ClamAV</w:t>
+      </w:r>
+      <w:proofErr w:type="spellEnd"/>
+      <w:r>
+        <w:rPr>
+          <w:sz w:val="28"/>
+          <w:szCs w:val="28"/>
+        </w:rPr>
+        <w:t>)</w:t>
+      </w:r>
     </w:p>
     <w:p>
       <w:pPr>
         <w:pStyle w:val="a5"/>
         <w:numPr>
-          <w:ilvl w:val="0"/>
-          <w:numId w:val="31"/>
+          <w:ilvl w:val="1"/>
+          <w:numId w:val="17"/>
         </w:numPr>
         <w:spacing w:line="360" w:lineRule="auto"/>
         <w:rPr>
@@ -2440,6 +2694,7 @@
           <w:sz w:val="28"/>
           <w:szCs w:val="28"/>
         </w:rPr>
+        <w:lastRenderedPageBreak/>
         <w:t>Обосновать вариант конфигурации</w:t>
       </w:r>
     </w:p>
@@ -2447,6 +2702,7 @@
       <w:pPr>
         <w:spacing w:line="360" w:lineRule="auto"/>
         <w:ind w:firstLine="709"/>
+        <w:jc w:val="both"/>
         <w:rPr>
           <w:sz w:val="28"/>
           <w:szCs w:val="28"/>
@@ -2471,20 +2727,20 @@
           <w:tab w:val="num" w:pos="1134"/>
         </w:tabs>
         <w:spacing w:after="160" w:line="360" w:lineRule="auto"/>
-        <w:ind w:hanging="11"/>
-        <w:rPr>
-          <w:sz w:val="28"/>
-          <w:szCs w:val="28"/>
-        </w:rPr>
-      </w:pPr>
-      <w:r>
-        <w:rPr>
-          <w:b/>
-          <w:bCs/>
-          <w:sz w:val="28"/>
-          <w:szCs w:val="28"/>
-        </w:rPr>
-        <w:lastRenderedPageBreak/>
+        <w:ind w:left="0" w:firstLine="709"/>
+        <w:jc w:val="both"/>
+        <w:rPr>
+          <w:sz w:val="28"/>
+          <w:szCs w:val="28"/>
+        </w:rPr>
+      </w:pPr>
+      <w:r>
+        <w:rPr>
+          <w:b/>
+          <w:bCs/>
+          <w:sz w:val="28"/>
+          <w:szCs w:val="28"/>
+        </w:rPr>
         <w:t>Windows Server 2016 Standard</w:t>
       </w:r>
       <w:r>
@@ -2506,7 +2762,8 @@
           <w:tab w:val="num" w:pos="1134"/>
         </w:tabs>
         <w:spacing w:after="160" w:line="360" w:lineRule="auto"/>
-        <w:ind w:hanging="11"/>
+        <w:ind w:left="0" w:firstLine="709"/>
+        <w:jc w:val="both"/>
         <w:rPr>
           <w:sz w:val="28"/>
           <w:szCs w:val="28"/>
@@ -2551,7 +2808,8 @@
           <w:tab w:val="num" w:pos="1134"/>
         </w:tabs>
         <w:spacing w:after="160" w:line="360" w:lineRule="auto"/>
-        <w:ind w:hanging="11"/>
+        <w:ind w:left="0" w:firstLine="709"/>
+        <w:jc w:val="both"/>
         <w:rPr>
           <w:sz w:val="28"/>
           <w:szCs w:val="28"/>
@@ -2587,7 +2845,8 @@
           <w:tab w:val="num" w:pos="1134"/>
         </w:tabs>
         <w:spacing w:after="160" w:line="360" w:lineRule="auto"/>
-        <w:ind w:hanging="11"/>
+        <w:ind w:left="0" w:firstLine="709"/>
+        <w:jc w:val="both"/>
         <w:rPr>
           <w:sz w:val="28"/>
           <w:szCs w:val="28"/>
@@ -2632,7 +2891,8 @@
           <w:tab w:val="num" w:pos="1134"/>
         </w:tabs>
         <w:spacing w:after="160" w:line="360" w:lineRule="auto"/>
-        <w:ind w:hanging="11"/>
+        <w:ind w:left="0" w:firstLine="709"/>
+        <w:jc w:val="both"/>
         <w:rPr>
           <w:sz w:val="28"/>
           <w:szCs w:val="28"/>
@@ -2668,7 +2928,8 @@
           <w:tab w:val="num" w:pos="1134"/>
         </w:tabs>
         <w:spacing w:after="160" w:line="360" w:lineRule="auto"/>
-        <w:ind w:hanging="11"/>
+        <w:ind w:left="0" w:firstLine="709"/>
+        <w:jc w:val="both"/>
         <w:rPr>
           <w:sz w:val="28"/>
           <w:szCs w:val="28"/>
@@ -2695,6 +2956,7 @@
       <w:pPr>
         <w:spacing w:line="360" w:lineRule="auto"/>
         <w:ind w:firstLine="709"/>
+        <w:jc w:val="both"/>
         <w:rPr>
           <w:sz w:val="28"/>
           <w:szCs w:val="28"/>
@@ -2712,8 +2974,8 @@
       <w:pPr>
         <w:pStyle w:val="a5"/>
         <w:numPr>
-          <w:ilvl w:val="0"/>
-          <w:numId w:val="31"/>
+          <w:ilvl w:val="1"/>
+          <w:numId w:val="17"/>
         </w:numPr>
         <w:spacing w:line="360" w:lineRule="auto"/>
         <w:rPr>
@@ -2737,17 +2999,46 @@
       <w:pPr>
         <w:spacing w:line="360" w:lineRule="auto"/>
         <w:ind w:firstLine="709"/>
-        <w:rPr>
-          <w:sz w:val="28"/>
-          <w:szCs w:val="28"/>
-        </w:rPr>
-      </w:pPr>
-      <w:r>
-        <w:rPr>
-          <w:sz w:val="28"/>
-          <w:szCs w:val="28"/>
-        </w:rPr>
-        <w:t>Для разграничения доступа в системе были созданы две учётные записи:</w:t>
+        <w:jc w:val="both"/>
+        <w:rPr>
+          <w:sz w:val="28"/>
+          <w:szCs w:val="28"/>
+        </w:rPr>
+      </w:pPr>
+      <w:r>
+        <w:rPr>
+          <w:sz w:val="28"/>
+          <w:szCs w:val="28"/>
+        </w:rPr>
+        <w:t>Для разграничения доступа в системе были созданы две учётные записи</w:t>
+      </w:r>
+      <w:r>
+        <w:rPr>
+          <w:sz w:val="28"/>
+          <w:szCs w:val="28"/>
+        </w:rPr>
+        <w:t xml:space="preserve"> (см. рисунок </w:t>
+      </w:r>
+      <w:r>
+        <w:rPr>
+          <w:sz w:val="28"/>
+          <w:szCs w:val="28"/>
+        </w:rPr>
+        <w:t>5</w:t>
+      </w:r>
+      <w:r>
+        <w:rPr>
+          <w:sz w:val="28"/>
+          <w:szCs w:val="28"/>
+        </w:rPr>
+        <w:t>)</w:t>
+      </w:r>
+      <w:r>
+        <w:rPr>
+          <w:sz w:val="28"/>
+          <w:szCs w:val="28"/>
+        </w:rPr>
+        <w:t>:</w:t>
       </w:r>
     </w:p>
     <w:p>
@@ -2760,8 +3051,9 @@
           <w:tab w:val="clear" w:pos="720"/>
           <w:tab w:val="left" w:pos="1134"/>
         </w:tabs>
-        <w:spacing w:after="160" w:line="360" w:lineRule="auto"/>
-        <w:ind w:left="709" w:hanging="11"/>
+        <w:spacing w:line="360" w:lineRule="auto"/>
+        <w:ind w:left="0" w:firstLine="698"/>
+        <w:jc w:val="both"/>
         <w:rPr>
           <w:sz w:val="28"/>
           <w:szCs w:val="28"/>
@@ -2794,8 +3086,9 @@
           <w:tab w:val="clear" w:pos="720"/>
           <w:tab w:val="left" w:pos="1134"/>
         </w:tabs>
-        <w:spacing w:after="160" w:line="360" w:lineRule="auto"/>
-        <w:ind w:left="709" w:hanging="11"/>
+        <w:spacing w:line="360" w:lineRule="auto"/>
+        <w:ind w:left="0" w:firstLine="698"/>
+        <w:jc w:val="both"/>
         <w:rPr>
           <w:sz w:val="28"/>
           <w:szCs w:val="28"/>
@@ -2822,16 +3115,18 @@
       <w:pPr>
         <w:spacing w:line="360" w:lineRule="auto"/>
         <w:ind w:firstLine="709"/>
-        <w:rPr>
-          <w:sz w:val="28"/>
-          <w:szCs w:val="28"/>
-        </w:rPr>
-      </w:pPr>
-      <w:r>
-        <w:rPr>
-          <w:sz w:val="28"/>
-          <w:szCs w:val="28"/>
-        </w:rPr>
+        <w:jc w:val="both"/>
+        <w:rPr>
+          <w:sz w:val="28"/>
+          <w:szCs w:val="28"/>
+        </w:rPr>
+      </w:pPr>
+      <w:r>
+        <w:rPr>
+          <w:sz w:val="28"/>
+          <w:szCs w:val="28"/>
+        </w:rPr>
+        <w:lastRenderedPageBreak/>
         <w:t>На примере папки с файлами (“C:\очень важные файлы”) были настроены разрешения файловой системы:</w:t>
       </w:r>
     </w:p>
@@ -2845,18 +3140,18 @@
           <w:tab w:val="clear" w:pos="720"/>
         </w:tabs>
         <w:spacing w:after="160" w:line="360" w:lineRule="auto"/>
-        <w:ind w:left="993" w:hanging="425"/>
-        <w:rPr>
-          <w:sz w:val="28"/>
-          <w:szCs w:val="28"/>
-        </w:rPr>
-      </w:pPr>
-      <w:r>
-        <w:rPr>
-          <w:sz w:val="28"/>
-          <w:szCs w:val="28"/>
-        </w:rPr>
-        <w:lastRenderedPageBreak/>
+        <w:ind w:left="0" w:firstLine="851"/>
+        <w:jc w:val="both"/>
+        <w:rPr>
+          <w:sz w:val="28"/>
+          <w:szCs w:val="28"/>
+        </w:rPr>
+      </w:pPr>
+      <w:r>
+        <w:rPr>
+          <w:sz w:val="28"/>
+          <w:szCs w:val="28"/>
+        </w:rPr>
         <w:t xml:space="preserve">Администратору предоставлен </w:t>
       </w:r>
       <w:r>
@@ -2886,7 +3181,8 @@
           <w:tab w:val="clear" w:pos="720"/>
         </w:tabs>
         <w:spacing w:after="160" w:line="360" w:lineRule="auto"/>
-        <w:ind w:left="993" w:hanging="425"/>
+        <w:ind w:left="0" w:firstLine="851"/>
+        <w:jc w:val="both"/>
         <w:rPr>
           <w:sz w:val="28"/>
           <w:szCs w:val="28"/>
@@ -2920,18 +3216,57 @@
       <w:pPr>
         <w:spacing w:line="360" w:lineRule="auto"/>
         <w:ind w:firstLine="709"/>
-        <w:rPr>
-          <w:sz w:val="28"/>
-          <w:szCs w:val="28"/>
-        </w:rPr>
-      </w:pPr>
-      <w:r>
-        <w:rPr>
-          <w:sz w:val="28"/>
-          <w:szCs w:val="28"/>
-        </w:rPr>
-        <w:t>Настройка выполнена через свойства папки → вкладка «Безопасность». Это позволяет оператору запускать программу и просматривать файлы, но не вносить изменения в них, что соответствует принципу минимально необходимых прав.</w:t>
-      </w:r>
+        <w:jc w:val="both"/>
+        <w:rPr>
+          <w:sz w:val="28"/>
+          <w:szCs w:val="28"/>
+        </w:rPr>
+      </w:pPr>
+      <w:r>
+        <w:rPr>
+          <w:sz w:val="28"/>
+          <w:szCs w:val="28"/>
+        </w:rPr>
+        <w:t>Настройка выполнена через свойства папки → вкладка «Безопасность»</w:t>
+      </w:r>
+      <w:r>
+        <w:rPr>
+          <w:sz w:val="28"/>
+          <w:szCs w:val="28"/>
+        </w:rPr>
+        <w:t xml:space="preserve"> (см. рисунок </w:t>
+      </w:r>
+      <w:r>
+        <w:rPr>
+          <w:sz w:val="28"/>
+          <w:szCs w:val="28"/>
+        </w:rPr>
+        <w:t>6</w:t>
+      </w:r>
+      <w:r>
+        <w:rPr>
+          <w:sz w:val="28"/>
+          <w:szCs w:val="28"/>
+        </w:rPr>
+        <w:t>)</w:t>
+      </w:r>
+      <w:r>
+        <w:rPr>
+          <w:sz w:val="28"/>
+          <w:szCs w:val="28"/>
+        </w:rPr>
+        <w:t>. Это позволяет оператору запускать программу и просматривать файлы, но не вносить изменения в них, что соответствует принципу минимально необходимых прав.</w:t>
+      </w:r>
+    </w:p>
+    <w:p>
+      <w:pPr>
+        <w:spacing w:line="360" w:lineRule="auto"/>
+        <w:ind w:firstLine="709"/>
+        <w:rPr>
+          <w:sz w:val="28"/>
+          <w:szCs w:val="28"/>
+        </w:rPr>
+      </w:pPr>
     </w:p>
     <w:p>
       <w:pPr>
@@ -2964,7 +3299,7 @@
                     <pic:cNvPicPr/>
                   </pic:nvPicPr>
                   <pic:blipFill>
-                    <a:blip r:embed="rId9"/>
+                    <a:blip r:embed="rId12"/>
                     <a:stretch>
                       <a:fillRect/>
                     </a:stretch>
@@ -3004,7 +3339,21 @@
           <w:sz w:val="28"/>
           <w:szCs w:val="28"/>
         </w:rPr>
-        <w:t>(Рисунок 4 – создание пользователей в оснастке «Локальные пользователи и группы»)</w:t>
+        <w:t xml:space="preserve">(Рисунок </w:t>
+      </w:r>
+      <w:r>
+        <w:rPr>
+          <w:sz w:val="28"/>
+          <w:szCs w:val="28"/>
+        </w:rPr>
+        <w:t>5</w:t>
+      </w:r>
+      <w:r>
+        <w:rPr>
+          <w:sz w:val="28"/>
+          <w:szCs w:val="28"/>
+        </w:rPr>
+        <w:t xml:space="preserve"> – создание пользователей в оснастке «Локальные пользователи и группы»)</w:t>
       </w:r>
     </w:p>
     <w:p>
@@ -3048,7 +3397,7 @@
                     <pic:cNvPicPr/>
                   </pic:nvPicPr>
                   <pic:blipFill>
-                    <a:blip r:embed="rId10"/>
+                    <a:blip r:embed="rId13"/>
                     <a:stretch>
                       <a:fillRect/>
                     </a:stretch>
@@ -3079,41 +3428,48 @@
           <w:szCs w:val="28"/>
         </w:rPr>
         <w:br/>
-        <w:t>(Рисунок 5 – настройка прав доступа для папки с программой)</w:t>
-      </w:r>
-    </w:p>
-    <w:p>
-      <w:pPr>
-        <w:spacing w:line="360" w:lineRule="auto"/>
-        <w:jc w:val="center"/>
-        <w:rPr>
-          <w:sz w:val="28"/>
-          <w:szCs w:val="28"/>
-        </w:rPr>
-      </w:pPr>
+        <w:t xml:space="preserve">(Рисунок </w:t>
+      </w:r>
+      <w:r>
+        <w:rPr>
+          <w:sz w:val="28"/>
+          <w:szCs w:val="28"/>
+        </w:rPr>
+        <w:t>6</w:t>
+      </w:r>
+      <w:r>
+        <w:rPr>
+          <w:sz w:val="28"/>
+          <w:szCs w:val="28"/>
+        </w:rPr>
+        <w:t xml:space="preserve"> – настройка прав доступа для папки с программой)</w:t>
+      </w:r>
     </w:p>
     <w:p>
       <w:pPr>
         <w:pStyle w:val="a5"/>
         <w:numPr>
-          <w:ilvl w:val="0"/>
-          <w:numId w:val="31"/>
+          <w:ilvl w:val="1"/>
+          <w:numId w:val="17"/>
         </w:numPr>
         <w:spacing w:line="360" w:lineRule="auto"/>
-        <w:rPr>
-          <w:b/>
-          <w:bCs/>
-          <w:sz w:val="28"/>
-          <w:szCs w:val="28"/>
-        </w:rPr>
-      </w:pPr>
-      <w:r>
-        <w:rPr>
-          <w:b/>
-          <w:bCs/>
-          <w:sz w:val="28"/>
-          <w:szCs w:val="28"/>
-        </w:rPr>
+        <w:ind w:left="0" w:firstLine="720"/>
+        <w:jc w:val="both"/>
+        <w:rPr>
+          <w:b/>
+          <w:bCs/>
+          <w:sz w:val="28"/>
+          <w:szCs w:val="28"/>
+        </w:rPr>
+      </w:pPr>
+      <w:r>
+        <w:rPr>
+          <w:b/>
+          <w:bCs/>
+          <w:sz w:val="28"/>
+          <w:szCs w:val="28"/>
+        </w:rPr>
+        <w:lastRenderedPageBreak/>
         <w:t>Обеспечить совместимость компонент с ранее установленными программными продуктами</w:t>
       </w:r>
     </w:p>
@@ -3121,17 +3477,17 @@
       <w:pPr>
         <w:spacing w:line="360" w:lineRule="auto"/>
         <w:ind w:firstLine="709"/>
-        <w:rPr>
-          <w:sz w:val="28"/>
-          <w:szCs w:val="28"/>
-        </w:rPr>
-      </w:pPr>
-      <w:r>
-        <w:rPr>
-          <w:sz w:val="28"/>
-          <w:szCs w:val="28"/>
-        </w:rPr>
-        <w:lastRenderedPageBreak/>
+        <w:jc w:val="both"/>
+        <w:rPr>
+          <w:sz w:val="28"/>
+          <w:szCs w:val="28"/>
+        </w:rPr>
+      </w:pPr>
+      <w:r>
+        <w:rPr>
+          <w:sz w:val="28"/>
+          <w:szCs w:val="28"/>
+        </w:rPr>
         <w:t>В ходе установки проверялась совместимость нового ПО с уже имеющимися компонентами.</w:t>
       </w:r>
     </w:p>
@@ -3146,7 +3502,8 @@
           <w:tab w:val="num" w:pos="1134"/>
         </w:tabs>
         <w:spacing w:after="160" w:line="360" w:lineRule="auto"/>
-        <w:ind w:hanging="11"/>
+        <w:ind w:left="0" w:firstLine="709"/>
+        <w:jc w:val="both"/>
         <w:rPr>
           <w:sz w:val="28"/>
           <w:szCs w:val="28"/>
@@ -3187,7 +3544,8 @@
           <w:tab w:val="num" w:pos="1134"/>
         </w:tabs>
         <w:spacing w:after="160" w:line="360" w:lineRule="auto"/>
-        <w:ind w:hanging="11"/>
+        <w:ind w:left="0" w:firstLine="709"/>
+        <w:jc w:val="both"/>
         <w:rPr>
           <w:sz w:val="28"/>
           <w:szCs w:val="28"/>
@@ -3253,7 +3611,8 @@
           <w:tab w:val="num" w:pos="1134"/>
         </w:tabs>
         <w:spacing w:after="160" w:line="360" w:lineRule="auto"/>
-        <w:ind w:hanging="11"/>
+        <w:ind w:left="0" w:firstLine="709"/>
+        <w:jc w:val="both"/>
         <w:rPr>
           <w:sz w:val="28"/>
           <w:szCs w:val="28"/>
@@ -3294,7 +3653,8 @@
           <w:tab w:val="num" w:pos="1134"/>
         </w:tabs>
         <w:spacing w:after="160" w:line="360" w:lineRule="auto"/>
-        <w:ind w:hanging="11"/>
+        <w:ind w:left="0" w:firstLine="709"/>
+        <w:jc w:val="both"/>
         <w:rPr>
           <w:sz w:val="28"/>
           <w:szCs w:val="28"/>
@@ -3328,7 +3688,8 @@
           <w:tab w:val="num" w:pos="1134"/>
         </w:tabs>
         <w:spacing w:after="160" w:line="360" w:lineRule="auto"/>
-        <w:ind w:hanging="11"/>
+        <w:ind w:left="0" w:firstLine="709"/>
+        <w:jc w:val="both"/>
         <w:rPr>
           <w:sz w:val="28"/>
           <w:szCs w:val="28"/>
@@ -3369,7 +3730,8 @@
           <w:tab w:val="num" w:pos="1134"/>
         </w:tabs>
         <w:spacing w:after="160" w:line="360" w:lineRule="auto"/>
-        <w:ind w:hanging="11"/>
+        <w:ind w:left="0" w:firstLine="709"/>
+        <w:jc w:val="both"/>
         <w:rPr>
           <w:sz w:val="28"/>
           <w:szCs w:val="28"/>
@@ -3387,6 +3749,7 @@
       <w:pPr>
         <w:spacing w:line="360" w:lineRule="auto"/>
         <w:ind w:firstLine="709"/>
+        <w:jc w:val="both"/>
         <w:rPr>
           <w:sz w:val="28"/>
           <w:szCs w:val="28"/>
@@ -3404,10 +3767,12 @@
       <w:pPr>
         <w:pStyle w:val="a5"/>
         <w:numPr>
-          <w:ilvl w:val="0"/>
-          <w:numId w:val="31"/>
+          <w:ilvl w:val="1"/>
+          <w:numId w:val="17"/>
         </w:numPr>
         <w:spacing w:line="360" w:lineRule="auto"/>
+        <w:ind w:left="0" w:firstLine="720"/>
+        <w:jc w:val="both"/>
         <w:rPr>
           <w:b/>
           <w:bCs/>
@@ -3429,6 +3794,7 @@
       <w:pPr>
         <w:spacing w:line="360" w:lineRule="auto"/>
         <w:ind w:firstLine="709"/>
+        <w:jc w:val="both"/>
         <w:rPr>
           <w:sz w:val="28"/>
           <w:szCs w:val="28"/>
@@ -3453,7 +3819,8 @@
           <w:tab w:val="num" w:pos="1134"/>
         </w:tabs>
         <w:spacing w:after="160" w:line="360" w:lineRule="auto"/>
-        <w:ind w:hanging="11"/>
+        <w:ind w:left="0" w:firstLine="709"/>
+        <w:jc w:val="both"/>
         <w:rPr>
           <w:sz w:val="28"/>
           <w:szCs w:val="28"/>
@@ -3473,7 +3840,36 @@
           <w:sz w:val="28"/>
           <w:szCs w:val="28"/>
         </w:rPr>
-        <w:t xml:space="preserve"> – проверено наличие всех процессов, соответствующих запущенным программам (httpd.exe, mysqld.exe, 1cv8.exe, clamscan.exe и др.). Отсутствие зависших процессов свидетельствует о стабильной работе.</w:t>
+        <w:t xml:space="preserve"> – проверено наличие всех процессов, соответствующих запущенным программам (httpd.exe, mysqld.exe, 1cv8.exe, clamscan.exe и др.). Отсутствие зависших процессов свидетельствует о стабильной работе</w:t>
+      </w:r>
+      <w:r>
+        <w:rPr>
+          <w:sz w:val="28"/>
+          <w:szCs w:val="28"/>
+        </w:rPr>
+        <w:t xml:space="preserve"> (см. рисунок </w:t>
+      </w:r>
+      <w:r>
+        <w:rPr>
+          <w:sz w:val="28"/>
+          <w:szCs w:val="28"/>
+          <w:lang w:val="en-US"/>
+        </w:rPr>
+        <w:t>7</w:t>
+      </w:r>
+      <w:r>
+        <w:rPr>
+          <w:sz w:val="28"/>
+          <w:szCs w:val="28"/>
+        </w:rPr>
+        <w:t>)</w:t>
+      </w:r>
+      <w:r>
+        <w:rPr>
+          <w:sz w:val="28"/>
+          <w:szCs w:val="28"/>
+        </w:rPr>
+        <w:t>.</w:t>
       </w:r>
     </w:p>
     <w:p>
@@ -3487,7 +3883,8 @@
           <w:tab w:val="num" w:pos="1134"/>
         </w:tabs>
         <w:spacing w:after="160" w:line="360" w:lineRule="auto"/>
-        <w:ind w:hanging="11"/>
+        <w:ind w:left="0" w:firstLine="709"/>
+        <w:jc w:val="both"/>
         <w:rPr>
           <w:sz w:val="28"/>
           <w:szCs w:val="28"/>
@@ -3554,7 +3951,8 @@
           <w:tab w:val="num" w:pos="1134"/>
         </w:tabs>
         <w:spacing w:after="160" w:line="360" w:lineRule="auto"/>
-        <w:ind w:hanging="11"/>
+        <w:ind w:left="0" w:firstLine="709"/>
+        <w:jc w:val="both"/>
         <w:rPr>
           <w:sz w:val="28"/>
           <w:szCs w:val="28"/>
@@ -3588,7 +3986,8 @@
           <w:tab w:val="num" w:pos="1134"/>
         </w:tabs>
         <w:spacing w:after="160" w:line="360" w:lineRule="auto"/>
-        <w:ind w:hanging="11"/>
+        <w:ind w:left="0" w:firstLine="709"/>
+        <w:jc w:val="both"/>
         <w:rPr>
           <w:sz w:val="28"/>
           <w:szCs w:val="28"/>
@@ -3649,7 +4048,8 @@
           <w:tab w:val="num" w:pos="1134"/>
         </w:tabs>
         <w:spacing w:after="160" w:line="360" w:lineRule="auto"/>
-        <w:ind w:hanging="11"/>
+        <w:ind w:left="0" w:firstLine="709"/>
+        <w:jc w:val="both"/>
         <w:rPr>
           <w:sz w:val="28"/>
           <w:szCs w:val="28"/>
@@ -3719,7 +4119,7 @@
                     <pic:cNvPicPr/>
                   </pic:nvPicPr>
                   <pic:blipFill>
-                    <a:blip r:embed="rId11"/>
+                    <a:blip r:embed="rId14"/>
                     <a:stretch>
                       <a:fillRect/>
                     </a:stretch>
@@ -3759,7 +4159,21 @@
           <w:sz w:val="28"/>
           <w:szCs w:val="28"/>
         </w:rPr>
-        <w:t>(Рисунок 6 – процессы в диспетчере задач)</w:t>
+        <w:t xml:space="preserve">(Рисунок </w:t>
+      </w:r>
+      <w:r>
+        <w:rPr>
+          <w:sz w:val="28"/>
+          <w:szCs w:val="28"/>
+        </w:rPr>
+        <w:t>7</w:t>
+      </w:r>
+      <w:r>
+        <w:rPr>
+          <w:sz w:val="28"/>
+          <w:szCs w:val="28"/>
+        </w:rPr>
+        <w:t xml:space="preserve"> – процессы в диспетчере задач)</w:t>
       </w:r>
     </w:p>
     <w:p>
@@ -3776,10 +4190,11 @@
       <w:pPr>
         <w:pStyle w:val="a5"/>
         <w:numPr>
-          <w:ilvl w:val="0"/>
-          <w:numId w:val="31"/>
+          <w:ilvl w:val="1"/>
+          <w:numId w:val="17"/>
         </w:numPr>
         <w:spacing w:line="360" w:lineRule="auto"/>
+        <w:ind w:left="0" w:firstLine="720"/>
         <w:rPr>
           <w:b/>
           <w:bCs/>
@@ -3801,6 +4216,7 @@
       <w:pPr>
         <w:spacing w:line="360" w:lineRule="auto"/>
         <w:ind w:firstLine="709"/>
+        <w:jc w:val="both"/>
         <w:rPr>
           <w:sz w:val="28"/>
           <w:szCs w:val="28"/>
@@ -3825,7 +4241,8 @@
           <w:tab w:val="num" w:pos="1134"/>
         </w:tabs>
         <w:spacing w:after="160" w:line="360" w:lineRule="auto"/>
-        <w:ind w:hanging="11"/>
+        <w:ind w:left="0" w:firstLine="709"/>
+        <w:jc w:val="both"/>
         <w:rPr>
           <w:sz w:val="28"/>
           <w:szCs w:val="28"/>
@@ -3859,7 +4276,8 @@
           <w:tab w:val="num" w:pos="1134"/>
         </w:tabs>
         <w:spacing w:after="160" w:line="360" w:lineRule="auto"/>
-        <w:ind w:hanging="11"/>
+        <w:ind w:left="0" w:firstLine="709"/>
+        <w:jc w:val="both"/>
         <w:rPr>
           <w:sz w:val="28"/>
           <w:szCs w:val="28"/>
@@ -3894,7 +4312,8 @@
           <w:tab w:val="num" w:pos="1134"/>
         </w:tabs>
         <w:spacing w:after="160" w:line="360" w:lineRule="auto"/>
-        <w:ind w:hanging="11"/>
+        <w:ind w:left="0" w:firstLine="709"/>
+        <w:jc w:val="both"/>
         <w:rPr>
           <w:sz w:val="28"/>
           <w:szCs w:val="28"/>
@@ -3928,7 +4347,8 @@
           <w:tab w:val="num" w:pos="1134"/>
         </w:tabs>
         <w:spacing w:after="160" w:line="360" w:lineRule="auto"/>
-        <w:ind w:hanging="11"/>
+        <w:ind w:left="0" w:firstLine="709"/>
+        <w:jc w:val="both"/>
         <w:rPr>
           <w:sz w:val="28"/>
           <w:szCs w:val="28"/>
@@ -3980,7 +4400,8 @@
           <w:tab w:val="num" w:pos="1134"/>
         </w:tabs>
         <w:spacing w:after="160" w:line="360" w:lineRule="auto"/>
-        <w:ind w:hanging="11"/>
+        <w:ind w:left="0" w:firstLine="709"/>
+        <w:jc w:val="both"/>
         <w:rPr>
           <w:sz w:val="28"/>
           <w:szCs w:val="28"/>
@@ -4025,6 +4446,7 @@
       <w:pPr>
         <w:spacing w:line="360" w:lineRule="auto"/>
         <w:ind w:firstLine="709"/>
+        <w:jc w:val="both"/>
         <w:rPr>
           <w:sz w:val="28"/>
           <w:szCs w:val="28"/>
@@ -4042,10 +4464,12 @@
       <w:pPr>
         <w:pStyle w:val="a5"/>
         <w:numPr>
-          <w:ilvl w:val="0"/>
-          <w:numId w:val="31"/>
+          <w:ilvl w:val="1"/>
+          <w:numId w:val="17"/>
         </w:numPr>
         <w:spacing w:line="360" w:lineRule="auto"/>
+        <w:ind w:left="0" w:firstLine="709"/>
+        <w:jc w:val="both"/>
         <w:rPr>
           <w:b/>
           <w:bCs/>
@@ -4067,6 +4491,7 @@
       <w:pPr>
         <w:spacing w:line="360" w:lineRule="auto"/>
         <w:ind w:firstLine="709"/>
+        <w:jc w:val="both"/>
         <w:rPr>
           <w:sz w:val="28"/>
           <w:szCs w:val="28"/>
@@ -4091,7 +4516,8 @@
           <w:tab w:val="num" w:pos="1134"/>
         </w:tabs>
         <w:spacing w:after="160" w:line="360" w:lineRule="auto"/>
-        <w:ind w:hanging="11"/>
+        <w:ind w:left="0" w:firstLine="709"/>
+        <w:jc w:val="both"/>
         <w:rPr>
           <w:sz w:val="28"/>
           <w:szCs w:val="28"/>
@@ -4154,7 +4580,8 @@
           <w:tab w:val="num" w:pos="1134"/>
         </w:tabs>
         <w:spacing w:after="160" w:line="360" w:lineRule="auto"/>
-        <w:ind w:hanging="11"/>
+        <w:ind w:left="0" w:firstLine="709"/>
+        <w:jc w:val="both"/>
         <w:rPr>
           <w:sz w:val="28"/>
           <w:szCs w:val="28"/>
@@ -4265,7 +4692,8 @@
           <w:tab w:val="num" w:pos="1134"/>
         </w:tabs>
         <w:spacing w:after="160" w:line="360" w:lineRule="auto"/>
-        <w:ind w:hanging="11"/>
+        <w:ind w:left="0" w:firstLine="709"/>
+        <w:jc w:val="both"/>
         <w:rPr>
           <w:sz w:val="28"/>
           <w:szCs w:val="28"/>
@@ -4335,7 +4763,8 @@
           <w:tab w:val="num" w:pos="1134"/>
         </w:tabs>
         <w:spacing w:after="160" w:line="360" w:lineRule="auto"/>
-        <w:ind w:hanging="11"/>
+        <w:ind w:left="0" w:firstLine="709"/>
+        <w:jc w:val="both"/>
         <w:rPr>
           <w:sz w:val="28"/>
           <w:szCs w:val="28"/>
@@ -4399,7 +4828,8 @@
           <w:tab w:val="num" w:pos="1134"/>
         </w:tabs>
         <w:spacing w:after="160" w:line="360" w:lineRule="auto"/>
-        <w:ind w:hanging="11"/>
+        <w:ind w:left="0" w:firstLine="709"/>
+        <w:jc w:val="both"/>
         <w:rPr>
           <w:sz w:val="28"/>
           <w:szCs w:val="28"/>
@@ -4467,7 +4897,8 @@
           <w:tab w:val="num" w:pos="1134"/>
         </w:tabs>
         <w:spacing w:after="160" w:line="360" w:lineRule="auto"/>
-        <w:ind w:hanging="11"/>
+        <w:ind w:left="0" w:firstLine="709"/>
+        <w:jc w:val="both"/>
         <w:rPr>
           <w:sz w:val="28"/>
           <w:szCs w:val="28"/>
@@ -4503,6 +4934,7 @@
       <w:pPr>
         <w:spacing w:line="360" w:lineRule="auto"/>
         <w:ind w:firstLine="709"/>
+        <w:jc w:val="both"/>
         <w:rPr>
           <w:sz w:val="28"/>
           <w:szCs w:val="28"/>
@@ -4520,10 +4952,11 @@
       <w:pPr>
         <w:pStyle w:val="a5"/>
         <w:numPr>
-          <w:ilvl w:val="0"/>
-          <w:numId w:val="31"/>
+          <w:ilvl w:val="1"/>
+          <w:numId w:val="17"/>
         </w:numPr>
         <w:spacing w:line="360" w:lineRule="auto"/>
+        <w:jc w:val="both"/>
         <w:rPr>
           <w:b/>
           <w:bCs/>
@@ -4545,6 +4978,7 @@
       <w:pPr>
         <w:spacing w:line="360" w:lineRule="auto"/>
         <w:ind w:firstLine="709"/>
+        <w:jc w:val="both"/>
         <w:rPr>
           <w:sz w:val="28"/>
           <w:szCs w:val="28"/>
@@ -4584,8 +5018,9 @@
           <w:tab w:val="clear" w:pos="720"/>
           <w:tab w:val="num" w:pos="1134"/>
         </w:tabs>
-        <w:spacing w:after="160" w:line="360" w:lineRule="auto"/>
-        <w:ind w:hanging="11"/>
+        <w:spacing w:line="360" w:lineRule="auto"/>
+        <w:ind w:left="0" w:firstLine="709"/>
+        <w:jc w:val="both"/>
         <w:rPr>
           <w:sz w:val="28"/>
           <w:szCs w:val="28"/>
@@ -4609,8 +5044,9 @@
           <w:tab w:val="clear" w:pos="720"/>
           <w:tab w:val="num" w:pos="1134"/>
         </w:tabs>
-        <w:spacing w:after="160" w:line="360" w:lineRule="auto"/>
-        <w:ind w:hanging="11"/>
+        <w:spacing w:line="360" w:lineRule="auto"/>
+        <w:ind w:left="0" w:firstLine="709"/>
+        <w:jc w:val="both"/>
         <w:rPr>
           <w:sz w:val="28"/>
           <w:szCs w:val="28"/>
@@ -4666,8 +5102,9 @@
           <w:tab w:val="clear" w:pos="720"/>
           <w:tab w:val="num" w:pos="1134"/>
         </w:tabs>
-        <w:spacing w:after="160" w:line="360" w:lineRule="auto"/>
-        <w:ind w:hanging="11"/>
+        <w:spacing w:line="360" w:lineRule="auto"/>
+        <w:ind w:left="0" w:firstLine="709"/>
+        <w:jc w:val="both"/>
         <w:rPr>
           <w:sz w:val="28"/>
           <w:szCs w:val="28"/>
@@ -4692,8 +5129,9 @@
           <w:tab w:val="num" w:pos="1134"/>
           <w:tab w:val="num" w:pos="1843"/>
         </w:tabs>
-        <w:spacing w:after="160" w:line="360" w:lineRule="auto"/>
-        <w:ind w:hanging="11"/>
+        <w:spacing w:line="360" w:lineRule="auto"/>
+        <w:ind w:left="709" w:firstLine="709"/>
+        <w:jc w:val="both"/>
         <w:rPr>
           <w:sz w:val="28"/>
           <w:szCs w:val="28"/>
@@ -4718,8 +5156,9 @@
           <w:tab w:val="num" w:pos="1134"/>
           <w:tab w:val="num" w:pos="1843"/>
         </w:tabs>
-        <w:spacing w:after="160" w:line="360" w:lineRule="auto"/>
-        <w:ind w:hanging="11"/>
+        <w:spacing w:line="360" w:lineRule="auto"/>
+        <w:ind w:left="709" w:firstLine="709"/>
+        <w:jc w:val="both"/>
         <w:rPr>
           <w:sz w:val="28"/>
           <w:szCs w:val="28"/>
@@ -4744,8 +5183,9 @@
           <w:tab w:val="num" w:pos="1134"/>
           <w:tab w:val="num" w:pos="1843"/>
         </w:tabs>
-        <w:spacing w:after="160" w:line="360" w:lineRule="auto"/>
-        <w:ind w:hanging="11"/>
+        <w:spacing w:line="360" w:lineRule="auto"/>
+        <w:ind w:left="709" w:firstLine="709"/>
+        <w:jc w:val="both"/>
         <w:rPr>
           <w:sz w:val="28"/>
           <w:szCs w:val="28"/>
@@ -4769,8 +5209,9 @@
           <w:tab w:val="clear" w:pos="720"/>
           <w:tab w:val="num" w:pos="1134"/>
         </w:tabs>
-        <w:spacing w:after="160" w:line="360" w:lineRule="auto"/>
-        <w:ind w:hanging="11"/>
+        <w:spacing w:line="360" w:lineRule="auto"/>
+        <w:ind w:left="0" w:firstLine="709"/>
+        <w:jc w:val="both"/>
         <w:rPr>
           <w:sz w:val="28"/>
           <w:szCs w:val="28"/>
@@ -4863,8 +5304,9 @@
           <w:tab w:val="clear" w:pos="720"/>
           <w:tab w:val="num" w:pos="1134"/>
         </w:tabs>
-        <w:spacing w:after="160" w:line="360" w:lineRule="auto"/>
-        <w:ind w:hanging="11"/>
+        <w:spacing w:line="360" w:lineRule="auto"/>
+        <w:ind w:left="0" w:firstLine="709"/>
+        <w:jc w:val="both"/>
         <w:rPr>
           <w:sz w:val="28"/>
           <w:szCs w:val="28"/>
@@ -4900,30 +5342,14 @@
         </w:rPr>
         <w:t xml:space="preserve">, он располагается п адресу: </w:t>
       </w:r>
-      <w:hyperlink r:id="rId12" w:history="1">
+      <w:hyperlink r:id="rId15" w:history="1">
         <w:r>
           <w:rPr>
             <w:rStyle w:val="a6"/>
             <w:sz w:val="28"/>
             <w:szCs w:val="28"/>
           </w:rPr>
-          <w:t>https://github.com/ScioSilentium13/PM04_PrP</w:t>
-        </w:r>
-        <w:r>
-          <w:rPr>
-            <w:rStyle w:val="a6"/>
-            <w:sz w:val="28"/>
-            <w:szCs w:val="28"/>
-          </w:rPr>
-          <w:t>r</w:t>
-        </w:r>
-        <w:r>
-          <w:rPr>
-            <w:rStyle w:val="a6"/>
-            <w:sz w:val="28"/>
-            <w:szCs w:val="28"/>
-          </w:rPr>
-          <w:t>_2026</w:t>
+          <w:t>https://github.com/ScioSilentium13/PM04_PrPr_2026</w:t>
         </w:r>
       </w:hyperlink>
     </w:p>
@@ -4931,17 +5357,17 @@
       <w:pPr>
         <w:spacing w:line="360" w:lineRule="auto"/>
         <w:ind w:firstLine="709"/>
-        <w:rPr>
-          <w:sz w:val="28"/>
-          <w:szCs w:val="28"/>
-        </w:rPr>
-      </w:pPr>
-      <w:r>
-        <w:rPr>
-          <w:sz w:val="28"/>
-          <w:szCs w:val="28"/>
-        </w:rPr>
-        <w:lastRenderedPageBreak/>
+        <w:jc w:val="both"/>
+        <w:rPr>
+          <w:sz w:val="28"/>
+          <w:szCs w:val="28"/>
+        </w:rPr>
+      </w:pPr>
+      <w:r>
+        <w:rPr>
+          <w:sz w:val="28"/>
+          <w:szCs w:val="28"/>
+        </w:rPr>
         <w:t>Благодаря этому все изменения могут быть отслежены, а в случае сбоя – восстановлены.</w:t>
       </w:r>
     </w:p>
@@ -4949,10 +5375,11 @@
       <w:pPr>
         <w:pStyle w:val="a5"/>
         <w:numPr>
-          <w:ilvl w:val="0"/>
-          <w:numId w:val="31"/>
+          <w:ilvl w:val="1"/>
+          <w:numId w:val="17"/>
         </w:numPr>
         <w:spacing w:line="360" w:lineRule="auto"/>
+        <w:jc w:val="both"/>
         <w:rPr>
           <w:b/>
           <w:bCs/>
@@ -4974,16 +5401,18 @@
       <w:pPr>
         <w:spacing w:line="360" w:lineRule="auto"/>
         <w:ind w:firstLine="709"/>
-        <w:rPr>
-          <w:sz w:val="28"/>
-          <w:szCs w:val="28"/>
-        </w:rPr>
-      </w:pPr>
-      <w:r>
-        <w:rPr>
-          <w:sz w:val="28"/>
-          <w:szCs w:val="28"/>
-        </w:rPr>
+        <w:jc w:val="both"/>
+        <w:rPr>
+          <w:sz w:val="28"/>
+          <w:szCs w:val="28"/>
+        </w:rPr>
+      </w:pPr>
+      <w:r>
+        <w:rPr>
+          <w:sz w:val="28"/>
+          <w:szCs w:val="28"/>
+        </w:rPr>
+        <w:lastRenderedPageBreak/>
         <w:t>На этапе проектирования были выбраны следующие методы и средства защиты:</w:t>
       </w:r>
     </w:p>
@@ -4998,7 +5427,8 @@
           <w:tab w:val="num" w:pos="1134"/>
         </w:tabs>
         <w:spacing w:after="160" w:line="360" w:lineRule="auto"/>
-        <w:ind w:hanging="11"/>
+        <w:ind w:left="0" w:firstLine="709"/>
+        <w:jc w:val="both"/>
         <w:rPr>
           <w:sz w:val="28"/>
           <w:szCs w:val="28"/>
@@ -5032,7 +5462,8 @@
           <w:tab w:val="num" w:pos="1134"/>
         </w:tabs>
         <w:spacing w:after="160" w:line="360" w:lineRule="auto"/>
-        <w:ind w:hanging="11"/>
+        <w:ind w:left="0" w:firstLine="709"/>
+        <w:jc w:val="both"/>
         <w:rPr>
           <w:sz w:val="28"/>
           <w:szCs w:val="28"/>
@@ -5082,7 +5513,8 @@
           <w:tab w:val="num" w:pos="1134"/>
         </w:tabs>
         <w:spacing w:after="160" w:line="360" w:lineRule="auto"/>
-        <w:ind w:hanging="11"/>
+        <w:ind w:left="0" w:firstLine="709"/>
+        <w:jc w:val="both"/>
         <w:rPr>
           <w:sz w:val="28"/>
           <w:szCs w:val="28"/>
@@ -5116,7 +5548,8 @@
           <w:tab w:val="num" w:pos="1134"/>
         </w:tabs>
         <w:spacing w:after="160" w:line="360" w:lineRule="auto"/>
-        <w:ind w:hanging="11"/>
+        <w:ind w:left="0" w:firstLine="709"/>
+        <w:jc w:val="both"/>
         <w:rPr>
           <w:sz w:val="28"/>
           <w:szCs w:val="28"/>
@@ -5166,7 +5599,8 @@
           <w:tab w:val="num" w:pos="1134"/>
         </w:tabs>
         <w:spacing w:after="160" w:line="360" w:lineRule="auto"/>
-        <w:ind w:hanging="11"/>
+        <w:ind w:left="0" w:firstLine="709"/>
+        <w:jc w:val="both"/>
         <w:rPr>
           <w:sz w:val="28"/>
           <w:szCs w:val="28"/>
@@ -5200,7 +5634,8 @@
           <w:tab w:val="num" w:pos="1134"/>
         </w:tabs>
         <w:spacing w:after="160" w:line="360" w:lineRule="auto"/>
-        <w:ind w:hanging="11"/>
+        <w:ind w:left="0" w:firstLine="709"/>
+        <w:jc w:val="both"/>
         <w:rPr>
           <w:sz w:val="28"/>
           <w:szCs w:val="28"/>
@@ -5227,6 +5662,7 @@
       <w:pPr>
         <w:spacing w:line="360" w:lineRule="auto"/>
         <w:ind w:firstLine="709"/>
+        <w:jc w:val="both"/>
         <w:rPr>
           <w:sz w:val="28"/>
           <w:szCs w:val="28"/>
@@ -5244,10 +5680,12 @@
       <w:pPr>
         <w:pStyle w:val="a5"/>
         <w:numPr>
-          <w:ilvl w:val="0"/>
-          <w:numId w:val="31"/>
+          <w:ilvl w:val="1"/>
+          <w:numId w:val="17"/>
         </w:numPr>
         <w:spacing w:line="360" w:lineRule="auto"/>
+        <w:ind w:left="0" w:firstLine="720"/>
+        <w:jc w:val="both"/>
         <w:rPr>
           <w:b/>
           <w:bCs/>
@@ -5269,6 +5707,7 @@
       <w:pPr>
         <w:spacing w:line="360" w:lineRule="auto"/>
         <w:ind w:firstLine="709"/>
+        <w:jc w:val="both"/>
         <w:rPr>
           <w:sz w:val="28"/>
           <w:szCs w:val="28"/>
@@ -5294,6 +5733,7 @@
         </w:tabs>
         <w:spacing w:after="160" w:line="360" w:lineRule="auto"/>
         <w:ind w:hanging="11"/>
+        <w:jc w:val="both"/>
         <w:rPr>
           <w:sz w:val="28"/>
           <w:szCs w:val="28"/>
@@ -5344,7 +5784,8 @@
           <w:tab w:val="num" w:pos="1843"/>
         </w:tabs>
         <w:spacing w:after="160" w:line="360" w:lineRule="auto"/>
-        <w:ind w:hanging="11"/>
+        <w:ind w:left="709" w:firstLine="709"/>
+        <w:jc w:val="both"/>
         <w:rPr>
           <w:sz w:val="28"/>
           <w:szCs w:val="28"/>
@@ -5370,18 +5811,18 @@
           <w:tab w:val="num" w:pos="1843"/>
         </w:tabs>
         <w:spacing w:after="160" w:line="360" w:lineRule="auto"/>
-        <w:ind w:hanging="11"/>
-        <w:rPr>
-          <w:sz w:val="28"/>
-          <w:szCs w:val="28"/>
-        </w:rPr>
-      </w:pPr>
-      <w:r>
-        <w:rPr>
-          <w:sz w:val="28"/>
-          <w:szCs w:val="28"/>
-        </w:rPr>
-        <w:lastRenderedPageBreak/>
+        <w:ind w:left="709" w:firstLine="709"/>
+        <w:jc w:val="both"/>
+        <w:rPr>
+          <w:sz w:val="28"/>
+          <w:szCs w:val="28"/>
+        </w:rPr>
+      </w:pPr>
+      <w:r>
+        <w:rPr>
+          <w:sz w:val="28"/>
+          <w:szCs w:val="28"/>
+        </w:rPr>
         <w:t>Параметр «Взаимодействие с системой: не отображать последнего пользователя» – включён.</w:t>
       </w:r>
     </w:p>
@@ -5397,17 +5838,19 @@
           <w:tab w:val="num" w:pos="1843"/>
         </w:tabs>
         <w:spacing w:after="160" w:line="360" w:lineRule="auto"/>
-        <w:ind w:hanging="11"/>
-        <w:rPr>
-          <w:sz w:val="28"/>
-          <w:szCs w:val="28"/>
-        </w:rPr>
-      </w:pPr>
-      <w:r>
-        <w:rPr>
-          <w:sz w:val="28"/>
-          <w:szCs w:val="28"/>
-        </w:rPr>
+        <w:ind w:left="709" w:firstLine="709"/>
+        <w:jc w:val="both"/>
+        <w:rPr>
+          <w:sz w:val="28"/>
+          <w:szCs w:val="28"/>
+        </w:rPr>
+      </w:pPr>
+      <w:r>
+        <w:rPr>
+          <w:sz w:val="28"/>
+          <w:szCs w:val="28"/>
+        </w:rPr>
+        <w:lastRenderedPageBreak/>
         <w:t>Параметр «Интерактивный вход: поведение при запросе повышения прав» – переключение на безопасный рабочий стол.</w:t>
       </w:r>
     </w:p>
@@ -5422,7 +5865,8 @@
           <w:tab w:val="num" w:pos="1134"/>
         </w:tabs>
         <w:spacing w:after="160" w:line="360" w:lineRule="auto"/>
-        <w:ind w:hanging="11"/>
+        <w:ind w:left="0" w:firstLine="709"/>
+        <w:jc w:val="both"/>
         <w:rPr>
           <w:sz w:val="28"/>
           <w:szCs w:val="28"/>
@@ -5453,6 +5897,27 @@
         <w:t>lusrmgr.msc</w:t>
       </w:r>
       <w:proofErr w:type="spellEnd"/>
+      <w:r>
+        <w:rPr>
+          <w:sz w:val="28"/>
+          <w:szCs w:val="28"/>
+        </w:rPr>
+        <w:t xml:space="preserve"> (см. рисунок </w:t>
+      </w:r>
+      <w:r>
+        <w:rPr>
+          <w:sz w:val="28"/>
+          <w:szCs w:val="28"/>
+        </w:rPr>
+        <w:t>8</w:t>
+      </w:r>
+      <w:r>
+        <w:rPr>
+          <w:sz w:val="28"/>
+          <w:szCs w:val="28"/>
+        </w:rPr>
+        <w:t>)</w:t>
+      </w:r>
       <w:r>
         <w:rPr>
           <w:sz w:val="28"/>
@@ -5472,7 +5937,8 @@
           <w:tab w:val="num" w:pos="1134"/>
         </w:tabs>
         <w:spacing w:after="160" w:line="360" w:lineRule="auto"/>
-        <w:ind w:hanging="11"/>
+        <w:ind w:left="0" w:firstLine="709"/>
+        <w:jc w:val="both"/>
         <w:rPr>
           <w:sz w:val="28"/>
           <w:szCs w:val="28"/>
@@ -5506,7 +5972,8 @@
           <w:tab w:val="num" w:pos="1134"/>
         </w:tabs>
         <w:spacing w:after="160" w:line="360" w:lineRule="auto"/>
-        <w:ind w:hanging="11"/>
+        <w:ind w:left="0" w:firstLine="709"/>
+        <w:jc w:val="both"/>
         <w:rPr>
           <w:sz w:val="28"/>
           <w:szCs w:val="28"/>
@@ -5551,7 +6018,8 @@
           <w:tab w:val="num" w:pos="1134"/>
         </w:tabs>
         <w:spacing w:after="160" w:line="360" w:lineRule="auto"/>
-        <w:ind w:hanging="11"/>
+        <w:ind w:left="0" w:firstLine="709"/>
+        <w:jc w:val="both"/>
         <w:rPr>
           <w:sz w:val="28"/>
           <w:szCs w:val="28"/>
@@ -5578,6 +6046,7 @@
       <w:pPr>
         <w:spacing w:line="360" w:lineRule="auto"/>
         <w:ind w:firstLine="709"/>
+        <w:jc w:val="both"/>
         <w:rPr>
           <w:sz w:val="28"/>
           <w:szCs w:val="28"/>
@@ -5607,1274 +6076,10 @@
           <w:szCs w:val="28"/>
         </w:rPr>
         <w:drawing>
-          <wp:inline distT="0" distB="0" distL="0" distR="0" wp14:anchorId="336918AE" wp14:editId="02654B80">
-            <wp:extent cx="2747284" cy="3073400"/>
-            <wp:effectExtent l="19050" t="19050" r="0" b="0"/>
+          <wp:inline distT="0" distB="0" distL="0" distR="0" wp14:anchorId="336918AE" wp14:editId="4065B24C">
+            <wp:extent cx="2792730" cy="3124241"/>
+            <wp:effectExtent l="19050" t="19050" r="7620" b="0"/>
             <wp:docPr id="1" name="Рисунок 1"/>
-            <wp:cNvGraphicFramePr>
-              <a:graphicFrameLocks xmlns:a="http://schemas.openxmlformats.org/drawingml/2006/main" noChangeAspect="1"/>
-            </wp:cNvGraphicFramePr>
-            <a:graphic xmlns:a="http://schemas.openxmlformats.org/drawingml/2006/main">
-              <a:graphicData uri="http://schemas.openxmlformats.org/drawingml/2006/picture">
-                <pic:pic xmlns:pic="http://schemas.openxmlformats.org/drawingml/2006/picture">
-                  <pic:nvPicPr>
-                    <pic:cNvPr id="1" name=""/>
-                    <pic:cNvPicPr/>
-                  </pic:nvPicPr>
-                  <pic:blipFill>
-                    <a:blip r:embed="rId13"/>
-                    <a:stretch>
-                      <a:fillRect/>
-                    </a:stretch>
-                  </pic:blipFill>
-                  <pic:spPr>
-                    <a:xfrm>
-                      <a:off x="0" y="0"/>
-                      <a:ext cx="2751612" cy="3078242"/>
-                    </a:xfrm>
-                    <a:prstGeom prst="rect">
-                      <a:avLst/>
-                    </a:prstGeom>
-                    <a:ln>
-                      <a:solidFill>
-                        <a:schemeClr val="tx1"/>
-                      </a:solidFill>
-                    </a:ln>
-                  </pic:spPr>
-                </pic:pic>
-              </a:graphicData>
-            </a:graphic>
-          </wp:inline>
-        </w:drawing>
-      </w:r>
-    </w:p>
-    <w:p>
-      <w:pPr>
-        <w:spacing w:line="360" w:lineRule="auto"/>
-        <w:jc w:val="center"/>
-        <w:rPr>
-          <w:sz w:val="28"/>
-          <w:szCs w:val="28"/>
-        </w:rPr>
-      </w:pPr>
-      <w:r>
-        <w:rPr>
-          <w:sz w:val="28"/>
-          <w:szCs w:val="28"/>
-        </w:rPr>
-        <w:t>(Рисунок 7 – отключение учетной записи «Гость»)</w:t>
-      </w:r>
-    </w:p>
-    <w:p>
-      <w:pPr>
-        <w:spacing w:line="360" w:lineRule="auto"/>
-        <w:jc w:val="center"/>
-        <w:rPr>
-          <w:sz w:val="28"/>
-          <w:szCs w:val="28"/>
-        </w:rPr>
-      </w:pPr>
-    </w:p>
-    <w:p>
-      <w:pPr>
-        <w:pStyle w:val="a5"/>
-        <w:numPr>
-          <w:ilvl w:val="0"/>
-          <w:numId w:val="31"/>
-        </w:numPr>
-        <w:spacing w:line="360" w:lineRule="auto"/>
-        <w:rPr>
-          <w:b/>
-          <w:bCs/>
-          <w:sz w:val="28"/>
-          <w:szCs w:val="28"/>
-        </w:rPr>
-      </w:pPr>
-      <w:r>
-        <w:rPr>
-          <w:b/>
-          <w:bCs/>
-          <w:sz w:val="28"/>
-          <w:szCs w:val="28"/>
-        </w:rPr>
-        <w:t>Тестирование программного обеспечения</w:t>
-      </w:r>
-    </w:p>
-    <w:p>
-      <w:pPr>
-        <w:spacing w:line="360" w:lineRule="auto"/>
-        <w:ind w:firstLine="709"/>
-        <w:rPr>
-          <w:sz w:val="28"/>
-          <w:szCs w:val="28"/>
-        </w:rPr>
-      </w:pPr>
-      <w:r>
-        <w:rPr>
-          <w:sz w:val="28"/>
-          <w:szCs w:val="28"/>
-        </w:rPr>
-        <w:lastRenderedPageBreak/>
-        <w:t>Для проверки работоспособности установленного ПО и корректности настроек защиты было выполнено функциональное тестирование.</w:t>
-      </w:r>
-    </w:p>
-    <w:p>
-      <w:pPr>
-        <w:numPr>
-          <w:ilvl w:val="0"/>
-          <w:numId w:val="29"/>
-        </w:numPr>
-        <w:tabs>
-          <w:tab w:val="clear" w:pos="720"/>
-          <w:tab w:val="num" w:pos="1134"/>
-        </w:tabs>
-        <w:spacing w:after="160" w:line="360" w:lineRule="auto"/>
-        <w:ind w:hanging="11"/>
-        <w:rPr>
-          <w:sz w:val="28"/>
-          <w:szCs w:val="28"/>
-        </w:rPr>
-      </w:pPr>
-      <w:r>
-        <w:rPr>
-          <w:b/>
-          <w:bCs/>
-          <w:sz w:val="28"/>
-          <w:szCs w:val="28"/>
-        </w:rPr>
-        <w:t>Тестирование запуска и основных функций:</w:t>
-      </w:r>
-    </w:p>
-    <w:p>
-      <w:pPr>
-        <w:numPr>
-          <w:ilvl w:val="1"/>
-          <w:numId w:val="29"/>
-        </w:numPr>
-        <w:tabs>
-          <w:tab w:val="clear" w:pos="1440"/>
-          <w:tab w:val="num" w:pos="1134"/>
-          <w:tab w:val="num" w:pos="1843"/>
-        </w:tabs>
-        <w:spacing w:after="160" w:line="360" w:lineRule="auto"/>
-        <w:ind w:hanging="11"/>
-        <w:rPr>
-          <w:sz w:val="28"/>
-          <w:szCs w:val="28"/>
-        </w:rPr>
-      </w:pPr>
-      <w:proofErr w:type="spellStart"/>
-      <w:r>
-        <w:rPr>
-          <w:sz w:val="28"/>
-          <w:szCs w:val="28"/>
-        </w:rPr>
-        <w:t>Moodle</w:t>
-      </w:r>
-      <w:proofErr w:type="spellEnd"/>
-      <w:r>
-        <w:rPr>
-          <w:sz w:val="28"/>
-          <w:szCs w:val="28"/>
-        </w:rPr>
-        <w:t xml:space="preserve"> – открытие главной страницы, вход под учётной записью администратора. Результат – успешно.</w:t>
-      </w:r>
-    </w:p>
-    <w:p>
-      <w:pPr>
-        <w:numPr>
-          <w:ilvl w:val="1"/>
-          <w:numId w:val="29"/>
-        </w:numPr>
-        <w:tabs>
-          <w:tab w:val="clear" w:pos="1440"/>
-          <w:tab w:val="num" w:pos="1134"/>
-          <w:tab w:val="num" w:pos="1843"/>
-        </w:tabs>
-        <w:spacing w:after="160" w:line="360" w:lineRule="auto"/>
-        <w:ind w:hanging="11"/>
-        <w:rPr>
-          <w:sz w:val="28"/>
-          <w:szCs w:val="28"/>
-        </w:rPr>
-      </w:pPr>
-      <w:proofErr w:type="spellStart"/>
-      <w:r>
-        <w:rPr>
-          <w:sz w:val="28"/>
-          <w:szCs w:val="28"/>
-        </w:rPr>
-        <w:t>WordPress</w:t>
-      </w:r>
-      <w:proofErr w:type="spellEnd"/>
-      <w:r>
-        <w:rPr>
-          <w:sz w:val="28"/>
-          <w:szCs w:val="28"/>
-        </w:rPr>
-        <w:t xml:space="preserve"> – загрузка главной страницы, вход в панель администратора. Результат – успешно.</w:t>
-      </w:r>
-    </w:p>
-    <w:p>
-      <w:pPr>
-        <w:numPr>
-          <w:ilvl w:val="1"/>
-          <w:numId w:val="29"/>
-        </w:numPr>
-        <w:tabs>
-          <w:tab w:val="clear" w:pos="1440"/>
-          <w:tab w:val="num" w:pos="1134"/>
-          <w:tab w:val="num" w:pos="1843"/>
-        </w:tabs>
-        <w:spacing w:after="160" w:line="360" w:lineRule="auto"/>
-        <w:ind w:hanging="11"/>
-        <w:rPr>
-          <w:sz w:val="28"/>
-          <w:szCs w:val="28"/>
-        </w:rPr>
-      </w:pPr>
-      <w:r>
-        <w:rPr>
-          <w:sz w:val="28"/>
-          <w:szCs w:val="28"/>
-        </w:rPr>
-        <w:t>1</w:t>
-      </w:r>
-      <w:proofErr w:type="gramStart"/>
-      <w:r>
-        <w:rPr>
-          <w:sz w:val="28"/>
-          <w:szCs w:val="28"/>
-        </w:rPr>
-        <w:t>С:Предприятие</w:t>
-      </w:r>
-      <w:proofErr w:type="gramEnd"/>
-      <w:r>
-        <w:rPr>
-          <w:sz w:val="28"/>
-          <w:szCs w:val="28"/>
-        </w:rPr>
-        <w:t xml:space="preserve"> – запуск, открытие демо-базы, создание нового документа. Результат – успешно.</w:t>
-      </w:r>
-    </w:p>
-    <w:p>
-      <w:pPr>
-        <w:numPr>
-          <w:ilvl w:val="1"/>
-          <w:numId w:val="29"/>
-        </w:numPr>
-        <w:tabs>
-          <w:tab w:val="clear" w:pos="1440"/>
-          <w:tab w:val="num" w:pos="1134"/>
-          <w:tab w:val="num" w:pos="1843"/>
-        </w:tabs>
-        <w:spacing w:after="160" w:line="360" w:lineRule="auto"/>
-        <w:ind w:hanging="11"/>
-        <w:rPr>
-          <w:sz w:val="28"/>
-          <w:szCs w:val="28"/>
-        </w:rPr>
-      </w:pPr>
-      <w:proofErr w:type="spellStart"/>
-      <w:r>
-        <w:rPr>
-          <w:sz w:val="28"/>
-          <w:szCs w:val="28"/>
-        </w:rPr>
-        <w:t>ClamAV</w:t>
-      </w:r>
-      <w:proofErr w:type="spellEnd"/>
-      <w:r>
-        <w:rPr>
-          <w:sz w:val="28"/>
-          <w:szCs w:val="28"/>
-        </w:rPr>
-        <w:t xml:space="preserve"> – запуск сканирования тестового каталога, получение отчёта. Результат – успешно.</w:t>
-      </w:r>
-    </w:p>
-    <w:p>
-      <w:pPr>
-        <w:numPr>
-          <w:ilvl w:val="1"/>
-          <w:numId w:val="29"/>
-        </w:numPr>
-        <w:tabs>
-          <w:tab w:val="clear" w:pos="1440"/>
-          <w:tab w:val="num" w:pos="1134"/>
-          <w:tab w:val="num" w:pos="1843"/>
-        </w:tabs>
-        <w:spacing w:after="160" w:line="360" w:lineRule="auto"/>
-        <w:ind w:hanging="11"/>
-        <w:rPr>
-          <w:sz w:val="28"/>
-          <w:szCs w:val="28"/>
-        </w:rPr>
-      </w:pPr>
-      <w:r>
-        <w:rPr>
-          <w:sz w:val="28"/>
-          <w:szCs w:val="28"/>
-        </w:rPr>
-        <w:t xml:space="preserve">Дополнительное ПО (Total Commander, </w:t>
-      </w:r>
-      <w:proofErr w:type="spellStart"/>
-      <w:r>
-        <w:rPr>
-          <w:sz w:val="28"/>
-          <w:szCs w:val="28"/>
-        </w:rPr>
-        <w:t>IrfanView</w:t>
-      </w:r>
-      <w:proofErr w:type="spellEnd"/>
-      <w:r>
-        <w:rPr>
-          <w:sz w:val="28"/>
-          <w:szCs w:val="28"/>
-        </w:rPr>
-        <w:t>, Firefox) – все программы открываются, выполняют базовые операции без ошибок.</w:t>
-      </w:r>
-    </w:p>
-    <w:p>
-      <w:pPr>
-        <w:pStyle w:val="a5"/>
-        <w:numPr>
-          <w:ilvl w:val="0"/>
-          <w:numId w:val="29"/>
-        </w:numPr>
-        <w:tabs>
-          <w:tab w:val="clear" w:pos="720"/>
-          <w:tab w:val="num" w:pos="1134"/>
-        </w:tabs>
-        <w:spacing w:after="160" w:line="360" w:lineRule="auto"/>
-        <w:ind w:hanging="11"/>
-        <w:rPr>
-          <w:sz w:val="28"/>
-          <w:szCs w:val="28"/>
-        </w:rPr>
-      </w:pPr>
-      <w:r>
-        <w:rPr>
-          <w:b/>
-          <w:bCs/>
-          <w:sz w:val="28"/>
-          <w:szCs w:val="28"/>
-        </w:rPr>
-        <w:t>Тестирование Active Directory:</w:t>
-      </w:r>
-    </w:p>
-    <w:p>
-      <w:pPr>
-        <w:numPr>
-          <w:ilvl w:val="0"/>
-          <w:numId w:val="30"/>
-        </w:numPr>
-        <w:tabs>
-          <w:tab w:val="clear" w:pos="1068"/>
-          <w:tab w:val="num" w:pos="1843"/>
-        </w:tabs>
-        <w:spacing w:after="160" w:line="360" w:lineRule="auto"/>
-        <w:ind w:left="1418" w:firstLine="0"/>
-        <w:rPr>
-          <w:sz w:val="28"/>
-          <w:szCs w:val="28"/>
-        </w:rPr>
-      </w:pPr>
-      <w:r>
-        <w:rPr>
-          <w:sz w:val="28"/>
-          <w:szCs w:val="28"/>
-        </w:rPr>
-        <w:t>Проверка возможности входа в домен созданными пользователями (администратор домена, тестовый пользователь).</w:t>
-      </w:r>
-    </w:p>
-    <w:p>
-      <w:pPr>
-        <w:numPr>
-          <w:ilvl w:val="0"/>
-          <w:numId w:val="30"/>
-        </w:numPr>
-        <w:tabs>
-          <w:tab w:val="clear" w:pos="1068"/>
-          <w:tab w:val="num" w:pos="1843"/>
-        </w:tabs>
-        <w:spacing w:after="160" w:line="360" w:lineRule="auto"/>
-        <w:ind w:left="1418" w:firstLine="0"/>
-        <w:rPr>
-          <w:sz w:val="28"/>
-          <w:szCs w:val="28"/>
-        </w:rPr>
-      </w:pPr>
-      <w:r>
-        <w:rPr>
-          <w:sz w:val="28"/>
-          <w:szCs w:val="28"/>
-        </w:rPr>
-        <w:t xml:space="preserve">Проверка применения групповых политик (например, запрет доступа к панели управления для обычного пользователя) с помощью команды </w:t>
-      </w:r>
-      <w:proofErr w:type="spellStart"/>
-      <w:r>
-        <w:rPr>
-          <w:sz w:val="28"/>
-          <w:szCs w:val="28"/>
-        </w:rPr>
-        <w:t>gpresult</w:t>
-      </w:r>
-      <w:proofErr w:type="spellEnd"/>
-      <w:r>
-        <w:rPr>
-          <w:sz w:val="28"/>
-          <w:szCs w:val="28"/>
-        </w:rPr>
-        <w:t xml:space="preserve"> /r.</w:t>
-      </w:r>
-    </w:p>
-    <w:p>
-      <w:pPr>
-        <w:numPr>
-          <w:ilvl w:val="0"/>
-          <w:numId w:val="30"/>
-        </w:numPr>
-        <w:tabs>
-          <w:tab w:val="clear" w:pos="1068"/>
-          <w:tab w:val="num" w:pos="1843"/>
-        </w:tabs>
-        <w:spacing w:after="160" w:line="360" w:lineRule="auto"/>
-        <w:ind w:left="1418" w:firstLine="0"/>
-        <w:rPr>
-          <w:sz w:val="28"/>
-          <w:szCs w:val="28"/>
-        </w:rPr>
-      </w:pPr>
-      <w:r>
-        <w:rPr>
-          <w:sz w:val="28"/>
-          <w:szCs w:val="28"/>
-        </w:rPr>
-        <w:t>Проверка работы оснасток управления AD (</w:t>
-      </w:r>
-      <w:proofErr w:type="spellStart"/>
-      <w:r>
-        <w:rPr>
-          <w:sz w:val="28"/>
-          <w:szCs w:val="28"/>
-        </w:rPr>
-        <w:t>dsa.msc</w:t>
-      </w:r>
-      <w:proofErr w:type="spellEnd"/>
-      <w:r>
-        <w:rPr>
-          <w:sz w:val="28"/>
-          <w:szCs w:val="28"/>
-        </w:rPr>
-        <w:t xml:space="preserve">, </w:t>
-      </w:r>
-      <w:proofErr w:type="spellStart"/>
-      <w:r>
-        <w:rPr>
-          <w:sz w:val="28"/>
-          <w:szCs w:val="28"/>
-        </w:rPr>
-        <w:t>gpmc.msc</w:t>
-      </w:r>
-      <w:proofErr w:type="spellEnd"/>
-      <w:r>
-        <w:rPr>
-          <w:sz w:val="28"/>
-          <w:szCs w:val="28"/>
-        </w:rPr>
-        <w:t>) – они открываются без ошибок, отображают созданные объекты.</w:t>
-      </w:r>
-    </w:p>
-    <w:p>
-      <w:pPr>
-        <w:numPr>
-          <w:ilvl w:val="0"/>
-          <w:numId w:val="29"/>
-        </w:numPr>
-        <w:tabs>
-          <w:tab w:val="clear" w:pos="720"/>
-          <w:tab w:val="num" w:pos="1134"/>
-        </w:tabs>
-        <w:spacing w:after="160" w:line="360" w:lineRule="auto"/>
-        <w:ind w:hanging="11"/>
-        <w:rPr>
-          <w:sz w:val="28"/>
-          <w:szCs w:val="28"/>
-        </w:rPr>
-      </w:pPr>
-      <w:r>
-        <w:rPr>
-          <w:b/>
-          <w:bCs/>
-          <w:sz w:val="28"/>
-          <w:szCs w:val="28"/>
-        </w:rPr>
-        <w:t>Тестирование совместимости и производительности:</w:t>
-      </w:r>
-    </w:p>
-    <w:p>
-      <w:pPr>
-        <w:numPr>
-          <w:ilvl w:val="1"/>
-          <w:numId w:val="29"/>
-        </w:numPr>
-        <w:tabs>
-          <w:tab w:val="clear" w:pos="1440"/>
-          <w:tab w:val="num" w:pos="1843"/>
-        </w:tabs>
-        <w:spacing w:after="160" w:line="360" w:lineRule="auto"/>
-        <w:ind w:hanging="11"/>
-        <w:rPr>
-          <w:sz w:val="28"/>
-          <w:szCs w:val="28"/>
-        </w:rPr>
-      </w:pPr>
-      <w:r>
-        <w:rPr>
-          <w:sz w:val="28"/>
-          <w:szCs w:val="28"/>
-        </w:rPr>
-        <w:t>Одновременный запуск всех приложений не привёл к зависаниям или ошибкам.</w:t>
-      </w:r>
-    </w:p>
-    <w:p>
-      <w:pPr>
-        <w:numPr>
-          <w:ilvl w:val="1"/>
-          <w:numId w:val="29"/>
-        </w:numPr>
-        <w:tabs>
-          <w:tab w:val="clear" w:pos="1440"/>
-          <w:tab w:val="num" w:pos="1843"/>
-        </w:tabs>
-        <w:spacing w:after="160" w:line="360" w:lineRule="auto"/>
-        <w:ind w:hanging="11"/>
-        <w:rPr>
-          <w:sz w:val="28"/>
-          <w:szCs w:val="28"/>
-        </w:rPr>
-      </w:pPr>
-      <w:r>
-        <w:rPr>
-          <w:sz w:val="28"/>
-          <w:szCs w:val="28"/>
-        </w:rPr>
-        <w:lastRenderedPageBreak/>
-        <w:t>Потребление ОЗУ в пике – менее 3 ГБ, загрузка ЦП – не более 60%.</w:t>
-      </w:r>
-    </w:p>
-    <w:p>
-      <w:pPr>
-        <w:numPr>
-          <w:ilvl w:val="0"/>
-          <w:numId w:val="29"/>
-        </w:numPr>
-        <w:tabs>
-          <w:tab w:val="clear" w:pos="720"/>
-          <w:tab w:val="num" w:pos="1134"/>
-        </w:tabs>
-        <w:spacing w:after="160" w:line="360" w:lineRule="auto"/>
-        <w:ind w:hanging="11"/>
-        <w:rPr>
-          <w:sz w:val="28"/>
-          <w:szCs w:val="28"/>
-        </w:rPr>
-      </w:pPr>
-      <w:r>
-        <w:rPr>
-          <w:b/>
-          <w:bCs/>
-          <w:sz w:val="28"/>
-          <w:szCs w:val="28"/>
-        </w:rPr>
-        <w:t>Тестирование прав доступа:</w:t>
-      </w:r>
-    </w:p>
-    <w:p>
-      <w:pPr>
-        <w:numPr>
-          <w:ilvl w:val="1"/>
-          <w:numId w:val="29"/>
-        </w:numPr>
-        <w:tabs>
-          <w:tab w:val="num" w:pos="1843"/>
-        </w:tabs>
-        <w:spacing w:after="160" w:line="360" w:lineRule="auto"/>
-        <w:ind w:hanging="11"/>
-        <w:rPr>
-          <w:sz w:val="28"/>
-          <w:szCs w:val="28"/>
-        </w:rPr>
-      </w:pPr>
-      <w:r>
-        <w:rPr>
-          <w:sz w:val="28"/>
-          <w:szCs w:val="28"/>
-        </w:rPr>
-        <w:t>Пользователь «Оператор» не может записывать файлы в защищённые папки.</w:t>
-      </w:r>
-    </w:p>
-    <w:p>
-      <w:pPr>
-        <w:numPr>
-          <w:ilvl w:val="1"/>
-          <w:numId w:val="29"/>
-        </w:numPr>
-        <w:tabs>
-          <w:tab w:val="num" w:pos="1843"/>
-        </w:tabs>
-        <w:spacing w:after="160" w:line="360" w:lineRule="auto"/>
-        <w:ind w:hanging="11"/>
-        <w:rPr>
-          <w:sz w:val="28"/>
-          <w:szCs w:val="28"/>
-        </w:rPr>
-      </w:pPr>
-      <w:r>
-        <w:rPr>
-          <w:sz w:val="28"/>
-          <w:szCs w:val="28"/>
-        </w:rPr>
-        <w:t>Пользователь «Администратор» имеет полный доступ.</w:t>
-      </w:r>
-    </w:p>
-    <w:p>
-      <w:pPr>
-        <w:numPr>
-          <w:ilvl w:val="0"/>
-          <w:numId w:val="29"/>
-        </w:numPr>
-        <w:tabs>
-          <w:tab w:val="clear" w:pos="720"/>
-          <w:tab w:val="num" w:pos="1134"/>
-        </w:tabs>
-        <w:spacing w:after="160" w:line="360" w:lineRule="auto"/>
-        <w:ind w:hanging="11"/>
-        <w:rPr>
-          <w:sz w:val="28"/>
-          <w:szCs w:val="28"/>
-        </w:rPr>
-      </w:pPr>
-      <w:r>
-        <w:rPr>
-          <w:b/>
-          <w:bCs/>
-          <w:sz w:val="28"/>
-          <w:szCs w:val="28"/>
-        </w:rPr>
-        <w:t>Тестирование сетевого взаимодействия:</w:t>
-      </w:r>
-    </w:p>
-    <w:p>
-      <w:pPr>
-        <w:numPr>
-          <w:ilvl w:val="1"/>
-          <w:numId w:val="29"/>
-        </w:numPr>
-        <w:tabs>
-          <w:tab w:val="num" w:pos="1843"/>
-        </w:tabs>
-        <w:spacing w:after="160" w:line="360" w:lineRule="auto"/>
-        <w:ind w:hanging="11"/>
-        <w:rPr>
-          <w:sz w:val="28"/>
-          <w:szCs w:val="28"/>
-        </w:rPr>
-      </w:pPr>
-      <w:r>
-        <w:rPr>
-          <w:sz w:val="28"/>
-          <w:szCs w:val="28"/>
-        </w:rPr>
-        <w:t xml:space="preserve">Проверка связи между хост-машиной и виртуальной машиной через </w:t>
-      </w:r>
-      <w:proofErr w:type="spellStart"/>
-      <w:r>
-        <w:rPr>
-          <w:sz w:val="28"/>
-          <w:szCs w:val="28"/>
-        </w:rPr>
-        <w:t>ping</w:t>
-      </w:r>
-      <w:proofErr w:type="spellEnd"/>
-      <w:r>
-        <w:rPr>
-          <w:sz w:val="28"/>
-          <w:szCs w:val="28"/>
-        </w:rPr>
-        <w:t xml:space="preserve"> – успешно.</w:t>
-      </w:r>
-    </w:p>
-    <w:p>
-      <w:pPr>
-        <w:numPr>
-          <w:ilvl w:val="1"/>
-          <w:numId w:val="29"/>
-        </w:numPr>
-        <w:tabs>
-          <w:tab w:val="num" w:pos="1843"/>
-        </w:tabs>
-        <w:spacing w:after="160" w:line="360" w:lineRule="auto"/>
-        <w:ind w:hanging="11"/>
-        <w:rPr>
-          <w:sz w:val="28"/>
-          <w:szCs w:val="28"/>
-        </w:rPr>
-      </w:pPr>
-      <w:r>
-        <w:rPr>
-          <w:sz w:val="28"/>
-          <w:szCs w:val="28"/>
-        </w:rPr>
-        <w:t xml:space="preserve">Доступ к веб-интерфейсу </w:t>
-      </w:r>
-      <w:proofErr w:type="spellStart"/>
-      <w:r>
-        <w:rPr>
-          <w:sz w:val="28"/>
-          <w:szCs w:val="28"/>
-        </w:rPr>
-        <w:t>Moodle</w:t>
-      </w:r>
-      <w:proofErr w:type="spellEnd"/>
-      <w:r>
-        <w:rPr>
-          <w:sz w:val="28"/>
-          <w:szCs w:val="28"/>
-        </w:rPr>
-        <w:t xml:space="preserve"> и </w:t>
-      </w:r>
-      <w:proofErr w:type="spellStart"/>
-      <w:r>
-        <w:rPr>
-          <w:sz w:val="28"/>
-          <w:szCs w:val="28"/>
-        </w:rPr>
-        <w:t>WordPress</w:t>
-      </w:r>
-      <w:proofErr w:type="spellEnd"/>
-      <w:r>
-        <w:rPr>
-          <w:sz w:val="28"/>
-          <w:szCs w:val="28"/>
-        </w:rPr>
-        <w:t xml:space="preserve"> с хоста по IP-адресу – успешно.</w:t>
-      </w:r>
-    </w:p>
-    <w:p>
-      <w:pPr>
-        <w:spacing w:line="360" w:lineRule="auto"/>
-        <w:ind w:firstLine="709"/>
-        <w:rPr>
-          <w:sz w:val="28"/>
-          <w:szCs w:val="28"/>
-        </w:rPr>
-      </w:pPr>
-      <w:r>
-        <w:rPr>
-          <w:sz w:val="28"/>
-          <w:szCs w:val="28"/>
-        </w:rPr>
-        <w:t>Все тесты пройдены успешно. ПО готово к эксплуатации в учебных целях.</w:t>
-      </w:r>
-    </w:p>
-    <w:p>
-      <w:pPr>
-        <w:spacing w:line="360" w:lineRule="auto"/>
-        <w:jc w:val="center"/>
-        <w:rPr>
-          <w:sz w:val="28"/>
-          <w:szCs w:val="28"/>
-        </w:rPr>
-      </w:pPr>
-      <w:r>
-        <w:rPr>
-          <w:noProof/>
-          <w:sz w:val="28"/>
-          <w:szCs w:val="28"/>
-        </w:rPr>
-        <w:drawing>
-          <wp:inline distT="0" distB="0" distL="0" distR="0" wp14:anchorId="18F3740C" wp14:editId="4A62B5F6">
-            <wp:extent cx="3168653" cy="1885950"/>
-            <wp:effectExtent l="19050" t="19050" r="0" b="0"/>
-            <wp:docPr id="9" name="Рисунок 9"/>
-            <wp:cNvGraphicFramePr>
-              <a:graphicFrameLocks xmlns:a="http://schemas.openxmlformats.org/drawingml/2006/main" noChangeAspect="1"/>
-            </wp:cNvGraphicFramePr>
-            <a:graphic xmlns:a="http://schemas.openxmlformats.org/drawingml/2006/main">
-              <a:graphicData uri="http://schemas.openxmlformats.org/drawingml/2006/picture">
-                <pic:pic xmlns:pic="http://schemas.openxmlformats.org/drawingml/2006/picture">
-                  <pic:nvPicPr>
-                    <pic:cNvPr id="1" name=""/>
-                    <pic:cNvPicPr/>
-                  </pic:nvPicPr>
-                  <pic:blipFill>
-                    <a:blip r:embed="rId14"/>
-                    <a:stretch>
-                      <a:fillRect/>
-                    </a:stretch>
-                  </pic:blipFill>
-                  <pic:spPr>
-                    <a:xfrm>
-                      <a:off x="0" y="0"/>
-                      <a:ext cx="3191331" cy="1899448"/>
-                    </a:xfrm>
-                    <a:prstGeom prst="rect">
-                      <a:avLst/>
-                    </a:prstGeom>
-                    <a:ln>
-                      <a:solidFill>
-                        <a:schemeClr val="tx1"/>
-                      </a:solidFill>
-                    </a:ln>
-                  </pic:spPr>
-                </pic:pic>
-              </a:graphicData>
-            </a:graphic>
-          </wp:inline>
-        </w:drawing>
-      </w:r>
-    </w:p>
-    <w:p>
-      <w:pPr>
-        <w:spacing w:line="360" w:lineRule="auto"/>
-        <w:jc w:val="center"/>
-        <w:rPr>
-          <w:sz w:val="28"/>
-          <w:szCs w:val="28"/>
-        </w:rPr>
-      </w:pPr>
-      <w:r>
-        <w:rPr>
-          <w:sz w:val="28"/>
-          <w:szCs w:val="28"/>
-        </w:rPr>
-        <w:t xml:space="preserve">(Рисунок 8 – главная страница </w:t>
-      </w:r>
-      <w:proofErr w:type="spellStart"/>
-      <w:r>
-        <w:rPr>
-          <w:sz w:val="28"/>
-          <w:szCs w:val="28"/>
-        </w:rPr>
-        <w:t>Moodle</w:t>
-      </w:r>
-      <w:proofErr w:type="spellEnd"/>
-      <w:r>
-        <w:rPr>
-          <w:sz w:val="28"/>
-          <w:szCs w:val="28"/>
-        </w:rPr>
-        <w:t xml:space="preserve"> после установки)</w:t>
-      </w:r>
-    </w:p>
-    <w:p>
-      <w:pPr>
-        <w:spacing w:line="360" w:lineRule="auto"/>
-        <w:jc w:val="center"/>
-        <w:rPr>
-          <w:sz w:val="28"/>
-          <w:szCs w:val="28"/>
-        </w:rPr>
-      </w:pPr>
-    </w:p>
-    <w:p>
-      <w:pPr>
-        <w:spacing w:line="360" w:lineRule="auto"/>
-        <w:jc w:val="center"/>
-        <w:rPr>
-          <w:sz w:val="28"/>
-          <w:szCs w:val="28"/>
-        </w:rPr>
-      </w:pPr>
-      <w:r>
-        <w:rPr>
-          <w:noProof/>
-          <w:sz w:val="28"/>
-          <w:szCs w:val="28"/>
-        </w:rPr>
-        <w:drawing>
-          <wp:inline distT="0" distB="0" distL="0" distR="0" wp14:anchorId="78A75CCC" wp14:editId="7410C13E">
-            <wp:extent cx="3147060" cy="1479170"/>
-            <wp:effectExtent l="0" t="0" r="0" b="0"/>
-            <wp:docPr id="8" name="Рисунок 8"/>
-            <wp:cNvGraphicFramePr>
-              <a:graphicFrameLocks xmlns:a="http://schemas.openxmlformats.org/drawingml/2006/main" noChangeAspect="1"/>
-            </wp:cNvGraphicFramePr>
-            <a:graphic xmlns:a="http://schemas.openxmlformats.org/drawingml/2006/main">
-              <a:graphicData uri="http://schemas.openxmlformats.org/drawingml/2006/picture">
-                <pic:pic xmlns:pic="http://schemas.openxmlformats.org/drawingml/2006/picture">
-                  <pic:nvPicPr>
-                    <pic:cNvPr id="1" name=""/>
-                    <pic:cNvPicPr/>
-                  </pic:nvPicPr>
-                  <pic:blipFill>
-                    <a:blip r:embed="rId15"/>
-                    <a:stretch>
-                      <a:fillRect/>
-                    </a:stretch>
-                  </pic:blipFill>
-                  <pic:spPr>
-                    <a:xfrm>
-                      <a:off x="0" y="0"/>
-                      <a:ext cx="3173659" cy="1491672"/>
-                    </a:xfrm>
-                    <a:prstGeom prst="rect">
-                      <a:avLst/>
-                    </a:prstGeom>
-                  </pic:spPr>
-                </pic:pic>
-              </a:graphicData>
-            </a:graphic>
-          </wp:inline>
-        </w:drawing>
-      </w:r>
-      <w:r>
-        <w:rPr>
-          <w:sz w:val="28"/>
-          <w:szCs w:val="28"/>
-        </w:rPr>
-        <w:br/>
-        <w:t xml:space="preserve">(Рисунок 9 – отчёт </w:t>
-      </w:r>
-      <w:proofErr w:type="spellStart"/>
-      <w:r>
-        <w:rPr>
-          <w:sz w:val="28"/>
-          <w:szCs w:val="28"/>
-        </w:rPr>
-        <w:t>ClamAV</w:t>
-      </w:r>
-      <w:proofErr w:type="spellEnd"/>
-      <w:r>
-        <w:rPr>
-          <w:sz w:val="28"/>
-          <w:szCs w:val="28"/>
-        </w:rPr>
-        <w:t xml:space="preserve"> о сканировании)</w:t>
-      </w:r>
-    </w:p>
-    <w:p>
-      <w:pPr>
-        <w:pStyle w:val="a5"/>
-        <w:widowControl w:val="0"/>
-        <w:numPr>
-          <w:ilvl w:val="0"/>
-          <w:numId w:val="17"/>
-        </w:numPr>
-        <w:tabs>
-          <w:tab w:val="left" w:pos="709"/>
-        </w:tabs>
-        <w:autoSpaceDE w:val="0"/>
-        <w:autoSpaceDN w:val="0"/>
-        <w:adjustRightInd w:val="0"/>
-        <w:spacing w:line="360" w:lineRule="auto"/>
-        <w:ind w:left="0" w:firstLine="0"/>
-        <w:jc w:val="both"/>
-        <w:rPr>
-          <w:rFonts w:ascii="Times New Roman CYR" w:hAnsi="Times New Roman CYR" w:cs="Times New Roman CYR"/>
-          <w:b/>
-          <w:bCs/>
-          <w:color w:val="000000"/>
-          <w:sz w:val="28"/>
-          <w:szCs w:val="28"/>
-          <w:highlight w:val="white"/>
-        </w:rPr>
-      </w:pPr>
-      <w:r>
-        <w:rPr>
-          <w:rFonts w:ascii="Times New Roman CYR" w:hAnsi="Times New Roman CYR" w:cs="Times New Roman CYR"/>
-          <w:b/>
-          <w:bCs/>
-          <w:color w:val="000000"/>
-          <w:sz w:val="28"/>
-          <w:szCs w:val="28"/>
-        </w:rPr>
-        <w:lastRenderedPageBreak/>
-        <w:t xml:space="preserve">Руководство оператора. Программа </w:t>
-      </w:r>
-      <w:proofErr w:type="spellStart"/>
-      <w:r>
-        <w:rPr>
-          <w:rFonts w:ascii="Times New Roman CYR" w:hAnsi="Times New Roman CYR" w:cs="Times New Roman CYR"/>
-          <w:b/>
-          <w:bCs/>
-          <w:color w:val="000000"/>
-          <w:sz w:val="28"/>
-          <w:szCs w:val="28"/>
-        </w:rPr>
-        <w:t>IrfanView</w:t>
-      </w:r>
-      <w:proofErr w:type="spellEnd"/>
-    </w:p>
-    <w:p>
-      <w:pPr>
-        <w:spacing w:before="240" w:after="160" w:line="360" w:lineRule="auto"/>
-        <w:ind w:left="720"/>
-        <w:rPr>
-          <w:b/>
-          <w:bCs/>
-          <w:sz w:val="28"/>
-          <w:szCs w:val="28"/>
-        </w:rPr>
-      </w:pPr>
-      <w:r>
-        <w:rPr>
-          <w:b/>
-          <w:bCs/>
-          <w:sz w:val="28"/>
-          <w:szCs w:val="28"/>
-        </w:rPr>
-        <w:t>1. Назначение программы</w:t>
-      </w:r>
-    </w:p>
-    <w:p>
-      <w:pPr>
-        <w:spacing w:after="160" w:line="360" w:lineRule="auto"/>
-        <w:ind w:firstLine="709"/>
-        <w:rPr>
-          <w:sz w:val="28"/>
-          <w:szCs w:val="28"/>
-        </w:rPr>
-      </w:pPr>
-      <w:proofErr w:type="spellStart"/>
-      <w:r>
-        <w:rPr>
-          <w:sz w:val="28"/>
-          <w:szCs w:val="28"/>
-        </w:rPr>
-        <w:t>IrfanView</w:t>
-      </w:r>
-      <w:proofErr w:type="spellEnd"/>
-      <w:r>
-        <w:rPr>
-          <w:sz w:val="28"/>
-          <w:szCs w:val="28"/>
-        </w:rPr>
-        <w:t xml:space="preserve"> предназначена для просмотра графических файлов (JPG, PNG, BMP, GIF и других), их конвертации и выполнения простых операций редактирования (поворот, обрезка, изменение размера). Программа используется в отделе социального развития для быстрого просмотра отсканированных документов и фотографий.</w:t>
-      </w:r>
-    </w:p>
-    <w:p>
-      <w:pPr>
-        <w:spacing w:after="160" w:line="360" w:lineRule="auto"/>
-        <w:ind w:left="720"/>
-        <w:rPr>
-          <w:b/>
-          <w:bCs/>
-          <w:sz w:val="28"/>
-          <w:szCs w:val="28"/>
-        </w:rPr>
-      </w:pPr>
-      <w:r>
-        <w:rPr>
-          <w:b/>
-          <w:bCs/>
-          <w:sz w:val="28"/>
-          <w:szCs w:val="28"/>
-        </w:rPr>
-        <w:t>2. Условия выполнения программы</w:t>
-      </w:r>
-    </w:p>
-    <w:p>
-      <w:pPr>
-        <w:numPr>
-          <w:ilvl w:val="0"/>
-          <w:numId w:val="32"/>
-        </w:numPr>
-        <w:tabs>
-          <w:tab w:val="clear" w:pos="1068"/>
-          <w:tab w:val="num" w:pos="1134"/>
-        </w:tabs>
-        <w:spacing w:after="160" w:line="360" w:lineRule="auto"/>
-        <w:rPr>
-          <w:sz w:val="28"/>
-          <w:szCs w:val="28"/>
-        </w:rPr>
-      </w:pPr>
-      <w:r>
-        <w:rPr>
-          <w:sz w:val="28"/>
-          <w:szCs w:val="28"/>
-        </w:rPr>
-        <w:t>Операционная система: Windows 7 и выше.</w:t>
-      </w:r>
-    </w:p>
-    <w:p>
-      <w:pPr>
-        <w:numPr>
-          <w:ilvl w:val="0"/>
-          <w:numId w:val="32"/>
-        </w:numPr>
-        <w:tabs>
-          <w:tab w:val="clear" w:pos="1068"/>
-          <w:tab w:val="num" w:pos="1134"/>
-        </w:tabs>
-        <w:spacing w:after="160" w:line="360" w:lineRule="auto"/>
-        <w:rPr>
-          <w:sz w:val="28"/>
-          <w:szCs w:val="28"/>
-        </w:rPr>
-      </w:pPr>
-      <w:r>
-        <w:rPr>
-          <w:sz w:val="28"/>
-          <w:szCs w:val="28"/>
-        </w:rPr>
-        <w:t>Оперативная память: не менее 512 МБ.</w:t>
-      </w:r>
-    </w:p>
-    <w:p>
-      <w:pPr>
-        <w:numPr>
-          <w:ilvl w:val="0"/>
-          <w:numId w:val="32"/>
-        </w:numPr>
-        <w:tabs>
-          <w:tab w:val="clear" w:pos="1068"/>
-          <w:tab w:val="num" w:pos="1134"/>
-        </w:tabs>
-        <w:spacing w:after="160" w:line="360" w:lineRule="auto"/>
-        <w:rPr>
-          <w:sz w:val="28"/>
-          <w:szCs w:val="28"/>
-        </w:rPr>
-      </w:pPr>
-      <w:r>
-        <w:rPr>
-          <w:sz w:val="28"/>
-          <w:szCs w:val="28"/>
-        </w:rPr>
-        <w:t>Свободное место на диске: около 10 МБ.</w:t>
-      </w:r>
-    </w:p>
-    <w:p>
-      <w:pPr>
-        <w:numPr>
-          <w:ilvl w:val="0"/>
-          <w:numId w:val="32"/>
-        </w:numPr>
-        <w:tabs>
-          <w:tab w:val="clear" w:pos="1068"/>
-          <w:tab w:val="num" w:pos="1134"/>
-        </w:tabs>
-        <w:spacing w:after="160" w:line="360" w:lineRule="auto"/>
-        <w:rPr>
-          <w:sz w:val="28"/>
-          <w:szCs w:val="28"/>
-        </w:rPr>
-      </w:pPr>
-      <w:r>
-        <w:rPr>
-          <w:sz w:val="28"/>
-          <w:szCs w:val="28"/>
-        </w:rPr>
-        <w:t>Программа не требует дополнительных библиотек или серверов. Запуск производится от имени обычного пользователя (не администратора).</w:t>
-      </w:r>
-    </w:p>
-    <w:p>
-      <w:pPr>
-        <w:spacing w:after="160" w:line="360" w:lineRule="auto"/>
-        <w:ind w:left="720"/>
-        <w:rPr>
-          <w:b/>
-          <w:bCs/>
-          <w:sz w:val="28"/>
-          <w:szCs w:val="28"/>
-        </w:rPr>
-      </w:pPr>
-      <w:r>
-        <w:rPr>
-          <w:b/>
-          <w:bCs/>
-          <w:sz w:val="28"/>
-          <w:szCs w:val="28"/>
-        </w:rPr>
-        <w:t>3. Выполнение программы</w:t>
-      </w:r>
-    </w:p>
-    <w:p>
-      <w:pPr>
-        <w:spacing w:after="160" w:line="360" w:lineRule="auto"/>
-        <w:ind w:left="720"/>
-        <w:rPr>
-          <w:b/>
-          <w:bCs/>
-          <w:sz w:val="28"/>
-          <w:szCs w:val="28"/>
-        </w:rPr>
-      </w:pPr>
-      <w:r>
-        <w:rPr>
-          <w:b/>
-          <w:bCs/>
-          <w:sz w:val="28"/>
-          <w:szCs w:val="28"/>
-        </w:rPr>
-        <w:t>3.1 Запуск и завершение</w:t>
-      </w:r>
-    </w:p>
-    <w:p>
-      <w:pPr>
-        <w:spacing w:after="160" w:line="360" w:lineRule="auto"/>
-        <w:ind w:firstLine="720"/>
-        <w:rPr>
-          <w:sz w:val="28"/>
-          <w:szCs w:val="28"/>
-        </w:rPr>
-      </w:pPr>
-      <w:r>
-        <w:rPr>
-          <w:sz w:val="28"/>
-          <w:szCs w:val="28"/>
-        </w:rPr>
-        <w:t xml:space="preserve">Для запуска дважды щёлкните значок </w:t>
-      </w:r>
-      <w:proofErr w:type="spellStart"/>
-      <w:r>
-        <w:rPr>
-          <w:sz w:val="28"/>
-          <w:szCs w:val="28"/>
-        </w:rPr>
-        <w:t>IrfanView</w:t>
-      </w:r>
-      <w:proofErr w:type="spellEnd"/>
-      <w:r>
-        <w:rPr>
-          <w:sz w:val="28"/>
-          <w:szCs w:val="28"/>
-        </w:rPr>
-        <w:t xml:space="preserve"> на рабочем столе или в меню «Пуск».</w:t>
-      </w:r>
-      <w:r>
-        <w:rPr>
-          <w:sz w:val="28"/>
-          <w:szCs w:val="28"/>
-        </w:rPr>
-        <w:br/>
-        <w:t>Чтобы завершить работу, нажмите кнопку «Закрыть» (крестик) в правом верхнем углу окна или выберите пункт меню «Файл» → «Выход».</w:t>
-      </w:r>
-    </w:p>
-    <w:p>
-      <w:pPr>
-        <w:spacing w:after="160" w:line="360" w:lineRule="auto"/>
-        <w:ind w:firstLine="720"/>
-        <w:jc w:val="center"/>
-        <w:rPr>
-          <w:sz w:val="28"/>
-          <w:szCs w:val="28"/>
-        </w:rPr>
-      </w:pPr>
-      <w:r>
-        <w:rPr>
-          <w:noProof/>
-          <w:sz w:val="28"/>
-          <w:szCs w:val="28"/>
-        </w:rPr>
-        <w:drawing>
-          <wp:inline distT="0" distB="0" distL="0" distR="0" wp14:anchorId="0F83B54A" wp14:editId="4ACE9B9E">
-            <wp:extent cx="1364098" cy="342930"/>
-            <wp:effectExtent l="0" t="0" r="7620" b="0"/>
-            <wp:docPr id="5" name="Рисунок 5"/>
             <wp:cNvGraphicFramePr>
               <a:graphicFrameLocks xmlns:a="http://schemas.openxmlformats.org/drawingml/2006/main" noChangeAspect="1"/>
             </wp:cNvGraphicFramePr>
@@ -6894,11 +6099,16 @@
                   <pic:spPr>
                     <a:xfrm>
                       <a:off x="0" y="0"/>
-                      <a:ext cx="1364098" cy="342930"/>
+                      <a:ext cx="2803258" cy="3136019"/>
                     </a:xfrm>
                     <a:prstGeom prst="rect">
                       <a:avLst/>
                     </a:prstGeom>
+                    <a:ln>
+                      <a:solidFill>
+                        <a:schemeClr val="tx1"/>
+                      </a:solidFill>
+                    </a:ln>
                   </pic:spPr>
                 </pic:pic>
               </a:graphicData>
@@ -6909,78 +6119,805 @@
     </w:p>
     <w:p>
       <w:pPr>
+        <w:spacing w:line="360" w:lineRule="auto"/>
+        <w:jc w:val="center"/>
+        <w:rPr>
+          <w:sz w:val="28"/>
+          <w:szCs w:val="28"/>
+        </w:rPr>
+      </w:pPr>
+      <w:r>
+        <w:rPr>
+          <w:sz w:val="28"/>
+          <w:szCs w:val="28"/>
+        </w:rPr>
+        <w:t xml:space="preserve">(Рисунок </w:t>
+      </w:r>
+      <w:r>
+        <w:rPr>
+          <w:sz w:val="28"/>
+          <w:szCs w:val="28"/>
+        </w:rPr>
+        <w:t>8</w:t>
+      </w:r>
+      <w:r>
+        <w:rPr>
+          <w:sz w:val="28"/>
+          <w:szCs w:val="28"/>
+        </w:rPr>
+        <w:t xml:space="preserve"> – отключение учетной записи «Гость»)</w:t>
+      </w:r>
+    </w:p>
+    <w:p>
+      <w:pPr>
+        <w:spacing w:line="360" w:lineRule="auto"/>
+        <w:jc w:val="center"/>
+        <w:rPr>
+          <w:sz w:val="28"/>
+          <w:szCs w:val="28"/>
+        </w:rPr>
+      </w:pPr>
+    </w:p>
+    <w:p>
+      <w:pPr>
+        <w:spacing w:line="360" w:lineRule="auto"/>
+        <w:jc w:val="center"/>
+        <w:rPr>
+          <w:sz w:val="28"/>
+          <w:szCs w:val="28"/>
+        </w:rPr>
+      </w:pPr>
+    </w:p>
+    <w:p>
+      <w:pPr>
+        <w:spacing w:line="360" w:lineRule="auto"/>
+        <w:jc w:val="center"/>
+        <w:rPr>
+          <w:sz w:val="28"/>
+          <w:szCs w:val="28"/>
+        </w:rPr>
+      </w:pPr>
+    </w:p>
+    <w:p>
+      <w:pPr>
+        <w:pStyle w:val="a5"/>
+        <w:numPr>
+          <w:ilvl w:val="1"/>
+          <w:numId w:val="17"/>
+        </w:numPr>
+        <w:spacing w:line="360" w:lineRule="auto"/>
+        <w:rPr>
+          <w:b/>
+          <w:bCs/>
+          <w:sz w:val="28"/>
+          <w:szCs w:val="28"/>
+        </w:rPr>
+      </w:pPr>
+      <w:r>
+        <w:rPr>
+          <w:b/>
+          <w:bCs/>
+          <w:sz w:val="28"/>
+          <w:szCs w:val="28"/>
+        </w:rPr>
+        <w:lastRenderedPageBreak/>
+        <w:t>Тестирование программного обеспечения</w:t>
+      </w:r>
+    </w:p>
+    <w:p>
+      <w:pPr>
+        <w:spacing w:line="360" w:lineRule="auto"/>
+        <w:ind w:firstLine="709"/>
+        <w:jc w:val="both"/>
+        <w:rPr>
+          <w:sz w:val="28"/>
+          <w:szCs w:val="28"/>
+        </w:rPr>
+      </w:pPr>
+      <w:r>
+        <w:rPr>
+          <w:sz w:val="28"/>
+          <w:szCs w:val="28"/>
+        </w:rPr>
+        <w:t xml:space="preserve">В рамках тестирования были проверены основные функции программы </w:t>
+      </w:r>
+      <w:proofErr w:type="spellStart"/>
+      <w:r>
+        <w:rPr>
+          <w:sz w:val="28"/>
+          <w:szCs w:val="28"/>
+        </w:rPr>
+        <w:t>IrfanView</w:t>
+      </w:r>
+      <w:proofErr w:type="spellEnd"/>
+      <w:r>
+        <w:rPr>
+          <w:sz w:val="28"/>
+          <w:szCs w:val="28"/>
+        </w:rPr>
+        <w:t>. Все тест-кейсы выполнены успешно.</w:t>
+      </w:r>
+    </w:p>
+    <w:p>
+      <w:pPr>
+        <w:spacing w:line="360" w:lineRule="auto"/>
+        <w:ind w:firstLine="709"/>
+        <w:jc w:val="both"/>
+        <w:rPr>
+          <w:sz w:val="28"/>
+          <w:szCs w:val="28"/>
+        </w:rPr>
+      </w:pPr>
+    </w:p>
+    <w:p>
+      <w:pPr>
+        <w:spacing w:line="360" w:lineRule="auto"/>
+        <w:ind w:firstLine="709"/>
+        <w:jc w:val="both"/>
+        <w:rPr>
+          <w:b/>
+          <w:bCs/>
+          <w:sz w:val="28"/>
+          <w:szCs w:val="28"/>
+        </w:rPr>
+      </w:pPr>
+      <w:r>
+        <w:rPr>
+          <w:b/>
+          <w:bCs/>
+          <w:sz w:val="28"/>
+          <w:szCs w:val="28"/>
+        </w:rPr>
+        <w:t>Тест-кейс 1. Запуск программы</w:t>
+      </w:r>
+    </w:p>
+    <w:p>
+      <w:pPr>
+        <w:spacing w:line="360" w:lineRule="auto"/>
+        <w:ind w:firstLine="709"/>
+        <w:jc w:val="both"/>
+        <w:rPr>
+          <w:sz w:val="28"/>
+          <w:szCs w:val="28"/>
+        </w:rPr>
+      </w:pPr>
+      <w:r>
+        <w:rPr>
+          <w:sz w:val="28"/>
+          <w:szCs w:val="28"/>
+        </w:rPr>
+        <w:t>Программа запускается двойным щелчком по ярлыку. Окно открывается без ошибок, интерфейс отображается корректно. Результат: пройдено.</w:t>
+      </w:r>
+    </w:p>
+    <w:p>
+      <w:pPr>
+        <w:spacing w:line="360" w:lineRule="auto"/>
+        <w:ind w:firstLine="709"/>
+        <w:jc w:val="both"/>
+        <w:rPr>
+          <w:sz w:val="28"/>
+          <w:szCs w:val="28"/>
+        </w:rPr>
+      </w:pPr>
+    </w:p>
+    <w:p>
+      <w:pPr>
+        <w:spacing w:line="360" w:lineRule="auto"/>
+        <w:ind w:firstLine="709"/>
+        <w:jc w:val="both"/>
+        <w:rPr>
+          <w:b/>
+          <w:bCs/>
+          <w:sz w:val="28"/>
+          <w:szCs w:val="28"/>
+        </w:rPr>
+      </w:pPr>
+      <w:r>
+        <w:rPr>
+          <w:b/>
+          <w:bCs/>
+          <w:sz w:val="28"/>
+          <w:szCs w:val="28"/>
+        </w:rPr>
+        <w:t>Тест-кейс 2. Открытие изображения</w:t>
+      </w:r>
+    </w:p>
+    <w:p>
+      <w:pPr>
+        <w:spacing w:line="360" w:lineRule="auto"/>
+        <w:ind w:firstLine="709"/>
+        <w:jc w:val="both"/>
+        <w:rPr>
+          <w:sz w:val="28"/>
+          <w:szCs w:val="28"/>
+        </w:rPr>
+      </w:pPr>
+      <w:r>
+        <w:rPr>
+          <w:sz w:val="28"/>
+          <w:szCs w:val="28"/>
+        </w:rPr>
+        <w:t>Через меню «Файл» → «Открыть» выбран файл в формате JPG. Изображение появилось в рабочей области, масштаб по умолчанию позволяет его видеть полностью. Результат: пройдено.</w:t>
+      </w:r>
+    </w:p>
+    <w:p>
+      <w:pPr>
+        <w:spacing w:line="360" w:lineRule="auto"/>
+        <w:ind w:firstLine="709"/>
+        <w:jc w:val="both"/>
+        <w:rPr>
+          <w:sz w:val="28"/>
+          <w:szCs w:val="28"/>
+        </w:rPr>
+      </w:pPr>
+    </w:p>
+    <w:p>
+      <w:pPr>
+        <w:spacing w:line="360" w:lineRule="auto"/>
+        <w:ind w:firstLine="709"/>
+        <w:jc w:val="both"/>
+        <w:rPr>
+          <w:b/>
+          <w:bCs/>
+          <w:sz w:val="28"/>
+          <w:szCs w:val="28"/>
+        </w:rPr>
+      </w:pPr>
+      <w:r>
+        <w:rPr>
+          <w:b/>
+          <w:bCs/>
+          <w:sz w:val="28"/>
+          <w:szCs w:val="28"/>
+        </w:rPr>
+        <w:t>Тест-кейс 3. Поворот изображения</w:t>
+      </w:r>
+    </w:p>
+    <w:p>
+      <w:pPr>
+        <w:spacing w:line="360" w:lineRule="auto"/>
+        <w:ind w:firstLine="709"/>
+        <w:jc w:val="both"/>
+        <w:rPr>
+          <w:sz w:val="28"/>
+          <w:szCs w:val="28"/>
+        </w:rPr>
+      </w:pPr>
+      <w:r>
+        <w:rPr>
+          <w:sz w:val="28"/>
+          <w:szCs w:val="28"/>
+        </w:rPr>
+        <w:t>После нажатия клавиши R изображение повернулось на 90 градусов вправо. Повторное нажатие вернуло исходное положение. Результат: пройдено.</w:t>
+      </w:r>
+    </w:p>
+    <w:p>
+      <w:pPr>
+        <w:spacing w:line="360" w:lineRule="auto"/>
+        <w:ind w:firstLine="709"/>
+        <w:jc w:val="both"/>
+        <w:rPr>
+          <w:sz w:val="28"/>
+          <w:szCs w:val="28"/>
+        </w:rPr>
+      </w:pPr>
+    </w:p>
+    <w:p>
+      <w:pPr>
+        <w:spacing w:line="360" w:lineRule="auto"/>
+        <w:ind w:firstLine="709"/>
+        <w:jc w:val="both"/>
+        <w:rPr>
+          <w:b/>
+          <w:bCs/>
+          <w:sz w:val="28"/>
+          <w:szCs w:val="28"/>
+        </w:rPr>
+      </w:pPr>
+      <w:r>
+        <w:rPr>
+          <w:b/>
+          <w:bCs/>
+          <w:sz w:val="28"/>
+          <w:szCs w:val="28"/>
+        </w:rPr>
+        <w:t>Тест-кейс 4. Изменение размера</w:t>
+      </w:r>
+    </w:p>
+    <w:p>
+      <w:pPr>
+        <w:spacing w:line="360" w:lineRule="auto"/>
+        <w:ind w:firstLine="709"/>
+        <w:jc w:val="both"/>
+        <w:rPr>
+          <w:sz w:val="28"/>
+          <w:szCs w:val="28"/>
+        </w:rPr>
+      </w:pPr>
+      <w:r>
+        <w:rPr>
+          <w:sz w:val="28"/>
+          <w:szCs w:val="28"/>
+        </w:rPr>
+        <w:t>Выбран пункт «Изображение» → «Изменение размера». Указано значение 50% от исходного. После нажатия «ОК» изображение уменьшилось пропорционально, качество не потеряно. Результат: пройдено.</w:t>
+      </w:r>
+    </w:p>
+    <w:p>
+      <w:pPr>
+        <w:spacing w:line="360" w:lineRule="auto"/>
+        <w:ind w:firstLine="709"/>
+        <w:jc w:val="both"/>
+        <w:rPr>
+          <w:sz w:val="28"/>
+          <w:szCs w:val="28"/>
+        </w:rPr>
+      </w:pPr>
+    </w:p>
+    <w:p>
+      <w:pPr>
+        <w:spacing w:line="360" w:lineRule="auto"/>
+        <w:ind w:firstLine="709"/>
+        <w:jc w:val="both"/>
+        <w:rPr>
+          <w:b/>
+          <w:bCs/>
+          <w:sz w:val="28"/>
+          <w:szCs w:val="28"/>
+        </w:rPr>
+      </w:pPr>
+      <w:r>
+        <w:rPr>
+          <w:b/>
+          <w:bCs/>
+          <w:sz w:val="28"/>
+          <w:szCs w:val="28"/>
+        </w:rPr>
+        <w:t>Тест-кейс 5. Сохранение в другом формате</w:t>
+      </w:r>
+    </w:p>
+    <w:p>
+      <w:pPr>
+        <w:spacing w:line="360" w:lineRule="auto"/>
+        <w:ind w:firstLine="709"/>
+        <w:jc w:val="both"/>
+        <w:rPr>
+          <w:sz w:val="28"/>
+          <w:szCs w:val="28"/>
+        </w:rPr>
+      </w:pPr>
+      <w:r>
+        <w:rPr>
+          <w:sz w:val="28"/>
+          <w:szCs w:val="28"/>
+        </w:rPr>
+        <w:t>Выполнено «Файл» → «Сохранить как», выбран формат PNG. Файл сохранён без ошибок, открывается повторно. Результат: пройдено.</w:t>
+      </w:r>
+    </w:p>
+    <w:p>
+      <w:pPr>
+        <w:spacing w:line="360" w:lineRule="auto"/>
+        <w:ind w:firstLine="709"/>
+        <w:jc w:val="both"/>
+        <w:rPr>
+          <w:sz w:val="28"/>
+          <w:szCs w:val="28"/>
+        </w:rPr>
+      </w:pPr>
+    </w:p>
+    <w:p>
+      <w:pPr>
+        <w:spacing w:line="360" w:lineRule="auto"/>
+        <w:ind w:firstLine="709"/>
+        <w:jc w:val="both"/>
+        <w:rPr>
+          <w:sz w:val="28"/>
+          <w:szCs w:val="28"/>
+        </w:rPr>
+      </w:pPr>
+      <w:r>
+        <w:rPr>
+          <w:sz w:val="28"/>
+          <w:szCs w:val="28"/>
+        </w:rPr>
+        <w:t xml:space="preserve">Также проведена проверка совместимости: </w:t>
+      </w:r>
+      <w:proofErr w:type="spellStart"/>
+      <w:r>
+        <w:rPr>
+          <w:sz w:val="28"/>
+          <w:szCs w:val="28"/>
+        </w:rPr>
+        <w:t>IrfanView</w:t>
+      </w:r>
+      <w:proofErr w:type="spellEnd"/>
+      <w:r>
+        <w:rPr>
+          <w:sz w:val="28"/>
+          <w:szCs w:val="28"/>
+        </w:rPr>
+        <w:t xml:space="preserve"> работает одновременно с другими установленными программами (браузер, антивирус) без зависаний и конфликтов. Сетевое взаимодействие не требовалось, так как программа локальная. Все тесты подтвердили работоспособность ПО.</w:t>
+      </w:r>
+    </w:p>
+    <w:p>
+      <w:pPr>
+        <w:pStyle w:val="a5"/>
+        <w:widowControl w:val="0"/>
+        <w:numPr>
+          <w:ilvl w:val="0"/>
+          <w:numId w:val="17"/>
+        </w:numPr>
+        <w:tabs>
+          <w:tab w:val="left" w:pos="284"/>
+        </w:tabs>
+        <w:autoSpaceDE w:val="0"/>
+        <w:autoSpaceDN w:val="0"/>
+        <w:adjustRightInd w:val="0"/>
+        <w:spacing w:line="360" w:lineRule="auto"/>
+        <w:ind w:left="0" w:firstLine="0"/>
+        <w:jc w:val="both"/>
+        <w:rPr>
+          <w:rFonts w:ascii="Times New Roman CYR" w:hAnsi="Times New Roman CYR" w:cs="Times New Roman CYR"/>
+          <w:b/>
+          <w:bCs/>
+          <w:color w:val="000000"/>
+          <w:sz w:val="28"/>
+          <w:szCs w:val="28"/>
+          <w:highlight w:val="white"/>
+        </w:rPr>
+      </w:pPr>
+      <w:r>
+        <w:rPr>
+          <w:rFonts w:ascii="Times New Roman CYR" w:hAnsi="Times New Roman CYR" w:cs="Times New Roman CYR"/>
+          <w:b/>
+          <w:bCs/>
+          <w:color w:val="000000"/>
+          <w:sz w:val="28"/>
+          <w:szCs w:val="28"/>
+        </w:rPr>
+        <w:lastRenderedPageBreak/>
+        <w:t xml:space="preserve">Руководство оператора. Программа </w:t>
+      </w:r>
+      <w:proofErr w:type="spellStart"/>
+      <w:r>
+        <w:rPr>
+          <w:rFonts w:ascii="Times New Roman CYR" w:hAnsi="Times New Roman CYR" w:cs="Times New Roman CYR"/>
+          <w:b/>
+          <w:bCs/>
+          <w:color w:val="000000"/>
+          <w:sz w:val="28"/>
+          <w:szCs w:val="28"/>
+        </w:rPr>
+        <w:t>IrfanView</w:t>
+      </w:r>
+      <w:proofErr w:type="spellEnd"/>
+    </w:p>
+    <w:p>
+      <w:pPr>
+        <w:pStyle w:val="a5"/>
+        <w:numPr>
+          <w:ilvl w:val="1"/>
+          <w:numId w:val="30"/>
+        </w:numPr>
+        <w:spacing w:before="240" w:after="160" w:line="360" w:lineRule="auto"/>
+        <w:ind w:left="993" w:hanging="284"/>
+        <w:rPr>
+          <w:b/>
+          <w:bCs/>
+          <w:sz w:val="28"/>
+          <w:szCs w:val="28"/>
+        </w:rPr>
+      </w:pPr>
+      <w:r>
+        <w:rPr>
+          <w:b/>
+          <w:bCs/>
+          <w:sz w:val="28"/>
+          <w:szCs w:val="28"/>
+        </w:rPr>
+        <w:t>1. Назначение программы</w:t>
+      </w:r>
+    </w:p>
+    <w:p>
+      <w:pPr>
+        <w:spacing w:after="160" w:line="360" w:lineRule="auto"/>
+        <w:ind w:firstLine="709"/>
+        <w:jc w:val="both"/>
+        <w:rPr>
+          <w:sz w:val="28"/>
+          <w:szCs w:val="28"/>
+        </w:rPr>
+      </w:pPr>
+      <w:proofErr w:type="spellStart"/>
+      <w:r>
+        <w:rPr>
+          <w:sz w:val="28"/>
+          <w:szCs w:val="28"/>
+        </w:rPr>
+        <w:t>IrfanView</w:t>
+      </w:r>
+      <w:proofErr w:type="spellEnd"/>
+      <w:r>
+        <w:rPr>
+          <w:sz w:val="28"/>
+          <w:szCs w:val="28"/>
+        </w:rPr>
+        <w:t xml:space="preserve"> предназначена для просмотра графических файлов (JPG, PNG, BMP, GIF и других), их конвертации и выполнения простых операций редактирования (поворот, обрезка, изменение размера). Программа используется в отделе социального развития для быстрого просмотра отсканированных документов и фотографий.</w:t>
+      </w:r>
+    </w:p>
+    <w:p>
+      <w:pPr>
+        <w:pStyle w:val="a5"/>
+        <w:numPr>
+          <w:ilvl w:val="1"/>
+          <w:numId w:val="27"/>
+        </w:numPr>
+        <w:spacing w:after="160" w:line="360" w:lineRule="auto"/>
+        <w:ind w:left="993" w:hanging="284"/>
+        <w:jc w:val="both"/>
+        <w:rPr>
+          <w:b/>
+          <w:bCs/>
+          <w:sz w:val="28"/>
+          <w:szCs w:val="28"/>
+        </w:rPr>
+      </w:pPr>
+      <w:r>
+        <w:rPr>
+          <w:b/>
+          <w:bCs/>
+          <w:sz w:val="28"/>
+          <w:szCs w:val="28"/>
+        </w:rPr>
+        <w:t>2. Условия выполнения программы</w:t>
+      </w:r>
+    </w:p>
+    <w:p>
+      <w:pPr>
+        <w:numPr>
+          <w:ilvl w:val="0"/>
+          <w:numId w:val="32"/>
+        </w:numPr>
+        <w:tabs>
+          <w:tab w:val="clear" w:pos="1068"/>
+          <w:tab w:val="num" w:pos="993"/>
+        </w:tabs>
+        <w:spacing w:after="160" w:line="360" w:lineRule="auto"/>
+        <w:ind w:left="0" w:firstLine="709"/>
+        <w:jc w:val="both"/>
+        <w:rPr>
+          <w:sz w:val="28"/>
+          <w:szCs w:val="28"/>
+        </w:rPr>
+      </w:pPr>
+      <w:r>
+        <w:rPr>
+          <w:sz w:val="28"/>
+          <w:szCs w:val="28"/>
+        </w:rPr>
+        <w:t>Операционная система: Windows 7 и выше.</w:t>
+      </w:r>
+    </w:p>
+    <w:p>
+      <w:pPr>
+        <w:numPr>
+          <w:ilvl w:val="0"/>
+          <w:numId w:val="32"/>
+        </w:numPr>
+        <w:tabs>
+          <w:tab w:val="clear" w:pos="1068"/>
+          <w:tab w:val="num" w:pos="993"/>
+        </w:tabs>
+        <w:spacing w:after="160" w:line="360" w:lineRule="auto"/>
+        <w:ind w:left="0" w:firstLine="709"/>
+        <w:jc w:val="both"/>
+        <w:rPr>
+          <w:sz w:val="28"/>
+          <w:szCs w:val="28"/>
+        </w:rPr>
+      </w:pPr>
+      <w:r>
+        <w:rPr>
+          <w:sz w:val="28"/>
+          <w:szCs w:val="28"/>
+        </w:rPr>
+        <w:t>Оперативная память: не менее 512 МБ.</w:t>
+      </w:r>
+    </w:p>
+    <w:p>
+      <w:pPr>
+        <w:numPr>
+          <w:ilvl w:val="0"/>
+          <w:numId w:val="32"/>
+        </w:numPr>
+        <w:tabs>
+          <w:tab w:val="clear" w:pos="1068"/>
+          <w:tab w:val="num" w:pos="993"/>
+        </w:tabs>
+        <w:spacing w:after="160" w:line="360" w:lineRule="auto"/>
+        <w:ind w:left="0" w:firstLine="709"/>
+        <w:jc w:val="both"/>
+        <w:rPr>
+          <w:sz w:val="28"/>
+          <w:szCs w:val="28"/>
+        </w:rPr>
+      </w:pPr>
+      <w:r>
+        <w:rPr>
+          <w:sz w:val="28"/>
+          <w:szCs w:val="28"/>
+        </w:rPr>
+        <w:t>Свободное место на диске: около 10 МБ.</w:t>
+      </w:r>
+    </w:p>
+    <w:p>
+      <w:pPr>
+        <w:numPr>
+          <w:ilvl w:val="0"/>
+          <w:numId w:val="32"/>
+        </w:numPr>
+        <w:tabs>
+          <w:tab w:val="clear" w:pos="1068"/>
+          <w:tab w:val="num" w:pos="993"/>
+        </w:tabs>
+        <w:spacing w:after="160" w:line="360" w:lineRule="auto"/>
+        <w:ind w:left="0" w:firstLine="709"/>
+        <w:jc w:val="both"/>
+        <w:rPr>
+          <w:sz w:val="28"/>
+          <w:szCs w:val="28"/>
+        </w:rPr>
+      </w:pPr>
+      <w:r>
+        <w:rPr>
+          <w:sz w:val="28"/>
+          <w:szCs w:val="28"/>
+        </w:rPr>
+        <w:t>Программа не требует дополнительных библиотек или серверов. Запуск производится от имени обычного пользователя (не администратора).</w:t>
+      </w:r>
+    </w:p>
+    <w:p>
+      <w:pPr>
         <w:spacing w:after="160" w:line="360" w:lineRule="auto"/>
         <w:ind w:left="720"/>
-        <w:jc w:val="center"/>
-        <w:rPr>
-          <w:sz w:val="28"/>
-          <w:szCs w:val="28"/>
-        </w:rPr>
-      </w:pPr>
-      <w:r>
-        <w:rPr>
-          <w:sz w:val="28"/>
-          <w:szCs w:val="28"/>
-        </w:rPr>
-        <w:t>(</w:t>
-      </w:r>
-      <w:r>
-        <w:rPr>
-          <w:sz w:val="28"/>
-          <w:szCs w:val="28"/>
-        </w:rPr>
-        <w:t>Р</w:t>
-      </w:r>
-      <w:r>
-        <w:rPr>
-          <w:sz w:val="28"/>
-          <w:szCs w:val="28"/>
-        </w:rPr>
-        <w:t>исунок 1 – значок программы)</w:t>
+        <w:jc w:val="both"/>
+        <w:rPr>
+          <w:b/>
+          <w:bCs/>
+          <w:sz w:val="28"/>
+          <w:szCs w:val="28"/>
+        </w:rPr>
+      </w:pPr>
+      <w:r>
+        <w:rPr>
+          <w:b/>
+          <w:bCs/>
+          <w:sz w:val="28"/>
+          <w:szCs w:val="28"/>
+        </w:rPr>
+        <w:t>5.</w:t>
+      </w:r>
+      <w:r>
+        <w:rPr>
+          <w:b/>
+          <w:bCs/>
+          <w:sz w:val="28"/>
+          <w:szCs w:val="28"/>
+        </w:rPr>
+        <w:t>3. Выполнение программы</w:t>
       </w:r>
     </w:p>
     <w:p>
       <w:pPr>
         <w:spacing w:after="160" w:line="360" w:lineRule="auto"/>
         <w:ind w:left="720"/>
-        <w:rPr>
-          <w:b/>
-          <w:bCs/>
-          <w:sz w:val="28"/>
-          <w:szCs w:val="28"/>
-        </w:rPr>
-      </w:pPr>
-      <w:r>
-        <w:rPr>
-          <w:b/>
-          <w:bCs/>
-          <w:sz w:val="28"/>
-          <w:szCs w:val="28"/>
-        </w:rPr>
-        <w:t>3.2 Открытие изображения</w:t>
+        <w:jc w:val="both"/>
+        <w:rPr>
+          <w:b/>
+          <w:bCs/>
+          <w:sz w:val="28"/>
+          <w:szCs w:val="28"/>
+        </w:rPr>
+      </w:pPr>
+      <w:r>
+        <w:rPr>
+          <w:b/>
+          <w:bCs/>
+          <w:sz w:val="28"/>
+          <w:szCs w:val="28"/>
+        </w:rPr>
+        <w:t>5.</w:t>
+      </w:r>
+      <w:r>
+        <w:rPr>
+          <w:b/>
+          <w:bCs/>
+          <w:sz w:val="28"/>
+          <w:szCs w:val="28"/>
+        </w:rPr>
+        <w:t>3.1 Запуск и завершение</w:t>
       </w:r>
     </w:p>
     <w:p>
       <w:pPr>
         <w:spacing w:after="160" w:line="360" w:lineRule="auto"/>
         <w:ind w:firstLine="720"/>
-        <w:rPr>
-          <w:sz w:val="28"/>
-          <w:szCs w:val="28"/>
-        </w:rPr>
-      </w:pPr>
-      <w:r>
-        <w:rPr>
-          <w:sz w:val="28"/>
-          <w:szCs w:val="28"/>
-        </w:rPr>
-        <w:lastRenderedPageBreak/>
-        <w:t>Нажмите «Файл» → «Открыть» (или клавишу O). В появившемся окне выберите нужную папку и файл, затем нажмите «Открыть». Изображение отобразится в рабочей области.</w:t>
+        <w:jc w:val="both"/>
+        <w:rPr>
+          <w:sz w:val="28"/>
+          <w:szCs w:val="28"/>
+        </w:rPr>
+      </w:pPr>
+      <w:r>
+        <w:rPr>
+          <w:sz w:val="28"/>
+          <w:szCs w:val="28"/>
+        </w:rPr>
+        <w:t xml:space="preserve">Для запуска дважды щёлкните значок </w:t>
+      </w:r>
+      <w:proofErr w:type="spellStart"/>
+      <w:r>
+        <w:rPr>
+          <w:sz w:val="28"/>
+          <w:szCs w:val="28"/>
+        </w:rPr>
+        <w:t>IrfanView</w:t>
+      </w:r>
+      <w:proofErr w:type="spellEnd"/>
+      <w:r>
+        <w:rPr>
+          <w:sz w:val="28"/>
+          <w:szCs w:val="28"/>
+        </w:rPr>
+        <w:t xml:space="preserve"> на рабочем столе или в меню «Пуск»</w:t>
+      </w:r>
+      <w:r>
+        <w:rPr>
+          <w:sz w:val="28"/>
+          <w:szCs w:val="28"/>
+        </w:rPr>
+        <w:t xml:space="preserve"> (см. рисунок </w:t>
+      </w:r>
+      <w:r>
+        <w:rPr>
+          <w:sz w:val="28"/>
+          <w:szCs w:val="28"/>
+          <w:lang w:val="en-US"/>
+        </w:rPr>
+        <w:t>9</w:t>
+      </w:r>
+      <w:r>
+        <w:rPr>
+          <w:sz w:val="28"/>
+          <w:szCs w:val="28"/>
+        </w:rPr>
+        <w:t>)</w:t>
+      </w:r>
+      <w:r>
+        <w:rPr>
+          <w:sz w:val="28"/>
+          <w:szCs w:val="28"/>
+        </w:rPr>
+        <w:t>.</w:t>
+      </w:r>
+      <w:r>
+        <w:rPr>
+          <w:sz w:val="28"/>
+          <w:szCs w:val="28"/>
+        </w:rPr>
+        <w:t xml:space="preserve"> </w:t>
+      </w:r>
+      <w:r>
+        <w:rPr>
+          <w:sz w:val="28"/>
+          <w:szCs w:val="28"/>
+        </w:rPr>
+        <w:t>Чтобы завершить работу, нажмите кнопку «Закрыть» (крестик) в правом верхнем углу окна или выберите пункт меню «Файл» → «Выход».</w:t>
       </w:r>
     </w:p>
     <w:p>
       <w:pPr>
         <w:spacing w:after="160" w:line="360" w:lineRule="auto"/>
+        <w:ind w:firstLine="720"/>
         <w:jc w:val="center"/>
         <w:rPr>
           <w:sz w:val="28"/>
@@ -6994,10 +6931,10 @@
           <w:szCs w:val="28"/>
         </w:rPr>
         <w:drawing>
-          <wp:inline distT="0" distB="0" distL="0" distR="0" wp14:anchorId="5A446E5B" wp14:editId="7C975772">
-            <wp:extent cx="3139440" cy="2409065"/>
-            <wp:effectExtent l="0" t="0" r="0" b="0"/>
-            <wp:docPr id="11" name="Рисунок 11"/>
+          <wp:inline distT="0" distB="0" distL="0" distR="0" wp14:anchorId="0F83B54A" wp14:editId="4ACE9B9E">
+            <wp:extent cx="1364098" cy="342930"/>
+            <wp:effectExtent l="0" t="0" r="7620" b="0"/>
+            <wp:docPr id="5" name="Рисунок 5"/>
             <wp:cNvGraphicFramePr>
               <a:graphicFrameLocks xmlns:a="http://schemas.openxmlformats.org/drawingml/2006/main" noChangeAspect="1"/>
             </wp:cNvGraphicFramePr>
@@ -7017,7 +6954,7 @@
                   <pic:spPr>
                     <a:xfrm>
                       <a:off x="0" y="0"/>
-                      <a:ext cx="3150557" cy="2417596"/>
+                      <a:ext cx="1364098" cy="342930"/>
                     </a:xfrm>
                     <a:prstGeom prst="rect">
                       <a:avLst/>
@@ -7033,6 +6970,7 @@
     <w:p>
       <w:pPr>
         <w:spacing w:after="160" w:line="360" w:lineRule="auto"/>
+        <w:ind w:left="720"/>
         <w:jc w:val="center"/>
         <w:rPr>
           <w:sz w:val="28"/>
@@ -7058,262 +6996,99 @@
           <w:sz w:val="28"/>
           <w:szCs w:val="28"/>
         </w:rPr>
-        <w:t>исунок 2 – диалог открытия файла)</w:t>
+        <w:t xml:space="preserve">исунок </w:t>
+      </w:r>
+      <w:r>
+        <w:rPr>
+          <w:sz w:val="28"/>
+          <w:szCs w:val="28"/>
+          <w:lang w:val="en-US"/>
+        </w:rPr>
+        <w:t>9</w:t>
+      </w:r>
+      <w:r>
+        <w:rPr>
+          <w:sz w:val="28"/>
+          <w:szCs w:val="28"/>
+        </w:rPr>
+        <w:t xml:space="preserve"> – значок программы)</w:t>
       </w:r>
     </w:p>
     <w:p>
       <w:pPr>
         <w:spacing w:after="160" w:line="360" w:lineRule="auto"/>
         <w:ind w:left="720"/>
-        <w:rPr>
-          <w:b/>
-          <w:bCs/>
-          <w:sz w:val="28"/>
-          <w:szCs w:val="28"/>
-        </w:rPr>
-      </w:pPr>
-      <w:r>
-        <w:rPr>
-          <w:b/>
-          <w:bCs/>
-          <w:sz w:val="28"/>
-          <w:szCs w:val="28"/>
-        </w:rPr>
-        <w:t>3.3 Просмотр и навигация</w:t>
-      </w:r>
-    </w:p>
-    <w:p>
-      <w:pPr>
-        <w:numPr>
-          <w:ilvl w:val="0"/>
-          <w:numId w:val="33"/>
-        </w:numPr>
-        <w:tabs>
-          <w:tab w:val="num" w:pos="720"/>
-        </w:tabs>
+        <w:jc w:val="both"/>
+        <w:rPr>
+          <w:b/>
+          <w:bCs/>
+          <w:sz w:val="28"/>
+          <w:szCs w:val="28"/>
+        </w:rPr>
+      </w:pPr>
+      <w:r>
+        <w:rPr>
+          <w:b/>
+          <w:bCs/>
+          <w:sz w:val="28"/>
+          <w:szCs w:val="28"/>
+        </w:rPr>
+        <w:t>5.</w:t>
+      </w:r>
+      <w:r>
+        <w:rPr>
+          <w:b/>
+          <w:bCs/>
+          <w:sz w:val="28"/>
+          <w:szCs w:val="28"/>
+        </w:rPr>
+        <w:t>3.2 Открытие изображения</w:t>
+      </w:r>
+    </w:p>
+    <w:p>
+      <w:pPr>
         <w:spacing w:after="160" w:line="360" w:lineRule="auto"/>
-        <w:rPr>
-          <w:sz w:val="28"/>
-          <w:szCs w:val="28"/>
-        </w:rPr>
-      </w:pPr>
-      <w:r>
-        <w:rPr>
-          <w:sz w:val="28"/>
-          <w:szCs w:val="28"/>
-        </w:rPr>
-        <w:t>Для увеличения/уменьшения используйте колёсико мыши или клавиши + и -.</w:t>
-      </w:r>
-    </w:p>
-    <w:p>
-      <w:pPr>
-        <w:numPr>
-          <w:ilvl w:val="0"/>
-          <w:numId w:val="33"/>
-        </w:numPr>
-        <w:tabs>
-          <w:tab w:val="num" w:pos="720"/>
-        </w:tabs>
-        <w:spacing w:after="160" w:line="360" w:lineRule="auto"/>
-        <w:rPr>
-          <w:sz w:val="28"/>
-          <w:szCs w:val="28"/>
-        </w:rPr>
-      </w:pPr>
-      <w:r>
-        <w:rPr>
-          <w:sz w:val="28"/>
-          <w:szCs w:val="28"/>
-        </w:rPr>
-        <w:t>Для перехода к следующему/предыдущему файлу в папке нажмите Пробел (следующий) или </w:t>
-      </w:r>
-      <w:proofErr w:type="spellStart"/>
-      <w:r>
-        <w:rPr>
-          <w:sz w:val="28"/>
-          <w:szCs w:val="28"/>
-        </w:rPr>
-        <w:t>Backspace</w:t>
-      </w:r>
-      <w:proofErr w:type="spellEnd"/>
-      <w:r>
-        <w:rPr>
-          <w:sz w:val="28"/>
-          <w:szCs w:val="28"/>
-        </w:rPr>
-        <w:t> (предыдущий).</w:t>
-      </w:r>
-    </w:p>
-    <w:p>
-      <w:pPr>
-        <w:numPr>
-          <w:ilvl w:val="0"/>
-          <w:numId w:val="33"/>
-        </w:numPr>
-        <w:tabs>
-          <w:tab w:val="num" w:pos="720"/>
-        </w:tabs>
-        <w:spacing w:after="160" w:line="360" w:lineRule="auto"/>
-        <w:rPr>
-          <w:sz w:val="28"/>
-          <w:szCs w:val="28"/>
-        </w:rPr>
-      </w:pPr>
-      <w:r>
-        <w:rPr>
-          <w:sz w:val="28"/>
-          <w:szCs w:val="28"/>
-        </w:rPr>
-        <w:t>Для просмотра во весь экран нажмите Enter (повторное нажатие возвращает в обычный режим).</w:t>
-      </w:r>
-    </w:p>
-    <w:p>
-      <w:pPr>
-        <w:spacing w:after="160" w:line="360" w:lineRule="auto"/>
-        <w:ind w:left="720"/>
-        <w:rPr>
-          <w:b/>
-          <w:bCs/>
-          <w:sz w:val="28"/>
-          <w:szCs w:val="28"/>
-        </w:rPr>
-      </w:pPr>
-      <w:r>
-        <w:rPr>
-          <w:b/>
-          <w:bCs/>
-          <w:sz w:val="28"/>
-          <w:szCs w:val="28"/>
-        </w:rPr>
-        <w:t>3.4 Простые операции с изображением</w:t>
-      </w:r>
-    </w:p>
-    <w:p>
-      <w:pPr>
-        <w:numPr>
-          <w:ilvl w:val="0"/>
-          <w:numId w:val="34"/>
-        </w:numPr>
-        <w:tabs>
-          <w:tab w:val="num" w:pos="720"/>
-        </w:tabs>
-        <w:spacing w:after="160" w:line="360" w:lineRule="auto"/>
-        <w:rPr>
-          <w:sz w:val="28"/>
-          <w:szCs w:val="28"/>
-        </w:rPr>
-      </w:pPr>
-      <w:r>
-        <w:rPr>
-          <w:b/>
-          <w:bCs/>
-          <w:sz w:val="28"/>
-          <w:szCs w:val="28"/>
-        </w:rPr>
-        <w:t>Поворот</w:t>
-      </w:r>
-      <w:r>
-        <w:rPr>
-          <w:sz w:val="28"/>
-          <w:szCs w:val="28"/>
-        </w:rPr>
-        <w:t> – нажмите R (поворот вправо) или L (влево).</w:t>
-      </w:r>
-    </w:p>
-    <w:p>
-      <w:pPr>
-        <w:numPr>
-          <w:ilvl w:val="0"/>
-          <w:numId w:val="34"/>
-        </w:numPr>
-        <w:tabs>
-          <w:tab w:val="num" w:pos="720"/>
-        </w:tabs>
-        <w:spacing w:after="160" w:line="360" w:lineRule="auto"/>
-        <w:rPr>
-          <w:sz w:val="28"/>
-          <w:szCs w:val="28"/>
-        </w:rPr>
-      </w:pPr>
-      <w:r>
-        <w:rPr>
-          <w:b/>
-          <w:bCs/>
-          <w:sz w:val="28"/>
-          <w:szCs w:val="28"/>
-        </w:rPr>
-        <w:t>Обрезка</w:t>
-      </w:r>
-      <w:r>
-        <w:rPr>
-          <w:sz w:val="28"/>
-          <w:szCs w:val="28"/>
-        </w:rPr>
-        <w:t> – выделите мышью прямоугольную область и нажмите </w:t>
-      </w:r>
-      <w:proofErr w:type="spellStart"/>
-      <w:r>
-        <w:rPr>
-          <w:sz w:val="28"/>
-          <w:szCs w:val="28"/>
-        </w:rPr>
-        <w:t>Ctrl+Y</w:t>
-      </w:r>
-      <w:proofErr w:type="spellEnd"/>
-      <w:r>
-        <w:rPr>
-          <w:sz w:val="28"/>
-          <w:szCs w:val="28"/>
-        </w:rPr>
-        <w:t>. Для сохранения обрезанного изображения используйте «Файл» → «Сохранить как».</w:t>
-      </w:r>
-    </w:p>
-    <w:p>
-      <w:pPr>
-        <w:numPr>
-          <w:ilvl w:val="0"/>
-          <w:numId w:val="34"/>
-        </w:numPr>
-        <w:tabs>
-          <w:tab w:val="num" w:pos="720"/>
-        </w:tabs>
-        <w:spacing w:after="160" w:line="360" w:lineRule="auto"/>
-        <w:rPr>
-          <w:sz w:val="28"/>
-          <w:szCs w:val="28"/>
-        </w:rPr>
-      </w:pPr>
-      <w:r>
-        <w:rPr>
-          <w:b/>
-          <w:bCs/>
-          <w:sz w:val="28"/>
-          <w:szCs w:val="28"/>
-        </w:rPr>
-        <w:t>Изменение размера</w:t>
-      </w:r>
-      <w:r>
-        <w:rPr>
-          <w:sz w:val="28"/>
-          <w:szCs w:val="28"/>
-        </w:rPr>
-        <w:t> – выберите «Изображение» → «Изменение размера» (или </w:t>
-      </w:r>
-      <w:proofErr w:type="spellStart"/>
-      <w:r>
-        <w:rPr>
-          <w:sz w:val="28"/>
-          <w:szCs w:val="28"/>
-        </w:rPr>
-        <w:t>Ctrl+R</w:t>
-      </w:r>
-      <w:proofErr w:type="spellEnd"/>
-      <w:r>
-        <w:rPr>
-          <w:sz w:val="28"/>
-          <w:szCs w:val="28"/>
-        </w:rPr>
-        <w:t>). Задайте новые пикселы или проценты и нажмите «ОК».</w:t>
+        <w:ind w:firstLine="720"/>
+        <w:jc w:val="both"/>
+        <w:rPr>
+          <w:sz w:val="28"/>
+          <w:szCs w:val="28"/>
+        </w:rPr>
+      </w:pPr>
+      <w:r>
+        <w:rPr>
+          <w:sz w:val="28"/>
+          <w:szCs w:val="28"/>
+        </w:rPr>
+        <w:t>Нажмите «Файл» → «Открыть» (или клавишу O). В появившемся окне выберите нужную папку и файл, затем нажмите «Открыть»</w:t>
+      </w:r>
+      <w:r>
+        <w:rPr>
+          <w:sz w:val="28"/>
+          <w:szCs w:val="28"/>
+        </w:rPr>
+        <w:t xml:space="preserve"> (см. рисунок </w:t>
+      </w:r>
+      <w:r>
+        <w:rPr>
+          <w:sz w:val="28"/>
+          <w:szCs w:val="28"/>
+        </w:rPr>
+        <w:t>10</w:t>
+      </w:r>
+      <w:r>
+        <w:rPr>
+          <w:sz w:val="28"/>
+          <w:szCs w:val="28"/>
+        </w:rPr>
+        <w:t>)</w:t>
+      </w:r>
+      <w:r>
+        <w:rPr>
+          <w:sz w:val="28"/>
+          <w:szCs w:val="28"/>
+        </w:rPr>
+        <w:t>. Изображение отобразится в рабочей области.</w:t>
       </w:r>
     </w:p>
     <w:p>
@@ -7333,10 +7108,10 @@
         </w:rPr>
         <w:lastRenderedPageBreak/>
         <w:drawing>
-          <wp:inline distT="0" distB="0" distL="0" distR="0" wp14:anchorId="6FEFF0B3" wp14:editId="109CA817">
-            <wp:extent cx="2926036" cy="2308860"/>
+          <wp:inline distT="0" distB="0" distL="0" distR="0" wp14:anchorId="5A446E5B" wp14:editId="7C975772">
+            <wp:extent cx="3139440" cy="2409065"/>
             <wp:effectExtent l="0" t="0" r="0" b="0"/>
-            <wp:docPr id="12" name="Рисунок 12"/>
+            <wp:docPr id="11" name="Рисунок 11"/>
             <wp:cNvGraphicFramePr>
               <a:graphicFrameLocks xmlns:a="http://schemas.openxmlformats.org/drawingml/2006/main" noChangeAspect="1"/>
             </wp:cNvGraphicFramePr>
@@ -7356,6 +7131,432 @@
                   <pic:spPr>
                     <a:xfrm>
                       <a:off x="0" y="0"/>
+                      <a:ext cx="3150557" cy="2417596"/>
+                    </a:xfrm>
+                    <a:prstGeom prst="rect">
+                      <a:avLst/>
+                    </a:prstGeom>
+                  </pic:spPr>
+                </pic:pic>
+              </a:graphicData>
+            </a:graphic>
+          </wp:inline>
+        </w:drawing>
+      </w:r>
+    </w:p>
+    <w:p>
+      <w:pPr>
+        <w:spacing w:after="160" w:line="360" w:lineRule="auto"/>
+        <w:jc w:val="center"/>
+        <w:rPr>
+          <w:sz w:val="28"/>
+          <w:szCs w:val="28"/>
+        </w:rPr>
+      </w:pPr>
+      <w:r>
+        <w:rPr>
+          <w:sz w:val="28"/>
+          <w:szCs w:val="28"/>
+        </w:rPr>
+        <w:t>(</w:t>
+      </w:r>
+      <w:r>
+        <w:rPr>
+          <w:sz w:val="28"/>
+          <w:szCs w:val="28"/>
+        </w:rPr>
+        <w:t>Р</w:t>
+      </w:r>
+      <w:r>
+        <w:rPr>
+          <w:sz w:val="28"/>
+          <w:szCs w:val="28"/>
+        </w:rPr>
+        <w:t xml:space="preserve">исунок </w:t>
+      </w:r>
+      <w:r>
+        <w:rPr>
+          <w:sz w:val="28"/>
+          <w:szCs w:val="28"/>
+        </w:rPr>
+        <w:t>10</w:t>
+      </w:r>
+      <w:r>
+        <w:rPr>
+          <w:sz w:val="28"/>
+          <w:szCs w:val="28"/>
+        </w:rPr>
+        <w:t xml:space="preserve"> – диалог открытия файла)</w:t>
+      </w:r>
+    </w:p>
+    <w:p>
+      <w:pPr>
+        <w:spacing w:after="160" w:line="360" w:lineRule="auto"/>
+        <w:ind w:left="720"/>
+        <w:jc w:val="both"/>
+        <w:rPr>
+          <w:b/>
+          <w:bCs/>
+          <w:sz w:val="28"/>
+          <w:szCs w:val="28"/>
+        </w:rPr>
+      </w:pPr>
+      <w:r>
+        <w:rPr>
+          <w:b/>
+          <w:bCs/>
+          <w:sz w:val="28"/>
+          <w:szCs w:val="28"/>
+        </w:rPr>
+        <w:t>5.</w:t>
+      </w:r>
+      <w:r>
+        <w:rPr>
+          <w:b/>
+          <w:bCs/>
+          <w:sz w:val="28"/>
+          <w:szCs w:val="28"/>
+        </w:rPr>
+        <w:t>3.3 Просмотр и навигация</w:t>
+      </w:r>
+    </w:p>
+    <w:p>
+      <w:pPr>
+        <w:numPr>
+          <w:ilvl w:val="0"/>
+          <w:numId w:val="33"/>
+        </w:numPr>
+        <w:tabs>
+          <w:tab w:val="clear" w:pos="1068"/>
+          <w:tab w:val="num" w:pos="1134"/>
+        </w:tabs>
+        <w:spacing w:after="160" w:line="360" w:lineRule="auto"/>
+        <w:ind w:left="0" w:firstLine="709"/>
+        <w:jc w:val="both"/>
+        <w:rPr>
+          <w:sz w:val="28"/>
+          <w:szCs w:val="28"/>
+        </w:rPr>
+      </w:pPr>
+      <w:r>
+        <w:rPr>
+          <w:sz w:val="28"/>
+          <w:szCs w:val="28"/>
+        </w:rPr>
+        <w:t>Для увеличения/уменьшения используйте колёсико мыши или клавиши + и -.</w:t>
+      </w:r>
+    </w:p>
+    <w:p>
+      <w:pPr>
+        <w:numPr>
+          <w:ilvl w:val="0"/>
+          <w:numId w:val="33"/>
+        </w:numPr>
+        <w:tabs>
+          <w:tab w:val="clear" w:pos="1068"/>
+          <w:tab w:val="num" w:pos="1134"/>
+        </w:tabs>
+        <w:spacing w:after="160" w:line="360" w:lineRule="auto"/>
+        <w:ind w:left="0" w:firstLine="709"/>
+        <w:jc w:val="both"/>
+        <w:rPr>
+          <w:sz w:val="28"/>
+          <w:szCs w:val="28"/>
+        </w:rPr>
+      </w:pPr>
+      <w:r>
+        <w:rPr>
+          <w:sz w:val="28"/>
+          <w:szCs w:val="28"/>
+        </w:rPr>
+        <w:t>Для перехода к следующему/предыдущему файлу в папке нажмите Пробел (следующий) или </w:t>
+      </w:r>
+      <w:proofErr w:type="spellStart"/>
+      <w:r>
+        <w:rPr>
+          <w:sz w:val="28"/>
+          <w:szCs w:val="28"/>
+        </w:rPr>
+        <w:t>Backspace</w:t>
+      </w:r>
+      <w:proofErr w:type="spellEnd"/>
+      <w:r>
+        <w:rPr>
+          <w:sz w:val="28"/>
+          <w:szCs w:val="28"/>
+        </w:rPr>
+        <w:t> (предыдущий).</w:t>
+      </w:r>
+    </w:p>
+    <w:p>
+      <w:pPr>
+        <w:numPr>
+          <w:ilvl w:val="0"/>
+          <w:numId w:val="33"/>
+        </w:numPr>
+        <w:tabs>
+          <w:tab w:val="clear" w:pos="1068"/>
+          <w:tab w:val="num" w:pos="1134"/>
+        </w:tabs>
+        <w:spacing w:after="160" w:line="360" w:lineRule="auto"/>
+        <w:ind w:left="0" w:firstLine="709"/>
+        <w:jc w:val="both"/>
+        <w:rPr>
+          <w:sz w:val="28"/>
+          <w:szCs w:val="28"/>
+        </w:rPr>
+      </w:pPr>
+      <w:r>
+        <w:rPr>
+          <w:sz w:val="28"/>
+          <w:szCs w:val="28"/>
+        </w:rPr>
+        <w:t>Для просмотра во весь экран нажмите Enter (повторное нажатие возвращает в обычный режим).</w:t>
+      </w:r>
+    </w:p>
+    <w:p>
+      <w:pPr>
+        <w:spacing w:after="160" w:line="360" w:lineRule="auto"/>
+        <w:ind w:left="720"/>
+        <w:jc w:val="both"/>
+        <w:rPr>
+          <w:b/>
+          <w:bCs/>
+          <w:sz w:val="28"/>
+          <w:szCs w:val="28"/>
+        </w:rPr>
+      </w:pPr>
+      <w:r>
+        <w:rPr>
+          <w:b/>
+          <w:bCs/>
+          <w:sz w:val="28"/>
+          <w:szCs w:val="28"/>
+        </w:rPr>
+        <w:t>5.</w:t>
+      </w:r>
+      <w:r>
+        <w:rPr>
+          <w:b/>
+          <w:bCs/>
+          <w:sz w:val="28"/>
+          <w:szCs w:val="28"/>
+        </w:rPr>
+        <w:t>3.4 Простые операции с изображением</w:t>
+      </w:r>
+    </w:p>
+    <w:p>
+      <w:pPr>
+        <w:numPr>
+          <w:ilvl w:val="0"/>
+          <w:numId w:val="34"/>
+        </w:numPr>
+        <w:tabs>
+          <w:tab w:val="clear" w:pos="1068"/>
+          <w:tab w:val="num" w:pos="1134"/>
+        </w:tabs>
+        <w:spacing w:after="160" w:line="360" w:lineRule="auto"/>
+        <w:ind w:left="0" w:firstLine="709"/>
+        <w:jc w:val="both"/>
+        <w:rPr>
+          <w:sz w:val="28"/>
+          <w:szCs w:val="28"/>
+        </w:rPr>
+      </w:pPr>
+      <w:r>
+        <w:rPr>
+          <w:b/>
+          <w:bCs/>
+          <w:sz w:val="28"/>
+          <w:szCs w:val="28"/>
+        </w:rPr>
+        <w:t>Поворот</w:t>
+      </w:r>
+      <w:r>
+        <w:rPr>
+          <w:sz w:val="28"/>
+          <w:szCs w:val="28"/>
+        </w:rPr>
+        <w:t> – нажмите R (поворот вправо) или L (влево).</w:t>
+      </w:r>
+    </w:p>
+    <w:p>
+      <w:pPr>
+        <w:numPr>
+          <w:ilvl w:val="0"/>
+          <w:numId w:val="34"/>
+        </w:numPr>
+        <w:tabs>
+          <w:tab w:val="clear" w:pos="1068"/>
+          <w:tab w:val="num" w:pos="1134"/>
+        </w:tabs>
+        <w:spacing w:after="160" w:line="360" w:lineRule="auto"/>
+        <w:ind w:left="0" w:firstLine="709"/>
+        <w:jc w:val="both"/>
+        <w:rPr>
+          <w:sz w:val="28"/>
+          <w:szCs w:val="28"/>
+        </w:rPr>
+      </w:pPr>
+      <w:r>
+        <w:rPr>
+          <w:b/>
+          <w:bCs/>
+          <w:sz w:val="28"/>
+          <w:szCs w:val="28"/>
+        </w:rPr>
+        <w:t>Обрезка</w:t>
+      </w:r>
+      <w:r>
+        <w:rPr>
+          <w:sz w:val="28"/>
+          <w:szCs w:val="28"/>
+        </w:rPr>
+        <w:t> – выделите мышью прямоугольную область и нажмите </w:t>
+      </w:r>
+      <w:proofErr w:type="spellStart"/>
+      <w:r>
+        <w:rPr>
+          <w:sz w:val="28"/>
+          <w:szCs w:val="28"/>
+        </w:rPr>
+        <w:t>Ctrl+Y</w:t>
+      </w:r>
+      <w:proofErr w:type="spellEnd"/>
+      <w:r>
+        <w:rPr>
+          <w:sz w:val="28"/>
+          <w:szCs w:val="28"/>
+        </w:rPr>
+        <w:t>. Для сохранения обрезанного изображения используйте «Файл» → «Сохранить как».</w:t>
+      </w:r>
+    </w:p>
+    <w:p>
+      <w:pPr>
+        <w:numPr>
+          <w:ilvl w:val="0"/>
+          <w:numId w:val="34"/>
+        </w:numPr>
+        <w:tabs>
+          <w:tab w:val="clear" w:pos="1068"/>
+          <w:tab w:val="num" w:pos="1134"/>
+        </w:tabs>
+        <w:spacing w:after="160" w:line="360" w:lineRule="auto"/>
+        <w:ind w:left="0" w:firstLine="709"/>
+        <w:jc w:val="both"/>
+        <w:rPr>
+          <w:sz w:val="28"/>
+          <w:szCs w:val="28"/>
+        </w:rPr>
+      </w:pPr>
+      <w:r>
+        <w:rPr>
+          <w:b/>
+          <w:bCs/>
+          <w:sz w:val="28"/>
+          <w:szCs w:val="28"/>
+        </w:rPr>
+        <w:t>Изменение размера</w:t>
+      </w:r>
+      <w:r>
+        <w:rPr>
+          <w:sz w:val="28"/>
+          <w:szCs w:val="28"/>
+        </w:rPr>
+        <w:t> – выберите «Изображение» → «Изменение размера» (или </w:t>
+      </w:r>
+      <w:proofErr w:type="spellStart"/>
+      <w:r>
+        <w:rPr>
+          <w:sz w:val="28"/>
+          <w:szCs w:val="28"/>
+        </w:rPr>
+        <w:t>Ctrl+R</w:t>
+      </w:r>
+      <w:proofErr w:type="spellEnd"/>
+      <w:r>
+        <w:rPr>
+          <w:sz w:val="28"/>
+          <w:szCs w:val="28"/>
+        </w:rPr>
+        <w:t>). Задайте новые пикселы или проценты и нажмите «ОК»</w:t>
+      </w:r>
+      <w:r>
+        <w:rPr>
+          <w:sz w:val="28"/>
+          <w:szCs w:val="28"/>
+        </w:rPr>
+        <w:t xml:space="preserve"> (см. рисунок </w:t>
+      </w:r>
+      <w:r>
+        <w:rPr>
+          <w:sz w:val="28"/>
+          <w:szCs w:val="28"/>
+        </w:rPr>
+        <w:t>1</w:t>
+      </w:r>
+      <w:r>
+        <w:rPr>
+          <w:sz w:val="28"/>
+          <w:szCs w:val="28"/>
+        </w:rPr>
+        <w:t>1</w:t>
+      </w:r>
+      <w:r>
+        <w:rPr>
+          <w:sz w:val="28"/>
+          <w:szCs w:val="28"/>
+        </w:rPr>
+        <w:t>)</w:t>
+      </w:r>
+      <w:r>
+        <w:rPr>
+          <w:sz w:val="28"/>
+          <w:szCs w:val="28"/>
+        </w:rPr>
+        <w:t>.</w:t>
+      </w:r>
+    </w:p>
+    <w:p>
+      <w:pPr>
+        <w:spacing w:after="160" w:line="360" w:lineRule="auto"/>
+        <w:jc w:val="center"/>
+        <w:rPr>
+          <w:sz w:val="28"/>
+          <w:szCs w:val="28"/>
+        </w:rPr>
+      </w:pPr>
+      <w:r>
+        <w:rPr>
+          <w:noProof/>
+          <w:sz w:val="28"/>
+          <w:szCs w:val="28"/>
+        </w:rPr>
+        <w:lastRenderedPageBreak/>
+        <w:drawing>
+          <wp:inline distT="0" distB="0" distL="0" distR="0" wp14:anchorId="6FEFF0B3" wp14:editId="109CA817">
+            <wp:extent cx="2926036" cy="2308860"/>
+            <wp:effectExtent l="0" t="0" r="0" b="0"/>
+            <wp:docPr id="12" name="Рисунок 12"/>
+            <wp:cNvGraphicFramePr>
+              <a:graphicFrameLocks xmlns:a="http://schemas.openxmlformats.org/drawingml/2006/main" noChangeAspect="1"/>
+            </wp:cNvGraphicFramePr>
+            <a:graphic xmlns:a="http://schemas.openxmlformats.org/drawingml/2006/main">
+              <a:graphicData uri="http://schemas.openxmlformats.org/drawingml/2006/picture">
+                <pic:pic xmlns:pic="http://schemas.openxmlformats.org/drawingml/2006/picture">
+                  <pic:nvPicPr>
+                    <pic:cNvPr id="1" name=""/>
+                    <pic:cNvPicPr/>
+                  </pic:nvPicPr>
+                  <pic:blipFill>
+                    <a:blip r:embed="rId19"/>
+                    <a:stretch>
+                      <a:fillRect/>
+                    </a:stretch>
+                  </pic:blipFill>
+                  <pic:spPr>
+                    <a:xfrm>
+                      <a:off x="0" y="0"/>
                       <a:ext cx="2928467" cy="2310779"/>
                     </a:xfrm>
                     <a:prstGeom prst="rect">
@@ -7397,20 +7598,52 @@
           <w:sz w:val="28"/>
           <w:szCs w:val="28"/>
         </w:rPr>
-        <w:t>исунок 3 – окно изменения размера)</w:t>
+        <w:t xml:space="preserve">исунок </w:t>
+      </w:r>
+      <w:r>
+        <w:rPr>
+          <w:sz w:val="28"/>
+          <w:szCs w:val="28"/>
+        </w:rPr>
+        <w:t>1</w:t>
+      </w:r>
+      <w:r>
+        <w:rPr>
+          <w:sz w:val="28"/>
+          <w:szCs w:val="28"/>
+          <w:lang w:val="en-US"/>
+        </w:rPr>
+        <w:t>1</w:t>
+      </w:r>
+      <w:r>
+        <w:rPr>
+          <w:sz w:val="28"/>
+          <w:szCs w:val="28"/>
+        </w:rPr>
+        <w:t xml:space="preserve"> – окно изменения размера)</w:t>
       </w:r>
     </w:p>
     <w:p>
       <w:pPr>
         <w:spacing w:after="160" w:line="360" w:lineRule="auto"/>
         <w:ind w:left="720"/>
-        <w:rPr>
-          <w:b/>
-          <w:bCs/>
-          <w:sz w:val="28"/>
-          <w:szCs w:val="28"/>
-        </w:rPr>
-      </w:pPr>
+        <w:jc w:val="both"/>
+        <w:rPr>
+          <w:b/>
+          <w:bCs/>
+          <w:sz w:val="28"/>
+          <w:szCs w:val="28"/>
+        </w:rPr>
+      </w:pPr>
+      <w:r>
+        <w:rPr>
+          <w:b/>
+          <w:bCs/>
+          <w:sz w:val="28"/>
+          <w:szCs w:val="28"/>
+        </w:rPr>
+        <w:t>5.</w:t>
+      </w:r>
       <w:r>
         <w:rPr>
           <w:b/>
@@ -7425,6 +7658,7 @@
       <w:pPr>
         <w:spacing w:after="160" w:line="360" w:lineRule="auto"/>
         <w:ind w:firstLine="709"/>
+        <w:jc w:val="both"/>
         <w:rPr>
           <w:sz w:val="28"/>
           <w:szCs w:val="28"/>
@@ -7458,13 +7692,23 @@
       <w:pPr>
         <w:spacing w:after="160" w:line="360" w:lineRule="auto"/>
         <w:ind w:left="720"/>
-        <w:rPr>
-          <w:b/>
-          <w:bCs/>
-          <w:sz w:val="28"/>
-          <w:szCs w:val="28"/>
-        </w:rPr>
-      </w:pPr>
+        <w:jc w:val="both"/>
+        <w:rPr>
+          <w:b/>
+          <w:bCs/>
+          <w:sz w:val="28"/>
+          <w:szCs w:val="28"/>
+        </w:rPr>
+      </w:pPr>
+      <w:r>
+        <w:rPr>
+          <w:b/>
+          <w:bCs/>
+          <w:sz w:val="28"/>
+          <w:szCs w:val="28"/>
+        </w:rPr>
+        <w:t>5.</w:t>
+      </w:r>
       <w:r>
         <w:rPr>
           <w:b/>
@@ -7477,7 +7721,8 @@
     </w:p>
     <w:tbl>
       <w:tblPr>
-        <w:tblW w:w="0" w:type="auto"/>
+        <w:tblW w:w="10065" w:type="dxa"/>
+        <w:tblInd w:w="-306" w:type="dxa"/>
         <w:tblCellMar>
           <w:top w:w="15" w:type="dxa"/>
           <w:left w:w="15" w:type="dxa"/>
@@ -7487,9 +7732,9 @@
         <w:tblLook w:val="04A0" w:firstRow="1" w:lastRow="0" w:firstColumn="1" w:lastColumn="0" w:noHBand="0" w:noVBand="1"/>
       </w:tblPr>
       <w:tblGrid>
-        <w:gridCol w:w="2338"/>
+        <w:gridCol w:w="2053"/>
         <w:gridCol w:w="3764"/>
-        <w:gridCol w:w="3775"/>
+        <w:gridCol w:w="4248"/>
       </w:tblGrid>
       <w:tr>
         <w:trPr>
@@ -7497,7 +7742,7 @@
         </w:trPr>
         <w:tc>
           <w:tcPr>
-            <w:tcW w:w="0" w:type="auto"/>
+            <w:tcW w:w="2053" w:type="dxa"/>
             <w:tcBorders>
               <w:top w:val="single" w:sz="4" w:space="0" w:color="363636"/>
               <w:left w:val="single" w:sz="4" w:space="0" w:color="363636"/>
@@ -7510,11 +7755,13 @@
               <w:bottom w:w="60" w:type="dxa"/>
               <w:right w:w="120" w:type="dxa"/>
             </w:tcMar>
+            <w:vAlign w:val="center"/>
             <w:hideMark/>
           </w:tcPr>
           <w:p>
             <w:pPr>
               <w:spacing w:after="160" w:line="360" w:lineRule="auto"/>
+              <w:jc w:val="center"/>
               <w:rPr>
                 <w:b/>
                 <w:bCs/>
@@ -7535,7 +7782,7 @@
         </w:tc>
         <w:tc>
           <w:tcPr>
-            <w:tcW w:w="0" w:type="auto"/>
+            <w:tcW w:w="3764" w:type="dxa"/>
             <w:tcBorders>
               <w:top w:val="single" w:sz="4" w:space="0" w:color="363636"/>
               <w:left w:val="single" w:sz="4" w:space="0" w:color="363636"/>
@@ -7553,6 +7800,7 @@
           <w:p>
             <w:pPr>
               <w:spacing w:after="160" w:line="360" w:lineRule="auto"/>
+              <w:jc w:val="center"/>
               <w:rPr>
                 <w:b/>
                 <w:bCs/>
@@ -7573,7 +7821,7 @@
         </w:tc>
         <w:tc>
           <w:tcPr>
-            <w:tcW w:w="0" w:type="auto"/>
+            <w:tcW w:w="4248" w:type="dxa"/>
             <w:tcBorders>
               <w:top w:val="single" w:sz="4" w:space="0" w:color="363636"/>
               <w:left w:val="single" w:sz="4" w:space="0" w:color="363636"/>
@@ -7591,6 +7839,7 @@
           <w:p>
             <w:pPr>
               <w:spacing w:after="160" w:line="360" w:lineRule="auto"/>
+              <w:jc w:val="center"/>
               <w:rPr>
                 <w:b/>
                 <w:bCs/>
@@ -7613,7 +7862,7 @@
       <w:tr>
         <w:tc>
           <w:tcPr>
-            <w:tcW w:w="0" w:type="auto"/>
+            <w:tcW w:w="2053" w:type="dxa"/>
             <w:tcBorders>
               <w:top w:val="single" w:sz="4" w:space="0" w:color="363636"/>
               <w:left w:val="single" w:sz="4" w:space="0" w:color="363636"/>
@@ -7630,7 +7879,8 @@
           </w:tcPr>
           <w:p>
             <w:pPr>
-              <w:spacing w:after="160" w:line="360" w:lineRule="auto"/>
+              <w:spacing w:line="360" w:lineRule="auto"/>
+              <w:jc w:val="both"/>
               <w:rPr>
                 <w:sz w:val="28"/>
                 <w:szCs w:val="28"/>
@@ -7647,7 +7897,7 @@
         </w:tc>
         <w:tc>
           <w:tcPr>
-            <w:tcW w:w="0" w:type="auto"/>
+            <w:tcW w:w="3764" w:type="dxa"/>
             <w:tcBorders>
               <w:top w:val="single" w:sz="4" w:space="0" w:color="363636"/>
               <w:left w:val="single" w:sz="4" w:space="0" w:color="363636"/>
@@ -7664,7 +7914,8 @@
           </w:tcPr>
           <w:p>
             <w:pPr>
-              <w:spacing w:after="160" w:line="360" w:lineRule="auto"/>
+              <w:spacing w:line="360" w:lineRule="auto"/>
+              <w:jc w:val="both"/>
               <w:rPr>
                 <w:sz w:val="28"/>
                 <w:szCs w:val="28"/>
@@ -7681,7 +7932,7 @@
         </w:tc>
         <w:tc>
           <w:tcPr>
-            <w:tcW w:w="0" w:type="auto"/>
+            <w:tcW w:w="4248" w:type="dxa"/>
             <w:tcBorders>
               <w:top w:val="single" w:sz="4" w:space="0" w:color="363636"/>
               <w:left w:val="single" w:sz="4" w:space="0" w:color="363636"/>
@@ -7698,7 +7949,8 @@
           </w:tcPr>
           <w:p>
             <w:pPr>
-              <w:spacing w:after="160" w:line="360" w:lineRule="auto"/>
+              <w:spacing w:line="360" w:lineRule="auto"/>
+              <w:jc w:val="both"/>
               <w:rPr>
                 <w:sz w:val="28"/>
                 <w:szCs w:val="28"/>
@@ -7715,9 +7967,12 @@
         </w:tc>
       </w:tr>
       <w:tr>
+        <w:trPr>
+          <w:trHeight w:val="1467"/>
+        </w:trPr>
         <w:tc>
           <w:tcPr>
-            <w:tcW w:w="0" w:type="auto"/>
+            <w:tcW w:w="2053" w:type="dxa"/>
             <w:tcBorders>
               <w:top w:val="single" w:sz="4" w:space="0" w:color="363636"/>
               <w:left w:val="single" w:sz="4" w:space="0" w:color="363636"/>
@@ -7734,7 +7989,8 @@
           </w:tcPr>
           <w:p>
             <w:pPr>
-              <w:spacing w:after="160" w:line="360" w:lineRule="auto"/>
+              <w:spacing w:line="360" w:lineRule="auto"/>
+              <w:jc w:val="both"/>
               <w:rPr>
                 <w:sz w:val="28"/>
                 <w:szCs w:val="28"/>
@@ -7751,7 +8007,7 @@
         </w:tc>
         <w:tc>
           <w:tcPr>
-            <w:tcW w:w="0" w:type="auto"/>
+            <w:tcW w:w="3764" w:type="dxa"/>
             <w:tcBorders>
               <w:top w:val="single" w:sz="4" w:space="0" w:color="363636"/>
               <w:left w:val="single" w:sz="4" w:space="0" w:color="363636"/>
@@ -7768,7 +8024,8 @@
           </w:tcPr>
           <w:p>
             <w:pPr>
-              <w:spacing w:after="160" w:line="360" w:lineRule="auto"/>
+              <w:spacing w:line="360" w:lineRule="auto"/>
+              <w:jc w:val="both"/>
               <w:rPr>
                 <w:sz w:val="28"/>
                 <w:szCs w:val="28"/>
@@ -7785,7 +8042,7 @@
         </w:tc>
         <w:tc>
           <w:tcPr>
-            <w:tcW w:w="0" w:type="auto"/>
+            <w:tcW w:w="4248" w:type="dxa"/>
             <w:tcBorders>
               <w:top w:val="single" w:sz="4" w:space="0" w:color="363636"/>
               <w:left w:val="single" w:sz="4" w:space="0" w:color="363636"/>
@@ -7802,7 +8059,8 @@
           </w:tcPr>
           <w:p>
             <w:pPr>
-              <w:spacing w:after="160" w:line="360" w:lineRule="auto"/>
+              <w:spacing w:line="360" w:lineRule="auto"/>
+              <w:jc w:val="both"/>
               <w:rPr>
                 <w:sz w:val="28"/>
                 <w:szCs w:val="28"/>
@@ -7835,9 +8093,12 @@
         </w:tc>
       </w:tr>
       <w:tr>
+        <w:trPr>
+          <w:trHeight w:val="1304"/>
+        </w:trPr>
         <w:tc>
           <w:tcPr>
-            <w:tcW w:w="0" w:type="auto"/>
+            <w:tcW w:w="2053" w:type="dxa"/>
             <w:tcBorders>
               <w:top w:val="single" w:sz="4" w:space="0" w:color="363636"/>
               <w:left w:val="single" w:sz="4" w:space="0" w:color="363636"/>
@@ -7854,7 +8115,8 @@
           </w:tcPr>
           <w:p>
             <w:pPr>
-              <w:spacing w:after="160" w:line="360" w:lineRule="auto"/>
+              <w:spacing w:line="360" w:lineRule="auto"/>
+              <w:jc w:val="both"/>
               <w:rPr>
                 <w:sz w:val="28"/>
                 <w:szCs w:val="28"/>
@@ -7871,7 +8133,7 @@
         </w:tc>
         <w:tc>
           <w:tcPr>
-            <w:tcW w:w="0" w:type="auto"/>
+            <w:tcW w:w="3764" w:type="dxa"/>
             <w:tcBorders>
               <w:top w:val="single" w:sz="4" w:space="0" w:color="363636"/>
               <w:left w:val="single" w:sz="4" w:space="0" w:color="363636"/>
@@ -7888,7 +8150,8 @@
           </w:tcPr>
           <w:p>
             <w:pPr>
-              <w:spacing w:after="160" w:line="360" w:lineRule="auto"/>
+              <w:spacing w:line="360" w:lineRule="auto"/>
+              <w:jc w:val="both"/>
               <w:rPr>
                 <w:sz w:val="28"/>
                 <w:szCs w:val="28"/>
@@ -7905,7 +8168,7 @@
         </w:tc>
         <w:tc>
           <w:tcPr>
-            <w:tcW w:w="0" w:type="auto"/>
+            <w:tcW w:w="4248" w:type="dxa"/>
             <w:tcBorders>
               <w:top w:val="single" w:sz="4" w:space="0" w:color="363636"/>
               <w:left w:val="single" w:sz="4" w:space="0" w:color="363636"/>
@@ -7922,7 +8185,8 @@
           </w:tcPr>
           <w:p>
             <w:pPr>
-              <w:spacing w:after="160" w:line="360" w:lineRule="auto"/>
+              <w:spacing w:line="360" w:lineRule="auto"/>
+              <w:jc w:val="both"/>
               <w:rPr>
                 <w:sz w:val="28"/>
                 <w:szCs w:val="28"/>
@@ -7943,17 +8207,17 @@
       <w:pPr>
         <w:spacing w:after="160" w:line="360" w:lineRule="auto"/>
         <w:ind w:firstLine="720"/>
-        <w:rPr>
-          <w:sz w:val="28"/>
-          <w:szCs w:val="28"/>
-        </w:rPr>
-      </w:pPr>
-      <w:r>
-        <w:rPr>
-          <w:sz w:val="28"/>
-          <w:szCs w:val="28"/>
-        </w:rPr>
-        <w:lastRenderedPageBreak/>
+        <w:jc w:val="both"/>
+        <w:rPr>
+          <w:sz w:val="28"/>
+          <w:szCs w:val="28"/>
+        </w:rPr>
+      </w:pPr>
+      <w:r>
+        <w:rPr>
+          <w:sz w:val="28"/>
+          <w:szCs w:val="28"/>
+        </w:rPr>
         <w:t>При возникновении других ошибок закройте программу и откройте её заново. Если проблема повторяется – обратитесь к системному администратору.</w:t>
       </w:r>
     </w:p>
@@ -7965,7 +8229,7 @@
           <w:numId w:val="17"/>
         </w:numPr>
         <w:spacing w:after="160" w:line="360" w:lineRule="auto"/>
-        <w:ind w:left="709" w:hanging="709"/>
+        <w:ind w:left="284" w:hanging="284"/>
         <w:rPr>
           <w:b/>
           <w:bCs/>
@@ -7983,6 +8247,7 @@
           <w:szCs w:val="28"/>
           <w:highlight w:val="white"/>
         </w:rPr>
+        <w:lastRenderedPageBreak/>
         <w:t>Заключение</w:t>
       </w:r>
     </w:p>
@@ -7990,6 +8255,7 @@
       <w:pPr>
         <w:spacing w:line="360" w:lineRule="auto"/>
         <w:ind w:firstLine="709"/>
+        <w:jc w:val="both"/>
         <w:rPr>
           <w:sz w:val="28"/>
           <w:szCs w:val="28"/>
@@ -8103,6 +8369,7 @@
       <w:pPr>
         <w:spacing w:line="360" w:lineRule="auto"/>
         <w:ind w:firstLine="709"/>
+        <w:jc w:val="both"/>
         <w:rPr>
           <w:sz w:val="28"/>
           <w:szCs w:val="28"/>
@@ -8127,13 +8394,95 @@
       </w:pPr>
     </w:p>
     <w:sectPr>
+      <w:footerReference w:type="default" r:id="rId20"/>
       <w:pgSz w:w="11906" w:h="16838"/>
       <w:pgMar w:top="1134" w:right="851" w:bottom="1134" w:left="1418" w:header="708" w:footer="708" w:gutter="0"/>
       <w:cols w:space="708"/>
+      <w:titlePg/>
       <w:docGrid w:linePitch="360"/>
     </w:sectPr>
   </w:body>
 </w:document>
+</file>
+
+<file path=word/endnotes.xml><?xml version="1.0" encoding="utf-8"?>
+<w:endnotes xmlns:wpc="http://schemas.microsoft.com/office/word/2010/wordprocessingCanvas" xmlns:cx="http://schemas.microsoft.com/office/drawing/2014/chartex" xmlns:cx1="http://schemas.microsoft.com/office/drawing/2015/9/8/chartex" xmlns:cx2="http://schemas.microsoft.com/office/drawing/2015/10/21/chartex" xmlns:cx3="http://schemas.microsoft.com/office/drawing/2016/5/9/chartex" xmlns:cx4="http://schemas.microsoft.com/office/drawing/2016/5/10/chartex" xmlns:cx5="http://schemas.microsoft.com/office/drawing/2016/5/11/chartex" xmlns:cx6="http://schemas.microsoft.com/office/drawing/2016/5/12/chartex" xmlns:cx7="http://schemas.microsoft.com/office/drawing/2016/5/13/chartex" xmlns:cx8="http://schemas.microsoft.com/office/drawing/2016/5/14/chartex" xmlns:mc="http://schemas.openxmlformats.org/markup-compatibility/2006" xmlns:aink="http://schemas.microsoft.com/office/drawing/2016/ink" xmlns:am3d="http://schemas.microsoft.com/office/drawing/2017/model3d" xmlns:o="urn:schemas-microsoft-com:office:office" xmlns:oel="http://schemas.microsoft.com/office/2019/extlst" xmlns:r="http://schemas.openxmlformats.org/officeDocument/2006/relationships" xmlns:m="http://schemas.openxmlformats.org/officeDocument/2006/math" xmlns:v="urn:schemas-microsoft-com:vml" xmlns:wp14="http://schemas.microsoft.com/office/word/2010/wordprocessingDrawing" xmlns:wp="http://schemas.openxmlformats.org/drawingml/2006/wordprocessingDrawing" xmlns:w10="urn:schemas-microsoft-com:office:word" xmlns:w="http://schemas.openxmlformats.org/wordprocessingml/2006/main" xmlns:w14="http://schemas.microsoft.com/office/word/2010/wordml" xmlns:w15="http://schemas.microsoft.com/office/word/2012/wordml" xmlns:w16cex="http://schemas.microsoft.com/office/word/2018/wordml/cex" xmlns:w16cid="http://schemas.microsoft.com/office/word/2016/wordml/cid" xmlns:w16="http://schemas.microsoft.com/office/word/2018/wordml" xmlns:w16sdtdh="http://schemas.microsoft.com/office/word/2020/wordml/sdtdatahash" xmlns:w16se="http://schemas.microsoft.com/office/word/2015/wordml/symex" xmlns:wpg="http://schemas.microsoft.com/office/word/2010/wordprocessingGroup" xmlns:wpi="http://schemas.microsoft.com/office/word/2010/wordprocessingInk" xmlns:wne="http://schemas.microsoft.com/office/word/2006/wordml" xmlns:wps="http://schemas.microsoft.com/office/word/2010/wordprocessingShape" mc:Ignorable="w14 w15 w16se w16cid w16 w16cex w16sdtdh wp14">
+  <w:endnote w:type="separator" w:id="-1">
+    <w:p>
+      <w:r>
+        <w:separator/>
+      </w:r>
+    </w:p>
+  </w:endnote>
+  <w:endnote w:type="continuationSeparator" w:id="0">
+    <w:p>
+      <w:r>
+        <w:continuationSeparator/>
+      </w:r>
+    </w:p>
+  </w:endnote>
+</w:endnotes>
+</file>
+
+<file path=word/footer1.xml><?xml version="1.0" encoding="utf-8"?>
+<w:ftr xmlns:wpc="http://schemas.microsoft.com/office/word/2010/wordprocessingCanvas" xmlns:cx="http://schemas.microsoft.com/office/drawing/2014/chartex" xmlns:cx1="http://schemas.microsoft.com/office/drawing/2015/9/8/chartex" xmlns:cx2="http://schemas.microsoft.com/office/drawing/2015/10/21/chartex" xmlns:cx3="http://schemas.microsoft.com/office/drawing/2016/5/9/chartex" xmlns:cx4="http://schemas.microsoft.com/office/drawing/2016/5/10/chartex" xmlns:cx5="http://schemas.microsoft.com/office/drawing/2016/5/11/chartex" xmlns:cx6="http://schemas.microsoft.com/office/drawing/2016/5/12/chartex" xmlns:cx7="http://schemas.microsoft.com/office/drawing/2016/5/13/chartex" xmlns:cx8="http://schemas.microsoft.com/office/drawing/2016/5/14/chartex" xmlns:mc="http://schemas.openxmlformats.org/markup-compatibility/2006" xmlns:aink="http://schemas.microsoft.com/office/drawing/2016/ink" xmlns:am3d="http://schemas.microsoft.com/office/drawing/2017/model3d" xmlns:o="urn:schemas-microsoft-com:office:office" xmlns:oel="http://schemas.microsoft.com/office/2019/extlst" xmlns:r="http://schemas.openxmlformats.org/officeDocument/2006/relationships" xmlns:m="http://schemas.openxmlformats.org/officeDocument/2006/math" xmlns:v="urn:schemas-microsoft-com:vml" xmlns:wp14="http://schemas.microsoft.com/office/word/2010/wordprocessingDrawing" xmlns:wp="http://schemas.openxmlformats.org/drawingml/2006/wordprocessingDrawing" xmlns:w10="urn:schemas-microsoft-com:office:word" xmlns:w="http://schemas.openxmlformats.org/wordprocessingml/2006/main" xmlns:w14="http://schemas.microsoft.com/office/word/2010/wordml" xmlns:w15="http://schemas.microsoft.com/office/word/2012/wordml" xmlns:w16cex="http://schemas.microsoft.com/office/word/2018/wordml/cex" xmlns:w16cid="http://schemas.microsoft.com/office/word/2016/wordml/cid" xmlns:w16="http://schemas.microsoft.com/office/word/2018/wordml" xmlns:w16sdtdh="http://schemas.microsoft.com/office/word/2020/wordml/sdtdatahash" xmlns:w16se="http://schemas.microsoft.com/office/word/2015/wordml/symex" xmlns:wpg="http://schemas.microsoft.com/office/word/2010/wordprocessingGroup" xmlns:wpi="http://schemas.microsoft.com/office/word/2010/wordprocessingInk" xmlns:wne="http://schemas.microsoft.com/office/word/2006/wordml" xmlns:wps="http://schemas.microsoft.com/office/word/2010/wordprocessingShape" mc:Ignorable="w14 w15 w16se w16cid w16 w16cex w16sdtdh wp14">
+  <w:sdt>
+    <w:sdtPr>
+      <w:id w:val="-174277082"/>
+      <w:docPartObj>
+        <w:docPartGallery w:val="Page Numbers (Bottom of Page)"/>
+        <w:docPartUnique/>
+      </w:docPartObj>
+    </w:sdtPr>
+    <w:sdtContent>
+      <w:p>
+        <w:pPr>
+          <w:pStyle w:val="ac"/>
+          <w:jc w:val="right"/>
+        </w:pPr>
+        <w:r>
+          <w:fldChar w:fldCharType="begin"/>
+        </w:r>
+        <w:r>
+          <w:instrText>PAGE   \* MERGEFORMAT</w:instrText>
+        </w:r>
+        <w:r>
+          <w:fldChar w:fldCharType="separate"/>
+        </w:r>
+        <w:r>
+          <w:t>2</w:t>
+        </w:r>
+        <w:r>
+          <w:fldChar w:fldCharType="end"/>
+        </w:r>
+      </w:p>
+    </w:sdtContent>
+  </w:sdt>
+  <w:p>
+    <w:pPr>
+      <w:pStyle w:val="ac"/>
+    </w:pPr>
+  </w:p>
+</w:ftr>
+</file>
+
+<file path=word/footnotes.xml><?xml version="1.0" encoding="utf-8"?>
+<w:footnotes xmlns:wpc="http://schemas.microsoft.com/office/word/2010/wordprocessingCanvas" xmlns:cx="http://schemas.microsoft.com/office/drawing/2014/chartex" xmlns:cx1="http://schemas.microsoft.com/office/drawing/2015/9/8/chartex" xmlns:cx2="http://schemas.microsoft.com/office/drawing/2015/10/21/chartex" xmlns:cx3="http://schemas.microsoft.com/office/drawing/2016/5/9/chartex" xmlns:cx4="http://schemas.microsoft.com/office/drawing/2016/5/10/chartex" xmlns:cx5="http://schemas.microsoft.com/office/drawing/2016/5/11/chartex" xmlns:cx6="http://schemas.microsoft.com/office/drawing/2016/5/12/chartex" xmlns:cx7="http://schemas.microsoft.com/office/drawing/2016/5/13/chartex" xmlns:cx8="http://schemas.microsoft.com/office/drawing/2016/5/14/chartex" xmlns:mc="http://schemas.openxmlformats.org/markup-compatibility/2006" xmlns:aink="http://schemas.microsoft.com/office/drawing/2016/ink" xmlns:am3d="http://schemas.microsoft.com/office/drawing/2017/model3d" xmlns:o="urn:schemas-microsoft-com:office:office" xmlns:oel="http://schemas.microsoft.com/office/2019/extlst" xmlns:r="http://schemas.openxmlformats.org/officeDocument/2006/relationships" xmlns:m="http://schemas.openxmlformats.org/officeDocument/2006/math" xmlns:v="urn:schemas-microsoft-com:vml" xmlns:wp14="http://schemas.microsoft.com/office/word/2010/wordprocessingDrawing" xmlns:wp="http://schemas.openxmlformats.org/drawingml/2006/wordprocessingDrawing" xmlns:w10="urn:schemas-microsoft-com:office:word" xmlns:w="http://schemas.openxmlformats.org/wordprocessingml/2006/main" xmlns:w14="http://schemas.microsoft.com/office/word/2010/wordml" xmlns:w15="http://schemas.microsoft.com/office/word/2012/wordml" xmlns:w16cex="http://schemas.microsoft.com/office/word/2018/wordml/cex" xmlns:w16cid="http://schemas.microsoft.com/office/word/2016/wordml/cid" xmlns:w16="http://schemas.microsoft.com/office/word/2018/wordml" xmlns:w16sdtdh="http://schemas.microsoft.com/office/word/2020/wordml/sdtdatahash" xmlns:w16se="http://schemas.microsoft.com/office/word/2015/wordml/symex" xmlns:wpg="http://schemas.microsoft.com/office/word/2010/wordprocessingGroup" xmlns:wpi="http://schemas.microsoft.com/office/word/2010/wordprocessingInk" xmlns:wne="http://schemas.microsoft.com/office/word/2006/wordml" xmlns:wps="http://schemas.microsoft.com/office/word/2010/wordprocessingShape" mc:Ignorable="w14 w15 w16se w16cid w16 w16cex w16sdtdh wp14">
+  <w:footnote w:type="separator" w:id="-1">
+    <w:p>
+      <w:r>
+        <w:separator/>
+      </w:r>
+    </w:p>
+  </w:footnote>
+  <w:footnote w:type="continuationSeparator" w:id="0">
+    <w:p>
+      <w:r>
+        <w:continuationSeparator/>
+      </w:r>
+    </w:p>
+  </w:footnote>
+</w:footnotes>
 </file>
 
 <file path=word/numbering.xml><?xml version="1.0" encoding="utf-8"?>
@@ -9040,7 +9389,7 @@
   <w:abstractNum w:abstractNumId="7" w15:restartNumberingAfterBreak="0">
     <w:nsid w:val="17513D1E"/>
     <w:multiLevelType w:val="multilevel"/>
-    <w:tmpl w:val="582E3968"/>
+    <w:tmpl w:val="0054E6BC"/>
     <w:lvl w:ilvl="0">
       <w:start w:val="1"/>
       <w:numFmt w:val="bullet"/>
@@ -9057,20 +9406,16 @@
         <w:sz w:val="20"/>
       </w:rPr>
     </w:lvl>
-    <w:lvl w:ilvl="1" w:tentative="1">
-      <w:start w:val="1"/>
-      <w:numFmt w:val="bullet"/>
-      <w:lvlText w:val="o"/>
-      <w:lvlJc w:val="left"/>
-      <w:pPr>
-        <w:tabs>
-          <w:tab w:val="num" w:pos="1788"/>
-        </w:tabs>
+    <w:lvl w:ilvl="1">
+      <w:start w:val="5"/>
+      <w:numFmt w:val="decimal"/>
+      <w:lvlText w:val="%2."/>
+      <w:lvlJc w:val="left"/>
+      <w:pPr>
         <w:ind w:left="1788" w:hanging="360"/>
       </w:pPr>
       <w:rPr>
-        <w:rFonts w:ascii="Courier New" w:hAnsi="Courier New" w:hint="default"/>
-        <w:sz w:val="20"/>
+        <w:rFonts w:hint="default"/>
       </w:rPr>
     </w:lvl>
     <w:lvl w:ilvl="2" w:tentative="1">
@@ -9188,9 +9533,9 @@
   </w:abstractNum>
   <w:abstractNum w:abstractNumId="8" w15:restartNumberingAfterBreak="0">
     <w:nsid w:val="18175B16"/>
-    <w:multiLevelType w:val="hybridMultilevel"/>
-    <w:tmpl w:val="2130B39A"/>
-    <w:lvl w:ilvl="0" w:tplc="0419000F">
+    <w:multiLevelType w:val="multilevel"/>
+    <w:tmpl w:val="BBAEBA7A"/>
+    <w:lvl w:ilvl="0">
       <w:start w:val="1"/>
       <w:numFmt w:val="decimal"/>
       <w:lvlText w:val="%1."/>
@@ -9202,77 +9547,109 @@
         <w:rFonts w:hint="default"/>
       </w:rPr>
     </w:lvl>
-    <w:lvl w:ilvl="1" w:tplc="04190019" w:tentative="1">
-      <w:start w:val="1"/>
-      <w:numFmt w:val="lowerLetter"/>
-      <w:lvlText w:val="%2."/>
-      <w:lvlJc w:val="left"/>
-      <w:pPr>
-        <w:ind w:left="1440" w:hanging="360"/>
-      </w:pPr>
-    </w:lvl>
-    <w:lvl w:ilvl="2" w:tplc="0419001B" w:tentative="1">
-      <w:start w:val="1"/>
-      <w:numFmt w:val="lowerRoman"/>
-      <w:lvlText w:val="%3."/>
-      <w:lvlJc w:val="right"/>
-      <w:pPr>
-        <w:ind w:left="2160" w:hanging="180"/>
-      </w:pPr>
-    </w:lvl>
-    <w:lvl w:ilvl="3" w:tplc="0419000F" w:tentative="1">
+    <w:lvl w:ilvl="1">
       <w:start w:val="1"/>
       <w:numFmt w:val="decimal"/>
-      <w:lvlText w:val="%4."/>
-      <w:lvlJc w:val="left"/>
-      <w:pPr>
-        <w:ind w:left="2880" w:hanging="360"/>
-      </w:pPr>
-    </w:lvl>
-    <w:lvl w:ilvl="4" w:tplc="04190019" w:tentative="1">
-      <w:start w:val="1"/>
-      <w:numFmt w:val="lowerLetter"/>
-      <w:lvlText w:val="%5."/>
-      <w:lvlJc w:val="left"/>
-      <w:pPr>
-        <w:ind w:left="3600" w:hanging="360"/>
-      </w:pPr>
-    </w:lvl>
-    <w:lvl w:ilvl="5" w:tplc="0419001B" w:tentative="1">
-      <w:start w:val="1"/>
-      <w:numFmt w:val="lowerRoman"/>
-      <w:lvlText w:val="%6."/>
-      <w:lvlJc w:val="right"/>
-      <w:pPr>
-        <w:ind w:left="4320" w:hanging="180"/>
-      </w:pPr>
-    </w:lvl>
-    <w:lvl w:ilvl="6" w:tplc="0419000F" w:tentative="1">
+      <w:isLgl/>
+      <w:lvlText w:val="%1.%2."/>
+      <w:lvlJc w:val="left"/>
+      <w:pPr>
+        <w:ind w:left="1440" w:hanging="720"/>
+      </w:pPr>
+      <w:rPr>
+        <w:rFonts w:hint="default"/>
+      </w:rPr>
+    </w:lvl>
+    <w:lvl w:ilvl="2">
       <w:start w:val="1"/>
       <w:numFmt w:val="decimal"/>
-      <w:lvlText w:val="%7."/>
-      <w:lvlJc w:val="left"/>
-      <w:pPr>
-        <w:ind w:left="5040" w:hanging="360"/>
-      </w:pPr>
-    </w:lvl>
-    <w:lvl w:ilvl="7" w:tplc="04190019" w:tentative="1">
-      <w:start w:val="1"/>
-      <w:numFmt w:val="lowerLetter"/>
-      <w:lvlText w:val="%8."/>
-      <w:lvlJc w:val="left"/>
-      <w:pPr>
-        <w:ind w:left="5760" w:hanging="360"/>
-      </w:pPr>
-    </w:lvl>
-    <w:lvl w:ilvl="8" w:tplc="0419001B" w:tentative="1">
-      <w:start w:val="1"/>
-      <w:numFmt w:val="lowerRoman"/>
-      <w:lvlText w:val="%9."/>
-      <w:lvlJc w:val="right"/>
-      <w:pPr>
-        <w:ind w:left="6480" w:hanging="180"/>
-      </w:pPr>
+      <w:isLgl/>
+      <w:lvlText w:val="%1.%2.%3."/>
+      <w:lvlJc w:val="left"/>
+      <w:pPr>
+        <w:ind w:left="1800" w:hanging="720"/>
+      </w:pPr>
+      <w:rPr>
+        <w:rFonts w:hint="default"/>
+      </w:rPr>
+    </w:lvl>
+    <w:lvl w:ilvl="3">
+      <w:start w:val="1"/>
+      <w:numFmt w:val="decimal"/>
+      <w:isLgl/>
+      <w:lvlText w:val="%1.%2.%3.%4."/>
+      <w:lvlJc w:val="left"/>
+      <w:pPr>
+        <w:ind w:left="2520" w:hanging="1080"/>
+      </w:pPr>
+      <w:rPr>
+        <w:rFonts w:hint="default"/>
+      </w:rPr>
+    </w:lvl>
+    <w:lvl w:ilvl="4">
+      <w:start w:val="1"/>
+      <w:numFmt w:val="decimal"/>
+      <w:isLgl/>
+      <w:lvlText w:val="%1.%2.%3.%4.%5."/>
+      <w:lvlJc w:val="left"/>
+      <w:pPr>
+        <w:ind w:left="2880" w:hanging="1080"/>
+      </w:pPr>
+      <w:rPr>
+        <w:rFonts w:hint="default"/>
+      </w:rPr>
+    </w:lvl>
+    <w:lvl w:ilvl="5">
+      <w:start w:val="1"/>
+      <w:numFmt w:val="decimal"/>
+      <w:isLgl/>
+      <w:lvlText w:val="%1.%2.%3.%4.%5.%6."/>
+      <w:lvlJc w:val="left"/>
+      <w:pPr>
+        <w:ind w:left="3600" w:hanging="1440"/>
+      </w:pPr>
+      <w:rPr>
+        <w:rFonts w:hint="default"/>
+      </w:rPr>
+    </w:lvl>
+    <w:lvl w:ilvl="6">
+      <w:start w:val="1"/>
+      <w:numFmt w:val="decimal"/>
+      <w:isLgl/>
+      <w:lvlText w:val="%1.%2.%3.%4.%5.%6.%7."/>
+      <w:lvlJc w:val="left"/>
+      <w:pPr>
+        <w:ind w:left="4320" w:hanging="1800"/>
+      </w:pPr>
+      <w:rPr>
+        <w:rFonts w:hint="default"/>
+      </w:rPr>
+    </w:lvl>
+    <w:lvl w:ilvl="7">
+      <w:start w:val="1"/>
+      <w:numFmt w:val="decimal"/>
+      <w:isLgl/>
+      <w:lvlText w:val="%1.%2.%3.%4.%5.%6.%7.%8."/>
+      <w:lvlJc w:val="left"/>
+      <w:pPr>
+        <w:ind w:left="4680" w:hanging="1800"/>
+      </w:pPr>
+      <w:rPr>
+        <w:rFonts w:hint="default"/>
+      </w:rPr>
+    </w:lvl>
+    <w:lvl w:ilvl="8">
+      <w:start w:val="1"/>
+      <w:numFmt w:val="decimal"/>
+      <w:isLgl/>
+      <w:lvlText w:val="%1.%2.%3.%4.%5.%6.%7.%8.%9."/>
+      <w:lvlJc w:val="left"/>
+      <w:pPr>
+        <w:ind w:left="5400" w:hanging="2160"/>
+      </w:pPr>
+      <w:rPr>
+        <w:rFonts w:hint="default"/>
+      </w:rPr>
     </w:lvl>
   </w:abstractNum>
   <w:abstractNum w:abstractNumId="9" w15:restartNumberingAfterBreak="0">
@@ -9838,7 +10215,7 @@
   <w:abstractNum w:abstractNumId="13" w15:restartNumberingAfterBreak="0">
     <w:nsid w:val="22F9510F"/>
     <w:multiLevelType w:val="multilevel"/>
-    <w:tmpl w:val="EE1A145E"/>
+    <w:tmpl w:val="43E07B7A"/>
     <w:lvl w:ilvl="0">
       <w:start w:val="1"/>
       <w:numFmt w:val="bullet"/>
@@ -9855,20 +10232,16 @@
         <w:sz w:val="20"/>
       </w:rPr>
     </w:lvl>
-    <w:lvl w:ilvl="1" w:tentative="1">
-      <w:start w:val="1"/>
-      <w:numFmt w:val="bullet"/>
-      <w:lvlText w:val="o"/>
-      <w:lvlJc w:val="left"/>
-      <w:pPr>
-        <w:tabs>
-          <w:tab w:val="num" w:pos="1440"/>
-        </w:tabs>
+    <w:lvl w:ilvl="1">
+      <w:start w:val="5"/>
+      <w:numFmt w:val="decimal"/>
+      <w:lvlText w:val="%2."/>
+      <w:lvlJc w:val="left"/>
+      <w:pPr>
         <w:ind w:left="1440" w:hanging="360"/>
       </w:pPr>
       <w:rPr>
-        <w:rFonts w:ascii="Courier New" w:hAnsi="Courier New" w:hint="default"/>
-        <w:sz w:val="20"/>
+        <w:rFonts w:hint="default"/>
       </w:rPr>
     </w:lvl>
     <w:lvl w:ilvl="2" w:tentative="1">
@@ -10747,6 +11120,119 @@
     </w:lvl>
   </w:abstractNum>
   <w:abstractNum w:abstractNumId="20" w15:restartNumberingAfterBreak="0">
+    <w:nsid w:val="4B257FE3"/>
+    <w:multiLevelType w:val="multilevel"/>
+    <w:tmpl w:val="024689EC"/>
+    <w:lvl w:ilvl="0">
+      <w:start w:val="4"/>
+      <w:numFmt w:val="decimal"/>
+      <w:lvlText w:val="%1"/>
+      <w:lvlJc w:val="left"/>
+      <w:pPr>
+        <w:ind w:left="360" w:hanging="360"/>
+      </w:pPr>
+      <w:rPr>
+        <w:rFonts w:hint="default"/>
+      </w:rPr>
+    </w:lvl>
+    <w:lvl w:ilvl="1">
+      <w:start w:val="9"/>
+      <w:numFmt w:val="decimal"/>
+      <w:lvlText w:val="%1.%2"/>
+      <w:lvlJc w:val="left"/>
+      <w:pPr>
+        <w:ind w:left="1080" w:hanging="360"/>
+      </w:pPr>
+      <w:rPr>
+        <w:rFonts w:hint="default"/>
+      </w:rPr>
+    </w:lvl>
+    <w:lvl w:ilvl="2">
+      <w:start w:val="1"/>
+      <w:numFmt w:val="decimal"/>
+      <w:lvlText w:val="%1.%2.%3"/>
+      <w:lvlJc w:val="left"/>
+      <w:pPr>
+        <w:ind w:left="2160" w:hanging="720"/>
+      </w:pPr>
+      <w:rPr>
+        <w:rFonts w:hint="default"/>
+      </w:rPr>
+    </w:lvl>
+    <w:lvl w:ilvl="3">
+      <w:start w:val="1"/>
+      <w:numFmt w:val="decimal"/>
+      <w:lvlText w:val="%1.%2.%3.%4"/>
+      <w:lvlJc w:val="left"/>
+      <w:pPr>
+        <w:ind w:left="3240" w:hanging="1080"/>
+      </w:pPr>
+      <w:rPr>
+        <w:rFonts w:hint="default"/>
+      </w:rPr>
+    </w:lvl>
+    <w:lvl w:ilvl="4">
+      <w:start w:val="1"/>
+      <w:numFmt w:val="decimal"/>
+      <w:lvlText w:val="%1.%2.%3.%4.%5"/>
+      <w:lvlJc w:val="left"/>
+      <w:pPr>
+        <w:ind w:left="3960" w:hanging="1080"/>
+      </w:pPr>
+      <w:rPr>
+        <w:rFonts w:hint="default"/>
+      </w:rPr>
+    </w:lvl>
+    <w:lvl w:ilvl="5">
+      <w:start w:val="1"/>
+      <w:numFmt w:val="decimal"/>
+      <w:lvlText w:val="%1.%2.%3.%4.%5.%6"/>
+      <w:lvlJc w:val="left"/>
+      <w:pPr>
+        <w:ind w:left="5040" w:hanging="1440"/>
+      </w:pPr>
+      <w:rPr>
+        <w:rFonts w:hint="default"/>
+      </w:rPr>
+    </w:lvl>
+    <w:lvl w:ilvl="6">
+      <w:start w:val="1"/>
+      <w:numFmt w:val="decimal"/>
+      <w:lvlText w:val="%1.%2.%3.%4.%5.%6.%7"/>
+      <w:lvlJc w:val="left"/>
+      <w:pPr>
+        <w:ind w:left="5760" w:hanging="1440"/>
+      </w:pPr>
+      <w:rPr>
+        <w:rFonts w:hint="default"/>
+      </w:rPr>
+    </w:lvl>
+    <w:lvl w:ilvl="7">
+      <w:start w:val="1"/>
+      <w:numFmt w:val="decimal"/>
+      <w:lvlText w:val="%1.%2.%3.%4.%5.%6.%7.%8"/>
+      <w:lvlJc w:val="left"/>
+      <w:pPr>
+        <w:ind w:left="6840" w:hanging="1800"/>
+      </w:pPr>
+      <w:rPr>
+        <w:rFonts w:hint="default"/>
+      </w:rPr>
+    </w:lvl>
+    <w:lvl w:ilvl="8">
+      <w:start w:val="1"/>
+      <w:numFmt w:val="decimal"/>
+      <w:lvlText w:val="%1.%2.%3.%4.%5.%6.%7.%8.%9"/>
+      <w:lvlJc w:val="left"/>
+      <w:pPr>
+        <w:ind w:left="7920" w:hanging="2160"/>
+      </w:pPr>
+      <w:rPr>
+        <w:rFonts w:hint="default"/>
+      </w:rPr>
+    </w:lvl>
+  </w:abstractNum>
+  <w:abstractNum w:abstractNumId="21" w15:restartNumberingAfterBreak="0">
     <w:nsid w:val="4B316A60"/>
     <w:multiLevelType w:val="hybridMultilevel"/>
     <w:tmpl w:val="63589E14"/>
@@ -10859,7 +11345,7 @@
       </w:rPr>
     </w:lvl>
   </w:abstractNum>
-  <w:abstractNum w:abstractNumId="21" w15:restartNumberingAfterBreak="0">
+  <w:abstractNum w:abstractNumId="22" w15:restartNumberingAfterBreak="0">
     <w:nsid w:val="4CB75440"/>
     <w:multiLevelType w:val="hybridMultilevel"/>
     <w:tmpl w:val="C6F08BD4"/>
@@ -10972,7 +11458,7 @@
       </w:rPr>
     </w:lvl>
   </w:abstractNum>
-  <w:abstractNum w:abstractNumId="22" w15:restartNumberingAfterBreak="0">
+  <w:abstractNum w:abstractNumId="23" w15:restartNumberingAfterBreak="0">
     <w:nsid w:val="4DE47162"/>
     <w:multiLevelType w:val="hybridMultilevel"/>
     <w:tmpl w:val="DEBEB6DA"/>
@@ -11061,7 +11547,7 @@
       </w:pPr>
     </w:lvl>
   </w:abstractNum>
-  <w:abstractNum w:abstractNumId="23" w15:restartNumberingAfterBreak="0">
+  <w:abstractNum w:abstractNumId="24" w15:restartNumberingAfterBreak="0">
     <w:nsid w:val="56FA08F1"/>
     <w:multiLevelType w:val="hybridMultilevel"/>
     <w:tmpl w:val="6D2EFD38"/>
@@ -11174,7 +11660,7 @@
       </w:rPr>
     </w:lvl>
   </w:abstractNum>
-  <w:abstractNum w:abstractNumId="24" w15:restartNumberingAfterBreak="0">
+  <w:abstractNum w:abstractNumId="25" w15:restartNumberingAfterBreak="0">
     <w:nsid w:val="5A583575"/>
     <w:multiLevelType w:val="hybridMultilevel"/>
     <w:tmpl w:val="30E0655E"/>
@@ -11287,7 +11773,7 @@
       </w:rPr>
     </w:lvl>
   </w:abstractNum>
-  <w:abstractNum w:abstractNumId="25" w15:restartNumberingAfterBreak="0">
+  <w:abstractNum w:abstractNumId="26" w15:restartNumberingAfterBreak="0">
     <w:nsid w:val="5CEB5D15"/>
     <w:multiLevelType w:val="multilevel"/>
     <w:tmpl w:val="4C8ACC20"/>
@@ -11436,7 +11922,7 @@
       </w:rPr>
     </w:lvl>
   </w:abstractNum>
-  <w:abstractNum w:abstractNumId="26" w15:restartNumberingAfterBreak="0">
+  <w:abstractNum w:abstractNumId="27" w15:restartNumberingAfterBreak="0">
     <w:nsid w:val="61F6567C"/>
     <w:multiLevelType w:val="multilevel"/>
     <w:tmpl w:val="337443A6"/>
@@ -11585,7 +12071,7 @@
       </w:rPr>
     </w:lvl>
   </w:abstractNum>
-  <w:abstractNum w:abstractNumId="27" w15:restartNumberingAfterBreak="0">
+  <w:abstractNum w:abstractNumId="28" w15:restartNumberingAfterBreak="0">
     <w:nsid w:val="65071A4E"/>
     <w:multiLevelType w:val="hybridMultilevel"/>
     <w:tmpl w:val="8FE492CC"/>
@@ -11725,7 +12211,7 @@
       </w:rPr>
     </w:lvl>
   </w:abstractNum>
-  <w:abstractNum w:abstractNumId="28" w15:restartNumberingAfterBreak="0">
+  <w:abstractNum w:abstractNumId="29" w15:restartNumberingAfterBreak="0">
     <w:nsid w:val="6A06368A"/>
     <w:multiLevelType w:val="hybridMultilevel"/>
     <w:tmpl w:val="180604CC"/>
@@ -11865,7 +12351,7 @@
       </w:rPr>
     </w:lvl>
   </w:abstractNum>
-  <w:abstractNum w:abstractNumId="29" w15:restartNumberingAfterBreak="0">
+  <w:abstractNum w:abstractNumId="30" w15:restartNumberingAfterBreak="0">
     <w:nsid w:val="6DAC3CBF"/>
     <w:multiLevelType w:val="multilevel"/>
     <w:tmpl w:val="6B96DB52"/>
@@ -12014,7 +12500,7 @@
       </w:rPr>
     </w:lvl>
   </w:abstractNum>
-  <w:abstractNum w:abstractNumId="30" w15:restartNumberingAfterBreak="0">
+  <w:abstractNum w:abstractNumId="31" w15:restartNumberingAfterBreak="0">
     <w:nsid w:val="708436DC"/>
     <w:multiLevelType w:val="multilevel"/>
     <w:tmpl w:val="8A8A691C"/>
@@ -12163,7 +12649,7 @@
       </w:rPr>
     </w:lvl>
   </w:abstractNum>
-  <w:abstractNum w:abstractNumId="31" w15:restartNumberingAfterBreak="0">
+  <w:abstractNum w:abstractNumId="32" w15:restartNumberingAfterBreak="0">
     <w:nsid w:val="708617C6"/>
     <w:multiLevelType w:val="hybridMultilevel"/>
     <w:tmpl w:val="A71A0A40"/>
@@ -12249,7 +12735,7 @@
       </w:pPr>
     </w:lvl>
   </w:abstractNum>
-  <w:abstractNum w:abstractNumId="32" w15:restartNumberingAfterBreak="0">
+  <w:abstractNum w:abstractNumId="33" w15:restartNumberingAfterBreak="0">
     <w:nsid w:val="71BA3016"/>
     <w:multiLevelType w:val="multilevel"/>
     <w:tmpl w:val="E83CC646"/>
@@ -12398,7 +12884,7 @@
       </w:rPr>
     </w:lvl>
   </w:abstractNum>
-  <w:abstractNum w:abstractNumId="33" w15:restartNumberingAfterBreak="0">
+  <w:abstractNum w:abstractNumId="34" w15:restartNumberingAfterBreak="0">
     <w:nsid w:val="72922945"/>
     <w:multiLevelType w:val="multilevel"/>
     <w:tmpl w:val="E5F0C362"/>
@@ -12557,34 +13043,34 @@
     <w:abstractNumId w:val="5"/>
   </w:num>
   <w:num w:numId="4" w16cid:durableId="971904578">
-    <w:abstractNumId w:val="27"/>
+    <w:abstractNumId w:val="28"/>
   </w:num>
   <w:num w:numId="5" w16cid:durableId="1213886455">
     <w:abstractNumId w:val="3"/>
   </w:num>
   <w:num w:numId="6" w16cid:durableId="1009678781">
-    <w:abstractNumId w:val="20"/>
+    <w:abstractNumId w:val="21"/>
   </w:num>
   <w:num w:numId="7" w16cid:durableId="280846812">
-    <w:abstractNumId w:val="21"/>
+    <w:abstractNumId w:val="22"/>
   </w:num>
   <w:num w:numId="8" w16cid:durableId="2088763770">
     <w:abstractNumId w:val="16"/>
   </w:num>
   <w:num w:numId="9" w16cid:durableId="749304679">
-    <w:abstractNumId w:val="24"/>
+    <w:abstractNumId w:val="25"/>
   </w:num>
   <w:num w:numId="10" w16cid:durableId="1862622647">
-    <w:abstractNumId w:val="28"/>
+    <w:abstractNumId w:val="29"/>
   </w:num>
   <w:num w:numId="11" w16cid:durableId="1685356111">
-    <w:abstractNumId w:val="23"/>
+    <w:abstractNumId w:val="24"/>
   </w:num>
   <w:num w:numId="12" w16cid:durableId="1018000328">
     <w:abstractNumId w:val="10"/>
   </w:num>
   <w:num w:numId="13" w16cid:durableId="1243832892">
-    <w:abstractNumId w:val="31"/>
+    <w:abstractNumId w:val="32"/>
   </w:num>
   <w:num w:numId="14" w16cid:durableId="804588889">
     <w:abstractNumId w:val="19"/>
@@ -12593,7 +13079,7 @@
     <w:abstractNumId w:val="14"/>
   </w:num>
   <w:num w:numId="16" w16cid:durableId="1464498753">
-    <w:abstractNumId w:val="22"/>
+    <w:abstractNumId w:val="23"/>
   </w:num>
   <w:num w:numId="17" w16cid:durableId="794176745">
     <w:abstractNumId w:val="8"/>
@@ -12608,16 +13094,16 @@
     <w:abstractNumId w:val="18"/>
   </w:num>
   <w:num w:numId="21" w16cid:durableId="1903827735">
+    <w:abstractNumId w:val="31"/>
+  </w:num>
+  <w:num w:numId="22" w16cid:durableId="1198353664">
     <w:abstractNumId w:val="30"/>
   </w:num>
-  <w:num w:numId="22" w16cid:durableId="1198353664">
-    <w:abstractNumId w:val="29"/>
-  </w:num>
   <w:num w:numId="23" w16cid:durableId="874125569">
-    <w:abstractNumId w:val="25"/>
+    <w:abstractNumId w:val="26"/>
   </w:num>
   <w:num w:numId="24" w16cid:durableId="2067101897">
-    <w:abstractNumId w:val="32"/>
+    <w:abstractNumId w:val="33"/>
   </w:num>
   <w:num w:numId="25" w16cid:durableId="1447693009">
     <w:abstractNumId w:val="1"/>
@@ -12629,10 +13115,10 @@
     <w:abstractNumId w:val="13"/>
   </w:num>
   <w:num w:numId="28" w16cid:durableId="395667521">
-    <w:abstractNumId w:val="33"/>
+    <w:abstractNumId w:val="34"/>
   </w:num>
   <w:num w:numId="29" w16cid:durableId="1337422612">
-    <w:abstractNumId w:val="26"/>
+    <w:abstractNumId w:val="27"/>
   </w:num>
   <w:num w:numId="30" w16cid:durableId="1616205563">
     <w:abstractNumId w:val="7"/>
@@ -12648,6 +13134,9 @@
   </w:num>
   <w:num w:numId="34" w16cid:durableId="920724076">
     <w:abstractNumId w:val="9"/>
+  </w:num>
+  <w:num w:numId="35" w16cid:durableId="1255893624">
+    <w:abstractNumId w:val="20"/>
   </w:num>
 </w:numbering>
 </file>
@@ -13165,6 +13654,60 @@
       <w:u w:val="single"/>
     </w:rPr>
   </w:style>
+  <w:style w:type="paragraph" w:styleId="aa">
+    <w:name w:val="header"/>
+    <w:basedOn w:val="a"/>
+    <w:link w:val="ab"/>
+    <w:uiPriority w:val="99"/>
+    <w:unhideWhenUsed/>
+    <w:rsid w:val="00865C4A"/>
+    <w:pPr>
+      <w:tabs>
+        <w:tab w:val="center" w:pos="4677"/>
+        <w:tab w:val="right" w:pos="9355"/>
+      </w:tabs>
+    </w:pPr>
+  </w:style>
+  <w:style w:type="character" w:customStyle="1" w:styleId="ab">
+    <w:name w:val="Верхний колонтитул Знак"/>
+    <w:basedOn w:val="a0"/>
+    <w:link w:val="aa"/>
+    <w:uiPriority w:val="99"/>
+    <w:rsid w:val="00865C4A"/>
+    <w:rPr>
+      <w:rFonts w:ascii="Times New Roman" w:eastAsia="Times New Roman" w:hAnsi="Times New Roman" w:cs="Times New Roman"/>
+      <w:sz w:val="24"/>
+      <w:szCs w:val="24"/>
+      <w:lang w:eastAsia="ru-RU"/>
+    </w:rPr>
+  </w:style>
+  <w:style w:type="paragraph" w:styleId="ac">
+    <w:name w:val="footer"/>
+    <w:basedOn w:val="a"/>
+    <w:link w:val="ad"/>
+    <w:uiPriority w:val="99"/>
+    <w:unhideWhenUsed/>
+    <w:rsid w:val="00865C4A"/>
+    <w:pPr>
+      <w:tabs>
+        <w:tab w:val="center" w:pos="4677"/>
+        <w:tab w:val="right" w:pos="9355"/>
+      </w:tabs>
+    </w:pPr>
+  </w:style>
+  <w:style w:type="character" w:customStyle="1" w:styleId="ad">
+    <w:name w:val="Нижний колонтитул Знак"/>
+    <w:basedOn w:val="a0"/>
+    <w:link w:val="ac"/>
+    <w:uiPriority w:val="99"/>
+    <w:rsid w:val="00865C4A"/>
+    <w:rPr>
+      <w:rFonts w:ascii="Times New Roman" w:eastAsia="Times New Roman" w:hAnsi="Times New Roman" w:cs="Times New Roman"/>
+      <w:sz w:val="24"/>
+      <w:szCs w:val="24"/>
+      <w:lang w:eastAsia="ru-RU"/>
+    </w:rPr>
+  </w:style>
 </w:styles>
 </file>
 

--- a/Документация/Отчет.docx
+++ b/Документация/Отчет.docx
@@ -1318,6 +1318,7 @@
       <w:pPr>
         <w:spacing w:line="360" w:lineRule="auto"/>
         <w:ind w:firstLine="709"/>
+        <w:jc w:val="both"/>
         <w:rPr>
           <w:sz w:val="28"/>
           <w:szCs w:val="28"/>
@@ -1349,6 +1350,7 @@
       <w:pPr>
         <w:spacing w:line="360" w:lineRule="auto"/>
         <w:ind w:firstLine="709"/>
+        <w:jc w:val="both"/>
         <w:rPr>
           <w:b/>
           <w:bCs/>
@@ -1393,6 +1395,7 @@
       <w:pPr>
         <w:spacing w:line="360" w:lineRule="auto"/>
         <w:ind w:firstLine="709"/>
+        <w:jc w:val="both"/>
         <w:rPr>
           <w:sz w:val="28"/>
           <w:szCs w:val="28"/>
@@ -1419,6 +1422,7 @@
       <w:pPr>
         <w:spacing w:line="360" w:lineRule="auto"/>
         <w:ind w:firstLine="709"/>
+        <w:jc w:val="both"/>
         <w:rPr>
           <w:b/>
           <w:bCs/>
@@ -2079,21 +2083,7 @@
           <w:sz w:val="28"/>
           <w:szCs w:val="28"/>
         </w:rPr>
-        <w:t xml:space="preserve"> (см. рисунок </w:t>
-      </w:r>
-      <w:r>
-        <w:rPr>
-          <w:sz w:val="28"/>
-          <w:szCs w:val="28"/>
-        </w:rPr>
-        <w:t>2</w:t>
-      </w:r>
-      <w:r>
-        <w:rPr>
-          <w:sz w:val="28"/>
-          <w:szCs w:val="28"/>
-        </w:rPr>
-        <w:t>)</w:t>
+        <w:t xml:space="preserve"> (см. рисунок 2)</w:t>
       </w:r>
       <w:r>
         <w:rPr>
@@ -2267,28 +2257,56 @@
           <w:sz w:val="28"/>
           <w:szCs w:val="28"/>
         </w:rPr>
-        <w:t xml:space="preserve"> – установлена путём добавления роли «Службы доменных служб Active Directory» на сервер с Windows Server 2016 Standard</w:t>
-      </w:r>
-      <w:r>
-        <w:rPr>
-          <w:sz w:val="28"/>
-          <w:szCs w:val="28"/>
-        </w:rPr>
-        <w:t xml:space="preserve"> (см. рисунок </w:t>
-      </w:r>
-      <w:r>
-        <w:rPr>
-          <w:sz w:val="28"/>
-          <w:szCs w:val="28"/>
-        </w:rPr>
-        <w:t>3</w:t>
-      </w:r>
-      <w:r>
-        <w:rPr>
-          <w:sz w:val="28"/>
-          <w:szCs w:val="28"/>
-        </w:rPr>
-        <w:t>)</w:t>
+        <w:t xml:space="preserve"> – установлена путём добавления роли «</w:t>
+      </w:r>
+      <w:r>
+        <w:rPr>
+          <w:sz w:val="28"/>
+          <w:szCs w:val="28"/>
+        </w:rPr>
+        <w:t>Д</w:t>
+      </w:r>
+      <w:r>
+        <w:rPr>
+          <w:sz w:val="28"/>
+          <w:szCs w:val="28"/>
+        </w:rPr>
+        <w:t>оменны</w:t>
+      </w:r>
+      <w:r>
+        <w:rPr>
+          <w:sz w:val="28"/>
+          <w:szCs w:val="28"/>
+        </w:rPr>
+        <w:t>е</w:t>
+      </w:r>
+      <w:r>
+        <w:rPr>
+          <w:sz w:val="28"/>
+          <w:szCs w:val="28"/>
+        </w:rPr>
+        <w:t xml:space="preserve"> служб</w:t>
+      </w:r>
+      <w:r>
+        <w:rPr>
+          <w:sz w:val="28"/>
+          <w:szCs w:val="28"/>
+        </w:rPr>
+        <w:t>ы</w:t>
+      </w:r>
+      <w:r>
+        <w:rPr>
+          <w:sz w:val="28"/>
+          <w:szCs w:val="28"/>
+        </w:rPr>
+        <w:t xml:space="preserve"> Active Directory» на сервер с Windows Server 2016 Standard</w:t>
+      </w:r>
+      <w:r>
+        <w:rPr>
+          <w:sz w:val="28"/>
+          <w:szCs w:val="28"/>
+        </w:rPr>
+        <w:t xml:space="preserve"> (см. рисунок 3)</w:t>
       </w:r>
       <w:r>
         <w:rPr>
@@ -5215,15 +5233,92 @@
         <w:rPr>
           <w:sz w:val="28"/>
           <w:szCs w:val="28"/>
+        </w:rPr>
+      </w:pPr>
+      <w:r>
+        <w:rPr>
+          <w:sz w:val="28"/>
+          <w:szCs w:val="28"/>
+        </w:rPr>
+        <w:t>Выполнен</w:t>
+      </w:r>
+      <w:r>
+        <w:rPr>
+          <w:sz w:val="28"/>
+          <w:szCs w:val="28"/>
+        </w:rPr>
+        <w:t xml:space="preserve"> </w:t>
+      </w:r>
+      <w:r>
+        <w:rPr>
+          <w:sz w:val="28"/>
+          <w:szCs w:val="28"/>
+        </w:rPr>
+        <w:t>первый</w:t>
+      </w:r>
+      <w:r>
+        <w:rPr>
+          <w:sz w:val="28"/>
+          <w:szCs w:val="28"/>
+        </w:rPr>
+        <w:t xml:space="preserve"> </w:t>
+      </w:r>
+      <w:r>
+        <w:rPr>
+          <w:sz w:val="28"/>
+          <w:szCs w:val="28"/>
+        </w:rPr>
+        <w:t>коммит</w:t>
+      </w:r>
+      <w:r>
+        <w:rPr>
+          <w:sz w:val="28"/>
+          <w:szCs w:val="28"/>
+        </w:rPr>
+        <w:t xml:space="preserve"> </w:t>
+      </w:r>
+      <w:r>
+        <w:rPr>
+          <w:sz w:val="28"/>
+          <w:szCs w:val="28"/>
+        </w:rPr>
+        <w:t>с</w:t>
+      </w:r>
+      <w:r>
+        <w:rPr>
+          <w:sz w:val="28"/>
+          <w:szCs w:val="28"/>
+        </w:rPr>
+        <w:t xml:space="preserve"> </w:t>
+      </w:r>
+      <w:r>
+        <w:rPr>
+          <w:sz w:val="28"/>
+          <w:szCs w:val="28"/>
+        </w:rPr>
+        <w:t>комментарием</w:t>
+      </w:r>
+      <w:r>
+        <w:rPr>
+          <w:sz w:val="28"/>
+          <w:szCs w:val="28"/>
+        </w:rPr>
+        <w:t xml:space="preserve"> «</w:t>
+      </w:r>
+      <w:r>
+        <w:rPr>
+          <w:sz w:val="28"/>
+          <w:szCs w:val="28"/>
           <w:lang w:val="en-US"/>
         </w:rPr>
-      </w:pPr>
-      <w:r>
-        <w:rPr>
-          <w:sz w:val="28"/>
-          <w:szCs w:val="28"/>
-        </w:rPr>
-        <w:t>Выполнен</w:t>
+        <w:t>first</w:t>
+      </w:r>
+      <w:r>
+        <w:rPr>
+          <w:sz w:val="28"/>
+          <w:szCs w:val="28"/>
+        </w:rPr>
+        <w:t xml:space="preserve"> </w:t>
       </w:r>
       <w:r>
         <w:rPr>
@@ -5231,67 +5326,14 @@
           <w:szCs w:val="28"/>
           <w:lang w:val="en-US"/>
         </w:rPr>
-        <w:t xml:space="preserve"> </w:t>
-      </w:r>
-      <w:r>
-        <w:rPr>
-          <w:sz w:val="28"/>
-          <w:szCs w:val="28"/>
-        </w:rPr>
-        <w:t>первый</w:t>
-      </w:r>
-      <w:r>
-        <w:rPr>
-          <w:sz w:val="28"/>
-          <w:szCs w:val="28"/>
-          <w:lang w:val="en-US"/>
-        </w:rPr>
-        <w:t xml:space="preserve"> </w:t>
-      </w:r>
-      <w:r>
-        <w:rPr>
-          <w:sz w:val="28"/>
-          <w:szCs w:val="28"/>
-        </w:rPr>
-        <w:t>коммит</w:t>
-      </w:r>
-      <w:r>
-        <w:rPr>
-          <w:sz w:val="28"/>
-          <w:szCs w:val="28"/>
-          <w:lang w:val="en-US"/>
-        </w:rPr>
-        <w:t xml:space="preserve"> </w:t>
-      </w:r>
-      <w:r>
-        <w:rPr>
-          <w:sz w:val="28"/>
-          <w:szCs w:val="28"/>
-        </w:rPr>
-        <w:t>с</w:t>
-      </w:r>
-      <w:r>
-        <w:rPr>
-          <w:sz w:val="28"/>
-          <w:szCs w:val="28"/>
-          <w:lang w:val="en-US"/>
-        </w:rPr>
-        <w:t xml:space="preserve"> </w:t>
-      </w:r>
-      <w:r>
-        <w:rPr>
-          <w:sz w:val="28"/>
-          <w:szCs w:val="28"/>
-        </w:rPr>
-        <w:t>комментарием</w:t>
-      </w:r>
-      <w:r>
-        <w:rPr>
-          <w:sz w:val="28"/>
-          <w:szCs w:val="28"/>
-          <w:lang w:val="en-US"/>
-        </w:rPr>
-        <w:t xml:space="preserve"> «Initial commit: configuration after installation».</w:t>
+        <w:t>commit</w:t>
+      </w:r>
+      <w:r>
+        <w:rPr>
+          <w:sz w:val="28"/>
+          <w:szCs w:val="28"/>
+        </w:rPr>
+        <w:t>».</w:t>
       </w:r>
     </w:p>
     <w:p>
@@ -5340,7 +5382,21 @@
           <w:sz w:val="28"/>
           <w:szCs w:val="28"/>
         </w:rPr>
-        <w:t xml:space="preserve">, он располагается п адресу: </w:t>
+        <w:t>, он располагается п</w:t>
+      </w:r>
+      <w:r>
+        <w:rPr>
+          <w:sz w:val="28"/>
+          <w:szCs w:val="28"/>
+        </w:rPr>
+        <w:t>о</w:t>
+      </w:r>
+      <w:r>
+        <w:rPr>
+          <w:sz w:val="28"/>
+          <w:szCs w:val="28"/>
+        </w:rPr>
+        <w:t xml:space="preserve"> адресу: </w:t>
       </w:r>
       <w:hyperlink r:id="rId15" w:history="1">
         <w:r>
@@ -5373,6 +5429,28 @@
     </w:p>
     <w:p>
       <w:pPr>
+        <w:spacing w:line="360" w:lineRule="auto"/>
+        <w:ind w:firstLine="709"/>
+        <w:jc w:val="both"/>
+        <w:rPr>
+          <w:sz w:val="28"/>
+          <w:szCs w:val="28"/>
+        </w:rPr>
+      </w:pPr>
+    </w:p>
+    <w:p>
+      <w:pPr>
+        <w:spacing w:line="360" w:lineRule="auto"/>
+        <w:ind w:firstLine="709"/>
+        <w:jc w:val="both"/>
+        <w:rPr>
+          <w:sz w:val="28"/>
+          <w:szCs w:val="28"/>
+        </w:rPr>
+      </w:pPr>
+    </w:p>
+    <w:p>
+      <w:pPr>
         <w:pStyle w:val="a5"/>
         <w:numPr>
           <w:ilvl w:val="1"/>
@@ -5394,6 +5472,7 @@
           <w:sz w:val="28"/>
           <w:szCs w:val="28"/>
         </w:rPr>
+        <w:lastRenderedPageBreak/>
         <w:t>Выбрать методы и средства защиты программного обеспечения</w:t>
       </w:r>
     </w:p>
@@ -5412,7 +5491,6 @@
           <w:sz w:val="28"/>
           <w:szCs w:val="28"/>
         </w:rPr>
-        <w:lastRenderedPageBreak/>
         <w:t>На этапе проектирования были выбраны следующие методы и средства защиты:</w:t>
       </w:r>
     </w:p>
@@ -5823,6 +5901,7 @@
           <w:sz w:val="28"/>
           <w:szCs w:val="28"/>
         </w:rPr>
+        <w:lastRenderedPageBreak/>
         <w:t>Параметр «Взаимодействие с системой: не отображать последнего пользователя» – включён.</w:t>
       </w:r>
     </w:p>
@@ -5850,7 +5929,6 @@
           <w:sz w:val="28"/>
           <w:szCs w:val="28"/>
         </w:rPr>
-        <w:lastRenderedPageBreak/>
         <w:t>Параметр «Интерактивный вход: поведение при запросе повышения прав» – переключение на безопасный рабочий стол.</w:t>
       </w:r>
     </w:p>
@@ -6150,36 +6228,6 @@
     </w:p>
     <w:p>
       <w:pPr>
-        <w:spacing w:line="360" w:lineRule="auto"/>
-        <w:jc w:val="center"/>
-        <w:rPr>
-          <w:sz w:val="28"/>
-          <w:szCs w:val="28"/>
-        </w:rPr>
-      </w:pPr>
-    </w:p>
-    <w:p>
-      <w:pPr>
-        <w:spacing w:line="360" w:lineRule="auto"/>
-        <w:jc w:val="center"/>
-        <w:rPr>
-          <w:sz w:val="28"/>
-          <w:szCs w:val="28"/>
-        </w:rPr>
-      </w:pPr>
-    </w:p>
-    <w:p>
-      <w:pPr>
-        <w:spacing w:line="360" w:lineRule="auto"/>
-        <w:jc w:val="center"/>
-        <w:rPr>
-          <w:sz w:val="28"/>
-          <w:szCs w:val="28"/>
-        </w:rPr>
-      </w:pPr>
-    </w:p>
-    <w:p>
-      <w:pPr>
         <w:pStyle w:val="a5"/>
         <w:numPr>
           <w:ilvl w:val="1"/>
@@ -6881,7 +6929,6 @@
         <w:rPr>
           <w:sz w:val="28"/>
           <w:szCs w:val="28"/>
-          <w:lang w:val="en-US"/>
         </w:rPr>
         <w:t>9</w:t>
       </w:r>
@@ -7002,7 +7049,6 @@
         <w:rPr>
           <w:sz w:val="28"/>
           <w:szCs w:val="28"/>
-          <w:lang w:val="en-US"/>
         </w:rPr>
         <w:t>9</w:t>
       </w:r>
@@ -7486,14 +7532,7 @@
           <w:sz w:val="28"/>
           <w:szCs w:val="28"/>
         </w:rPr>
-        <w:t xml:space="preserve"> (см. рисунок </w:t>
-      </w:r>
-      <w:r>
-        <w:rPr>
-          <w:sz w:val="28"/>
-          <w:szCs w:val="28"/>
-        </w:rPr>
-        <w:t>1</w:t>
+        <w:t xml:space="preserve"> (см. рисунок 1</w:t>
       </w:r>
       <w:r>
         <w:rPr>
@@ -7611,7 +7650,6 @@
         <w:rPr>
           <w:sz w:val="28"/>
           <w:szCs w:val="28"/>
-          <w:lang w:val="en-US"/>
         </w:rPr>
         <w:t>1</w:t>
       </w:r>
